--- a/delivery-docs/03_生产环境云端部署与CI-CD配置手册.docx
+++ b/delivery-docs/03_生产环境云端部署与CI-CD配置手册.docx
@@ -835,7 +835,7 @@
       </w:tr>
     </w:tbl>
     <w:bookmarkEnd w:id="11"/>
-    <w:bookmarkStart w:id="12" w:name="ssltls-模式"/>
+    <w:bookmarkStart w:id="12" w:name="X2c1ac5e2449aee99d12a1542e8adf0ccab74c59"/>
     <w:p>
       <w:pPr>
         <w:pStyle w:val="Heading2"/>
@@ -849,6 +849,15 @@
         </w:rPr>
         <w:t xml:space="preserve">模式</w:t>
       </w:r>
+      <w:r>
+        <w:t xml:space="preserve"> — Cloudflare Origin </w:t>
+      </w:r>
+      <w:r>
+        <w:rPr>
+          <w:rFonts w:hint="eastAsia"/>
+        </w:rPr>
+        <w:t xml:space="preserve">Certificate(实际方案)</w:t>
+      </w:r>
     </w:p>
     <w:p>
       <w:pPr>
@@ -856,52 +865,142 @@
       </w:pPr>
       <w:r>
         <w:rPr>
-          <w:rStyle w:val="VerbatimChar"/>
-        </w:rPr>
-        <w:t xml:space="preserve">SSL/TLS → </w:t>
-      </w:r>
-      <w:r>
-        <w:rPr>
-          <w:rStyle w:val="VerbatimChar"/>
-          <w:rFonts w:hint="eastAsia"/>
-        </w:rPr>
-        <w:t xml:space="preserve">概览</w:t>
-      </w:r>
-      <w:r>
-        <w:rPr>
-          <w:rStyle w:val="VerbatimChar"/>
-        </w:rPr>
-        <w:t xml:space="preserve"> → </w:t>
-      </w:r>
-      <w:r>
-        <w:rPr>
-          <w:rStyle w:val="VerbatimChar"/>
-          <w:rFonts w:hint="eastAsia"/>
-        </w:rPr>
-        <w:t xml:space="preserve">加密模式</w:t>
-      </w:r>
-      <w:r>
-        <w:t xml:space="preserve"> </w:t>
-      </w:r>
-      <w:r>
-        <w:rPr>
-          <w:rFonts w:hint="eastAsia"/>
-        </w:rPr>
-        <w:t xml:space="preserve">选择</w:t>
-      </w:r>
-      <w:r>
-        <w:t xml:space="preserve"> </w:t>
-      </w:r>
-      <w:r>
-        <w:rPr>
-          <w:rFonts w:hint="eastAsia"/>
+          <w:rFonts w:hint="eastAsia"/>
+        </w:rPr>
+        <w:t xml:space="preserve">本项目用</w:t>
+      </w:r>
+      <w:r>
+        <w:t xml:space="preserve"> </w:t>
+      </w:r>
+      <w:r>
+        <w:rPr>
           <w:b/>
           <w:bCs/>
         </w:rPr>
-        <w:t xml:space="preserve">Strict(严格)</w:t>
-      </w:r>
-      <w:r>
-        <w:t xml:space="preserve">。</w:t>
+        <w:t xml:space="preserve">Cloudflare Origin Certificate</w:t>
+      </w:r>
+      <w:r>
+        <w:rPr>
+          <w:rFonts w:hint="eastAsia"/>
+        </w:rPr>
+        <w:t xml:space="preserve">(免费签发,15</w:t>
+      </w:r>
+      <w:r>
+        <w:t xml:space="preserve"> </w:t>
+      </w:r>
+      <w:r>
+        <w:rPr>
+          <w:rFonts w:hint="eastAsia"/>
+        </w:rPr>
+        <w:t xml:space="preserve">年有效),而不是</w:t>
+      </w:r>
+      <w:r>
+        <w:t xml:space="preserve"> Let’s </w:t>
+      </w:r>
+      <w:r>
+        <w:rPr>
+          <w:rFonts w:hint="eastAsia"/>
+        </w:rPr>
+        <w:t xml:space="preserve">Encrypt。优点:</w:t>
+      </w:r>
+      <w:r>
+        <w:t xml:space="preserve"> </w:t>
+      </w:r>
+      <w:r>
+        <w:t xml:space="preserve">- </w:t>
+      </w:r>
+      <w:r>
+        <w:rPr>
+          <w:rFonts w:hint="eastAsia"/>
+        </w:rPr>
+        <w:t xml:space="preserve">签发到</w:t>
+      </w:r>
+      <w:r>
+        <w:t xml:space="preserve"> </w:t>
+      </w:r>
+      <w:r>
+        <w:rPr>
+          <w:rStyle w:val="VerbatimChar"/>
+        </w:rPr>
+        <w:t xml:space="preserve">*.insovo.top</w:t>
+      </w:r>
+      <w:r>
+        <w:t xml:space="preserve"> </w:t>
+      </w:r>
+      <w:r>
+        <w:rPr>
+          <w:rFonts w:hint="eastAsia"/>
+        </w:rPr>
+        <w:t xml:space="preserve">通配符,所有子域名(monitor</w:t>
+      </w:r>
+      <w:r>
+        <w:t xml:space="preserve"> / api / </w:t>
+      </w:r>
+      <w:r>
+        <w:rPr>
+          <w:rFonts w:hint="eastAsia"/>
+        </w:rPr>
+        <w:t xml:space="preserve">…)复用同张证书</w:t>
+      </w:r>
+      <w:r>
+        <w:t xml:space="preserve"> </w:t>
+      </w:r>
+      <w:r>
+        <w:t xml:space="preserve">- </w:t>
+      </w:r>
+      <w:r>
+        <w:rPr>
+          <w:rFonts w:hint="eastAsia"/>
+        </w:rPr>
+        <w:t xml:space="preserve">浏览器看到的是</w:t>
+      </w:r>
+      <w:r>
+        <w:t xml:space="preserve"> Cloudflare </w:t>
+      </w:r>
+      <w:r>
+        <w:rPr>
+          <w:rFonts w:hint="eastAsia"/>
+        </w:rPr>
+        <w:t xml:space="preserve">边缘证书,源站证书只需被</w:t>
+      </w:r>
+      <w:r>
+        <w:t xml:space="preserve"> Cloudflare </w:t>
+      </w:r>
+      <w:r>
+        <w:rPr>
+          <w:rFonts w:hint="eastAsia"/>
+        </w:rPr>
+        <w:t xml:space="preserve">验证</w:t>
+      </w:r>
+      <w:r>
+        <w:t xml:space="preserve"> —— Cloudflare Full(strict) </w:t>
+      </w:r>
+      <w:r>
+        <w:rPr>
+          <w:rFonts w:hint="eastAsia"/>
+        </w:rPr>
+        <w:t xml:space="preserve">自然信任</w:t>
+      </w:r>
+      <w:r>
+        <w:t xml:space="preserve"> </w:t>
+      </w:r>
+      <w:r>
+        <w:t xml:space="preserve">- 15 </w:t>
+      </w:r>
+      <w:r>
+        <w:rPr>
+          <w:rFonts w:hint="eastAsia"/>
+        </w:rPr>
+        <w:t xml:space="preserve">年到期,无需</w:t>
+      </w:r>
+      <w:r>
+        <w:t xml:space="preserve"> ACME </w:t>
+      </w:r>
+      <w:r>
+        <w:rPr>
+          <w:rFonts w:hint="eastAsia"/>
+        </w:rPr>
+        <w:t xml:space="preserve">续期机器人</w:t>
       </w:r>
     </w:p>
     <w:p>
@@ -910,6 +1009,237 @@
       </w:pPr>
       <w:r>
         <w:rPr>
+          <w:rFonts w:hint="eastAsia"/>
+        </w:rPr>
+        <w:t xml:space="preserve">操作步骤:</w:t>
+      </w:r>
+    </w:p>
+    <w:p>
+      <w:pPr>
+        <w:pStyle w:val="Compact"/>
+        <w:numPr>
+          <w:ilvl w:val="0"/>
+          <w:numId w:val="1002"/>
+        </w:numPr>
+      </w:pPr>
+      <w:r>
+        <w:rPr>
+          <w:rStyle w:val="VerbatimChar"/>
+        </w:rPr>
+        <w:t xml:space="preserve">SSL/TLS → Origin Server → Create Certificate</w:t>
+      </w:r>
+      <w:r>
+        <w:t xml:space="preserve"> </w:t>
+      </w:r>
+      <w:r>
+        <w:t xml:space="preserve">→ Key Type</w:t>
+      </w:r>
+      <w:r>
+        <w:t xml:space="preserve"> </w:t>
+      </w:r>
+      <w:r>
+        <w:rPr>
+          <w:rStyle w:val="VerbatimChar"/>
+        </w:rPr>
+        <w:t xml:space="preserve">ECC</w:t>
+      </w:r>
+      <w:r>
+        <w:t xml:space="preserve"> </w:t>
+      </w:r>
+      <w:r>
+        <w:t xml:space="preserve">→ Hostnames</w:t>
+      </w:r>
+      <w:r>
+        <w:t xml:space="preserve"> </w:t>
+      </w:r>
+      <w:r>
+        <w:rPr>
+          <w:rStyle w:val="VerbatimChar"/>
+        </w:rPr>
+        <w:t xml:space="preserve">*.insovo.top, insovo.top</w:t>
+      </w:r>
+      <w:r>
+        <w:t xml:space="preserve"> </w:t>
+      </w:r>
+      <w:r>
+        <w:t xml:space="preserve">→ Validity</w:t>
+      </w:r>
+      <w:r>
+        <w:t xml:space="preserve"> </w:t>
+      </w:r>
+      <w:r>
+        <w:rPr>
+          <w:rStyle w:val="VerbatimChar"/>
+        </w:rPr>
+        <w:t xml:space="preserve">15 years</w:t>
+      </w:r>
+    </w:p>
+    <w:p>
+      <w:pPr>
+        <w:pStyle w:val="Compact"/>
+        <w:numPr>
+          <w:ilvl w:val="0"/>
+          <w:numId w:val="1002"/>
+        </w:numPr>
+      </w:pPr>
+      <w:r>
+        <w:rPr>
+          <w:rFonts w:hint="eastAsia"/>
+        </w:rPr>
+        <w:t xml:space="preserve">复制</w:t>
+      </w:r>
+      <w:r>
+        <w:t xml:space="preserve"> Origin Certificate </w:t>
+      </w:r>
+      <w:r>
+        <w:rPr>
+          <w:rFonts w:hint="eastAsia"/>
+        </w:rPr>
+        <w:t xml:space="preserve">和</w:t>
+      </w:r>
+      <w:r>
+        <w:t xml:space="preserve"> Private Key(</w:t>
+      </w:r>
+      <w:r>
+        <w:rPr>
+          <w:rFonts w:hint="eastAsia"/>
+          <w:b/>
+          <w:bCs/>
+        </w:rPr>
+        <w:t xml:space="preserve">页面只显示一次</w:t>
+      </w:r>
+      <w:r>
+        <w:rPr>
+          <w:rFonts w:hint="eastAsia"/>
+        </w:rPr>
+        <w:t xml:space="preserve">),保存到</w:t>
+      </w:r>
+      <w:r>
+        <w:t xml:space="preserve"> VPS</w:t>
+      </w:r>
+      <w:r>
+        <w:t xml:space="preserve"> </w:t>
+      </w:r>
+      <w:r>
+        <w:rPr>
+          <w:rStyle w:val="VerbatimChar"/>
+        </w:rPr>
+        <w:t xml:space="preserve">/opt/mesa/web/certs/insovo.top.pem</w:t>
+      </w:r>
+      <w:r>
+        <w:t xml:space="preserve"> </w:t>
+      </w:r>
+      <w:r>
+        <w:t xml:space="preserve">+</w:t>
+      </w:r>
+      <w:r>
+        <w:t xml:space="preserve"> </w:t>
+      </w:r>
+      <w:r>
+        <w:rPr>
+          <w:rStyle w:val="VerbatimChar"/>
+        </w:rPr>
+        <w:t xml:space="preserve">insovo.top.key</w:t>
+      </w:r>
+      <w:r>
+        <w:t xml:space="preserve">,</w:t>
+      </w:r>
+      <w:r>
+        <w:rPr>
+          <w:rStyle w:val="VerbatimChar"/>
+        </w:rPr>
+        <w:t xml:space="preserve">chmod 600</w:t>
+      </w:r>
+    </w:p>
+    <w:p>
+      <w:pPr>
+        <w:pStyle w:val="Compact"/>
+        <w:numPr>
+          <w:ilvl w:val="0"/>
+          <w:numId w:val="1002"/>
+        </w:numPr>
+      </w:pPr>
+      <w:r>
+        <w:t xml:space="preserve">nginx.conf </w:t>
+      </w:r>
+      <w:r>
+        <w:rPr>
+          <w:rFonts w:hint="eastAsia"/>
+        </w:rPr>
+        <w:t xml:space="preserve">监听</w:t>
+      </w:r>
+      <w:r>
+        <w:t xml:space="preserve"> 443 +</w:t>
+      </w:r>
+      <w:r>
+        <w:t xml:space="preserve"> </w:t>
+      </w:r>
+      <w:r>
+        <w:rPr>
+          <w:rStyle w:val="VerbatimChar"/>
+        </w:rPr>
+        <w:t xml:space="preserve">ssl_certificate /etc/nginx/certs/insovo.top.pem</w:t>
+      </w:r>
+    </w:p>
+    <w:p>
+      <w:pPr>
+        <w:pStyle w:val="Compact"/>
+        <w:numPr>
+          <w:ilvl w:val="0"/>
+          <w:numId w:val="1002"/>
+        </w:numPr>
+      </w:pPr>
+      <w:r>
+        <w:t xml:space="preserve">Cloudflare</w:t>
+      </w:r>
+      <w:r>
+        <w:t xml:space="preserve"> </w:t>
+      </w:r>
+      <w:r>
+        <w:rPr>
+          <w:rStyle w:val="VerbatimChar"/>
+        </w:rPr>
+        <w:t xml:space="preserve">SSL/TLS → Overview</w:t>
+      </w:r>
+      <w:r>
+        <w:t xml:space="preserve"> </w:t>
+      </w:r>
+      <w:r>
+        <w:rPr>
+          <w:rFonts w:hint="eastAsia"/>
+        </w:rPr>
+        <w:t xml:space="preserve">选</w:t>
+      </w:r>
+      <w:r>
+        <w:t xml:space="preserve"> </w:t>
+      </w:r>
+      <w:r>
+        <w:rPr>
+          <w:b/>
+          <w:bCs/>
+        </w:rPr>
+        <w:t xml:space="preserve">Full (strict)</w:t>
+      </w:r>
+      <w:r>
+        <w:t xml:space="preserve"> </w:t>
+      </w:r>
+      <w:r>
+        <w:rPr>
+          <w:rFonts w:hint="eastAsia"/>
+        </w:rPr>
+        <w:t xml:space="preserve">端到端加密</w:t>
+      </w:r>
+    </w:p>
+    <w:p>
+      <w:pPr>
+        <w:pStyle w:val="Compact"/>
+        <w:numPr>
+          <w:ilvl w:val="0"/>
+          <w:numId w:val="1002"/>
+        </w:numPr>
+      </w:pPr>
+      <w:r>
+        <w:rPr>
           <w:rStyle w:val="VerbatimChar"/>
         </w:rPr>
         <w:t xml:space="preserve">Edge Certificates → Always Use HTTPS = ON</w:t>
@@ -921,14 +1251,7 @@
         <w:rPr>
           <w:rStyle w:val="VerbatimChar"/>
         </w:rPr>
-        <w:t xml:space="preserve">HSTS → </w:t>
-      </w:r>
-      <w:r>
-        <w:rPr>
-          <w:rStyle w:val="VerbatimChar"/>
-          <w:rFonts w:hint="eastAsia"/>
-        </w:rPr>
-        <w:t xml:space="preserve">启用</w:t>
+        <w:t xml:space="preserve">HSTS → Enable</w:t>
       </w:r>
       <w:r>
         <w:t xml:space="preserve"> </w:t>
@@ -943,7 +1266,7 @@
         <w:t xml:space="preserve">max-age=31536000; includeSubDomains; preload</w:t>
       </w:r>
       <w:r>
-        <w:t xml:space="preserve">)。</w:t>
+        <w:t xml:space="preserve">)</w:t>
       </w:r>
     </w:p>
     <w:bookmarkEnd w:id="12"/>
@@ -1186,14 +1509,46 @@
         <w:rPr>
           <w:rStyle w:val="VerbatimChar"/>
         </w:rPr>
-        <w:t xml:space="preserve">Port 2222                  # </w:t>
-      </w:r>
-      <w:r>
-        <w:rPr>
-          <w:rStyle w:val="VerbatimChar"/>
-          <w:rFonts w:hint="eastAsia"/>
-        </w:rPr>
-        <w:t xml:space="preserve">改非默认,避免暴力扫描</w:t>
+        <w:t xml:space="preserve"># Port </w:t>
+      </w:r>
+      <w:r>
+        <w:rPr>
+          <w:rStyle w:val="VerbatimChar"/>
+          <w:rFonts w:hint="eastAsia"/>
+        </w:rPr>
+        <w:t xml:space="preserve">保留</w:t>
+      </w:r>
+      <w:r>
+        <w:rPr>
+          <w:rStyle w:val="VerbatimChar"/>
+        </w:rPr>
+        <w:t xml:space="preserve"> VPS </w:t>
+      </w:r>
+      <w:r>
+        <w:rPr>
+          <w:rStyle w:val="VerbatimChar"/>
+          <w:rFonts w:hint="eastAsia"/>
+        </w:rPr>
+        <w:t xml:space="preserve">厂商出厂默认(如</w:t>
+      </w:r>
+      <w:r>
+        <w:rPr>
+          <w:rStyle w:val="VerbatimChar"/>
+        </w:rPr>
+        <w:t xml:space="preserve"> </w:t>
+      </w:r>
+      <w:r>
+        <w:rPr>
+          <w:rStyle w:val="VerbatimChar"/>
+          <w:rFonts w:hint="eastAsia"/>
+        </w:rPr>
+        <w:t xml:space="preserve">36724);若改记得同步改</w:t>
+      </w:r>
+      <w:r>
+        <w:rPr>
+          <w:rStyle w:val="VerbatimChar"/>
+        </w:rPr>
+        <w:t xml:space="preserve"> UFW</w:t>
       </w:r>
       <w:r>
         <w:br/>
@@ -1231,7 +1586,7 @@
         <w:rPr>
           <w:rStyle w:val="VerbatimChar"/>
         </w:rPr>
-        <w:t xml:space="preserve">sudo systemctl restart sshd</w:t>
+        <w:t xml:space="preserve">sudo systemctl restart ssh</w:t>
       </w:r>
       <w:r>
         <w:rPr>
@@ -1257,7 +1612,7 @@
         <w:rPr>
           <w:rStyle w:val="VerbatimChar"/>
         </w:rPr>
-        <w:t xml:space="preserve">ssh -p 2222 deploy@vps</w:t>
+        <w:t xml:space="preserve">ssh deploy@vps</w:t>
       </w:r>
       <w:r>
         <w:t xml:space="preserve"> </w:t>
@@ -1267,6 +1622,133 @@
           <w:rFonts w:hint="eastAsia"/>
         </w:rPr>
         <w:t xml:space="preserve">通过后再关旧连接。</w:t>
+      </w:r>
+    </w:p>
+    <w:p>
+      <w:pPr>
+        <w:pStyle w:val="BlockText"/>
+      </w:pPr>
+      <w:r>
+        <w:t xml:space="preserve">⚠️</w:t>
+      </w:r>
+      <w:r>
+        <w:t xml:space="preserve"> </w:t>
+      </w:r>
+      <w:r>
+        <w:rPr>
+          <w:rFonts w:hint="eastAsia"/>
+          <w:b/>
+          <w:bCs/>
+        </w:rPr>
+        <w:t xml:space="preserve">本项目</w:t>
+      </w:r>
+      <w:r>
+        <w:rPr>
+          <w:b/>
+          <w:bCs/>
+        </w:rPr>
+        <w:t xml:space="preserve"> VPS </w:t>
+      </w:r>
+      <w:r>
+        <w:rPr>
+          <w:rFonts w:hint="eastAsia"/>
+          <w:b/>
+          <w:bCs/>
+        </w:rPr>
+        <w:t xml:space="preserve">出厂</w:t>
+      </w:r>
+      <w:r>
+        <w:rPr>
+          <w:b/>
+          <w:bCs/>
+        </w:rPr>
+        <w:t xml:space="preserve"> sshd </w:t>
+      </w:r>
+      <w:r>
+        <w:rPr>
+          <w:rFonts w:hint="eastAsia"/>
+          <w:b/>
+          <w:bCs/>
+        </w:rPr>
+        <w:t xml:space="preserve">监听</w:t>
+      </w:r>
+      <w:r>
+        <w:rPr>
+          <w:b/>
+          <w:bCs/>
+        </w:rPr>
+        <w:t xml:space="preserve"> 36724</w:t>
+      </w:r>
+      <w:r>
+        <w:rPr>
+          <w:rFonts w:hint="eastAsia"/>
+        </w:rPr>
+        <w:t xml:space="preserve">(不是</w:t>
+      </w:r>
+      <w:r>
+        <w:t xml:space="preserve"> </w:t>
+      </w:r>
+      <w:r>
+        <w:rPr>
+          <w:rFonts w:hint="eastAsia"/>
+        </w:rPr>
+        <w:t xml:space="preserve">22)。本机</w:t>
+      </w:r>
+      <w:r>
+        <w:t xml:space="preserve"> </w:t>
+      </w:r>
+      <w:r>
+        <w:rPr>
+          <w:rStyle w:val="VerbatimChar"/>
+        </w:rPr>
+        <w:t xml:space="preserve">~/.ssh/config</w:t>
+      </w:r>
+      <w:r>
+        <w:t xml:space="preserve"> </w:t>
+      </w:r>
+      <w:r>
+        <w:rPr>
+          <w:rFonts w:hint="eastAsia"/>
+        </w:rPr>
+        <w:t xml:space="preserve">已配:</w:t>
+      </w:r>
+    </w:p>
+    <w:p>
+      <w:pPr>
+        <w:pStyle w:val="SourceCode"/>
+      </w:pPr>
+      <w:r>
+        <w:rPr>
+          <w:rStyle w:val="VerbatimChar"/>
+        </w:rPr>
+        <w:t xml:space="preserve">Host 114.134.188.7</w:t>
+      </w:r>
+      <w:r>
+        <w:br/>
+      </w:r>
+      <w:r>
+        <w:rPr>
+          <w:rStyle w:val="VerbatimChar"/>
+        </w:rPr>
+        <w:t xml:space="preserve">  User deploy</w:t>
+      </w:r>
+      <w:r>
+        <w:br/>
+      </w:r>
+      <w:r>
+        <w:rPr>
+          <w:rStyle w:val="VerbatimChar"/>
+        </w:rPr>
+        <w:t xml:space="preserve">  Port 36724</w:t>
+      </w:r>
+      <w:r>
+        <w:br/>
+      </w:r>
+      <w:r>
+        <w:rPr>
+          <w:rStyle w:val="VerbatimChar"/>
+        </w:rPr>
+        <w:t xml:space="preserve">  IdentityFile ~/.ssh/id_ed25519</w:t>
       </w:r>
     </w:p>
     <w:bookmarkEnd w:id="15"/>
@@ -1329,13 +1811,25 @@
         <w:rPr>
           <w:rStyle w:val="NormalTok"/>
         </w:rPr>
-        <w:t xml:space="preserve"> ufw allow 2222/tcp comment </w:t>
+        <w:t xml:space="preserve"> ufw allow 36724/tcp comment </w:t>
       </w:r>
       <w:r>
         <w:rPr>
           <w:rStyle w:val="StringTok"/>
         </w:rPr>
-        <w:t xml:space="preserve">'ssh'</w:t>
+        <w:t xml:space="preserve">'sshd'</w:t>
+      </w:r>
+      <w:r>
+        <w:rPr>
+          <w:rStyle w:val="NormalTok"/>
+        </w:rPr>
+        <w:t xml:space="preserve">   </w:t>
+      </w:r>
+      <w:r>
+        <w:rPr>
+          <w:rStyle w:val="CommentTok"/>
+        </w:rPr>
+        <w:t xml:space="preserve"># 改成你实际的 sshd 端口</w:t>
       </w:r>
       <w:r>
         <w:br/>
@@ -1350,7 +1844,7 @@
         <w:rPr>
           <w:rStyle w:val="NormalTok"/>
         </w:rPr>
-        <w:t xml:space="preserve"> ufw allow 80/tcp   comment </w:t>
+        <w:t xml:space="preserve"> ufw allow 80/tcp    comment </w:t>
       </w:r>
       <w:r>
         <w:rPr>
@@ -1371,7 +1865,7 @@
         <w:rPr>
           <w:rStyle w:val="NormalTok"/>
         </w:rPr>
-        <w:t xml:space="preserve"> ufw allow 443/tcp  comment </w:t>
+        <w:t xml:space="preserve"> ufw allow 443/tcp   comment </w:t>
       </w:r>
       <w:r>
         <w:rPr>
@@ -1448,6 +1942,124 @@
       </w:r>
       <w:r>
         <w:t xml:space="preserve">(Redis)。</w:t>
+      </w:r>
+    </w:p>
+    <w:p>
+      <w:pPr>
+        <w:pStyle w:val="BodyText"/>
+      </w:pPr>
+      <w:r>
+        <w:t xml:space="preserve">⚠️</w:t>
+      </w:r>
+      <w:r>
+        <w:t xml:space="preserve"> </w:t>
+      </w:r>
+      <w:r>
+        <w:rPr>
+          <w:rFonts w:hint="eastAsia"/>
+          <w:b/>
+          <w:bCs/>
+        </w:rPr>
+        <w:t xml:space="preserve">常见踩坑</w:t>
+      </w:r>
+      <w:r>
+        <w:rPr>
+          <w:rFonts w:hint="eastAsia"/>
+        </w:rPr>
+        <w:t xml:space="preserve">:如果</w:t>
+      </w:r>
+      <w:r>
+        <w:t xml:space="preserve"> sshd </w:t>
+      </w:r>
+      <w:r>
+        <w:rPr>
+          <w:rFonts w:hint="eastAsia"/>
+        </w:rPr>
+        <w:t xml:space="preserve">不在</w:t>
+      </w:r>
+      <w:r>
+        <w:t xml:space="preserve"> 22 </w:t>
+      </w:r>
+      <w:r>
+        <w:rPr>
+          <w:rFonts w:hint="eastAsia"/>
+        </w:rPr>
+        <w:t xml:space="preserve">而</w:t>
+      </w:r>
+      <w:r>
+        <w:t xml:space="preserve"> UFW </w:t>
+      </w:r>
+      <w:r>
+        <w:rPr>
+          <w:rFonts w:hint="eastAsia"/>
+        </w:rPr>
+        <w:t xml:space="preserve">只放行了</w:t>
+      </w:r>
+      <w:r>
+        <w:t xml:space="preserve"> 22,SSH </w:t>
+      </w:r>
+      <w:r>
+        <w:rPr>
+          <w:rFonts w:hint="eastAsia"/>
+        </w:rPr>
+        <w:t xml:space="preserve">会立即被锁出</w:t>
+      </w:r>
+      <w:r>
+        <w:t xml:space="preserve"> —— </w:t>
+      </w:r>
+      <w:r>
+        <w:rPr>
+          <w:rFonts w:hint="eastAsia"/>
+        </w:rPr>
+        <w:t xml:space="preserve">这是部署初期最大的风险点。务必先确认</w:t>
+      </w:r>
+      <w:r>
+        <w:t xml:space="preserve"> </w:t>
+      </w:r>
+      <w:r>
+        <w:rPr>
+          <w:rStyle w:val="VerbatimChar"/>
+        </w:rPr>
+        <w:t xml:space="preserve">ss -tlnp \| grep sshd</w:t>
+      </w:r>
+      <w:r>
+        <w:t xml:space="preserve"> </w:t>
+      </w:r>
+      <w:r>
+        <w:rPr>
+          <w:rFonts w:hint="eastAsia"/>
+        </w:rPr>
+        <w:t xml:space="preserve">看</w:t>
+      </w:r>
+      <w:r>
+        <w:t xml:space="preserve"> sshd </w:t>
+      </w:r>
+      <w:r>
+        <w:rPr>
+          <w:rFonts w:hint="eastAsia"/>
+        </w:rPr>
+        <w:t xml:space="preserve">真实监听端口,UFW</w:t>
+      </w:r>
+      <w:r>
+        <w:t xml:space="preserve"> </w:t>
+      </w:r>
+      <w:r>
+        <w:rPr>
+          <w:rFonts w:hint="eastAsia"/>
+        </w:rPr>
+        <w:t xml:space="preserve">放行对应端口后再</w:t>
+      </w:r>
+      <w:r>
+        <w:t xml:space="preserve"> </w:t>
+      </w:r>
+      <w:r>
+        <w:rPr>
+          <w:rStyle w:val="VerbatimChar"/>
+        </w:rPr>
+        <w:t xml:space="preserve">ufw enable</w:t>
+      </w:r>
+      <w:r>
+        <w:t xml:space="preserve">。</w:t>
       </w:r>
     </w:p>
     <w:bookmarkEnd w:id="16"/>
@@ -1917,14 +2529,72 @@
         <w:rPr>
           <w:rStyle w:val="VerbatimChar"/>
         </w:rPr>
-        <w:t xml:space="preserve">POSTGRES_PASSWORD=$(openssl rand -base64 24)     # </w:t>
-      </w:r>
-      <w:r>
-        <w:rPr>
-          <w:rStyle w:val="VerbatimChar"/>
-          <w:rFonts w:hint="eastAsia"/>
-        </w:rPr>
-        <w:t xml:space="preserve">真实值</w:t>
+        <w:t xml:space="preserve"># ⚠️ </w:t>
+      </w:r>
+      <w:r>
+        <w:rPr>
+          <w:rStyle w:val="VerbatimChar"/>
+          <w:rFonts w:hint="eastAsia"/>
+        </w:rPr>
+        <w:t xml:space="preserve">必须用</w:t>
+      </w:r>
+      <w:r>
+        <w:rPr>
+          <w:rStyle w:val="VerbatimChar"/>
+        </w:rPr>
+        <w:t xml:space="preserve"> hex </w:t>
+      </w:r>
+      <w:r>
+        <w:rPr>
+          <w:rStyle w:val="VerbatimChar"/>
+          <w:rFonts w:hint="eastAsia"/>
+        </w:rPr>
+        <w:t xml:space="preserve">字符集,base64</w:t>
+      </w:r>
+      <w:r>
+        <w:rPr>
+          <w:rStyle w:val="VerbatimChar"/>
+        </w:rPr>
+        <w:t xml:space="preserve"> </w:t>
+      </w:r>
+      <w:r>
+        <w:rPr>
+          <w:rStyle w:val="VerbatimChar"/>
+          <w:rFonts w:hint="eastAsia"/>
+        </w:rPr>
+        <w:t xml:space="preserve">含</w:t>
+      </w:r>
+      <w:r>
+        <w:rPr>
+          <w:rStyle w:val="VerbatimChar"/>
+        </w:rPr>
+        <w:t xml:space="preserve"> / + = </w:t>
+      </w:r>
+      <w:r>
+        <w:rPr>
+          <w:rStyle w:val="VerbatimChar"/>
+          <w:rFonts w:hint="eastAsia"/>
+        </w:rPr>
+        <w:t xml:space="preserve">会破坏</w:t>
+      </w:r>
+      <w:r>
+        <w:rPr>
+          <w:rStyle w:val="VerbatimChar"/>
+        </w:rPr>
+        <w:t xml:space="preserve"> DATABASE_URL </w:t>
+      </w:r>
+      <w:r>
+        <w:rPr>
+          <w:rStyle w:val="VerbatimChar"/>
+          <w:rFonts w:hint="eastAsia"/>
+        </w:rPr>
+        <w:t xml:space="preserve">解析(Prisma</w:t>
+      </w:r>
+      <w:r>
+        <w:rPr>
+          <w:rStyle w:val="VerbatimChar"/>
+        </w:rPr>
+        <w:t xml:space="preserve"> P1000)</w:t>
       </w:r>
       <w:r>
         <w:br/>
@@ -1933,14 +2603,7 @@
         <w:rPr>
           <w:rStyle w:val="VerbatimChar"/>
         </w:rPr>
-        <w:t xml:space="preserve">JWT_SECRET=$(openssl rand -hex 32)               # </w:t>
-      </w:r>
-      <w:r>
-        <w:rPr>
-          <w:rStyle w:val="VerbatimChar"/>
-          <w:rFonts w:hint="eastAsia"/>
-        </w:rPr>
-        <w:t xml:space="preserve">真实值</w:t>
+        <w:t xml:space="preserve">POSTGRES_PASSWORD=$(openssl rand -hex 24)</w:t>
       </w:r>
       <w:r>
         <w:br/>
@@ -1949,7 +2612,7 @@
         <w:rPr>
           <w:rStyle w:val="VerbatimChar"/>
         </w:rPr>
-        <w:t xml:space="preserve">WEB_ORIGIN=https://recruit.your-domain.com</w:t>
+        <w:t xml:space="preserve">JWT_SECRET=$(openssl rand -hex 32)</w:t>
       </w:r>
       <w:r>
         <w:br/>
@@ -1958,6 +2621,15 @@
         <w:rPr>
           <w:rStyle w:val="VerbatimChar"/>
         </w:rPr>
+        <w:t xml:space="preserve">WEB_ORIGIN=https://insovo.top</w:t>
+      </w:r>
+      <w:r>
+        <w:br/>
+      </w:r>
+      <w:r>
+        <w:rPr>
+          <w:rStyle w:val="VerbatimChar"/>
+        </w:rPr>
         <w:t xml:space="preserve">WEB_HTTP_PORT=80</w:t>
       </w:r>
       <w:r>
@@ -1976,27 +2648,20 @@
         <w:rPr>
           <w:rStyle w:val="VerbatimChar"/>
         </w:rPr>
-        <w:t xml:space="preserve"># </w:t>
-      </w:r>
-      <w:r>
-        <w:rPr>
-          <w:rStyle w:val="VerbatimChar"/>
-          <w:rFonts w:hint="eastAsia"/>
-        </w:rPr>
-        <w:t xml:space="preserve">阶段②</w:t>
-      </w:r>
-      <w:r>
-        <w:rPr>
-          <w:rStyle w:val="VerbatimChar"/>
-        </w:rPr>
-        <w:t xml:space="preserve"> R2 </w:t>
-      </w:r>
-      <w:r>
-        <w:rPr>
-          <w:rStyle w:val="VerbatimChar"/>
-          <w:rFonts w:hint="eastAsia"/>
-        </w:rPr>
-        <w:t xml:space="preserve">凭证</w:t>
+        <w:t xml:space="preserve"># R2 </w:t>
+      </w:r>
+      <w:r>
+        <w:rPr>
+          <w:rStyle w:val="VerbatimChar"/>
+          <w:rFonts w:hint="eastAsia"/>
+        </w:rPr>
+        <w:t xml:space="preserve">凭证(业务桶</w:t>
+      </w:r>
+      <w:r>
+        <w:rPr>
+          <w:rStyle w:val="VerbatimChar"/>
+        </w:rPr>
+        <w:t xml:space="preserve"> mesa-resumes)</w:t>
       </w:r>
       <w:r>
         <w:br/>
@@ -2042,6 +2707,131 @@
           <w:rStyle w:val="VerbatimChar"/>
         </w:rPr>
         <w:t xml:space="preserve">R2_BACKUP_BUCKET=mesa-backups</w:t>
+      </w:r>
+    </w:p>
+    <w:p>
+      <w:pPr>
+        <w:pStyle w:val="BlockText"/>
+      </w:pPr>
+      <w:r>
+        <w:t xml:space="preserve">💡</w:t>
+      </w:r>
+      <w:r>
+        <w:t xml:space="preserve"> </w:t>
+      </w:r>
+      <w:r>
+        <w:rPr>
+          <w:b/>
+          <w:bCs/>
+        </w:rPr>
+        <w:t xml:space="preserve">R2 </w:t>
+      </w:r>
+      <w:r>
+        <w:rPr>
+          <w:rFonts w:hint="eastAsia"/>
+          <w:b/>
+          <w:bCs/>
+        </w:rPr>
+        <w:t xml:space="preserve">备份桶凭证不放</w:t>
+      </w:r>
+      <w:r>
+        <w:rPr>
+          <w:b/>
+          <w:bCs/>
+        </w:rPr>
+        <w:t xml:space="preserve"> </w:t>
+      </w:r>
+      <w:r>
+        <w:rPr>
+          <w:rStyle w:val="VerbatimChar"/>
+          <w:b/>
+          <w:bCs/>
+        </w:rPr>
+        <w:t xml:space="preserve">.env</w:t>
+      </w:r>
+      <w:r>
+        <w:t xml:space="preserve"> </w:t>
+      </w:r>
+      <w:r>
+        <w:t xml:space="preserve">—— </w:t>
+      </w:r>
+      <w:r>
+        <w:rPr>
+          <w:rFonts w:hint="eastAsia"/>
+        </w:rPr>
+        <w:t xml:space="preserve">用独立</w:t>
+      </w:r>
+      <w:r>
+        <w:t xml:space="preserve"> token </w:t>
+      </w:r>
+      <w:r>
+        <w:rPr>
+          <w:rFonts w:hint="eastAsia"/>
+        </w:rPr>
+        <w:t xml:space="preserve">写到</w:t>
+      </w:r>
+      <w:r>
+        <w:t xml:space="preserve"> </w:t>
+      </w:r>
+      <w:r>
+        <w:rPr>
+          <w:rStyle w:val="VerbatimChar"/>
+        </w:rPr>
+        <w:t xml:space="preserve">~/.aws/credentials</w:t>
+      </w:r>
+      <w:r>
+        <w:t xml:space="preserve"> </w:t>
+      </w:r>
+      <w:r>
+        <w:rPr>
+          <w:rFonts w:hint="eastAsia"/>
+        </w:rPr>
+        <w:t xml:space="preserve">的</w:t>
+      </w:r>
+      <w:r>
+        <w:t xml:space="preserve"> </w:t>
+      </w:r>
+      <w:r>
+        <w:rPr>
+          <w:rStyle w:val="VerbatimChar"/>
+        </w:rPr>
+        <w:t xml:space="preserve">[r2-backup]</w:t>
+      </w:r>
+      <w:r>
+        <w:t xml:space="preserve"> </w:t>
+      </w:r>
+      <w:r>
+        <w:t xml:space="preserve">profile,</w:t>
+      </w:r>
+      <w:r>
+        <w:t xml:space="preserve"> </w:t>
+      </w:r>
+      <w:r>
+        <w:t xml:space="preserve">backup.sh </w:t>
+      </w:r>
+      <w:r>
+        <w:rPr>
+          <w:rFonts w:hint="eastAsia"/>
+        </w:rPr>
+        <w:t xml:space="preserve">通过</w:t>
+      </w:r>
+      <w:r>
+        <w:t xml:space="preserve"> </w:t>
+      </w:r>
+      <w:r>
+        <w:rPr>
+          <w:rStyle w:val="VerbatimChar"/>
+        </w:rPr>
+        <w:t xml:space="preserve">aws --profile r2-backup ...</w:t>
+      </w:r>
+      <w:r>
+        <w:t xml:space="preserve"> </w:t>
+      </w:r>
+      <w:r>
+        <w:rPr>
+          <w:rFonts w:hint="eastAsia"/>
+        </w:rPr>
+        <w:t xml:space="preserve">调用,保证业务凭证泄露不会影响备份桶。</w:t>
       </w:r>
     </w:p>
     <w:bookmarkEnd w:id="20"/>
@@ -2268,6 +3058,358 @@
       </w:r>
       <w:r>
         <w:t xml:space="preserve">:</w:t>
+      </w:r>
+    </w:p>
+    <w:tbl>
+      <w:tblPr>
+        <w:tblStyle w:val="Table"/>
+        <w:tblW w:type="pct" w:w="5000"/>
+        <w:tblLayout w:type="fixed"/>
+        <w:tblLook w:firstRow="1" w:lastRow="0" w:firstColumn="0" w:lastColumn="0" w:noHBand="0" w:noVBand="0" w:val="0020"/>
+      </w:tblPr>
+      <w:tblGrid>
+        <w:gridCol w:w="5280"/>
+        <w:gridCol w:w="2640"/>
+      </w:tblGrid>
+      <w:tr>
+        <w:trPr>
+          <w:tblHeader w:val="on"/>
+        </w:trPr>
+        <w:tc>
+          <w:tcPr/>
+          <w:p>
+            <w:pPr>
+              <w:pStyle w:val="Compact"/>
+            </w:pPr>
+            <w:r>
+              <w:t xml:space="preserve">Secret</w:t>
+            </w:r>
+          </w:p>
+        </w:tc>
+        <w:tc>
+          <w:tcPr/>
+          <w:p>
+            <w:pPr>
+              <w:pStyle w:val="Compact"/>
+            </w:pPr>
+            <w:r>
+              <w:rPr>
+                <w:rFonts w:hint="eastAsia"/>
+              </w:rPr>
+              <w:t xml:space="preserve">值</w:t>
+            </w:r>
+          </w:p>
+        </w:tc>
+      </w:tr>
+      <w:tr>
+        <w:tc>
+          <w:tcPr/>
+          <w:p>
+            <w:pPr>
+              <w:pStyle w:val="Compact"/>
+            </w:pPr>
+            <w:r>
+              <w:rPr>
+                <w:rStyle w:val="VerbatimChar"/>
+              </w:rPr>
+              <w:t xml:space="preserve">VPS_HOST</w:t>
+            </w:r>
+          </w:p>
+        </w:tc>
+        <w:tc>
+          <w:tcPr/>
+          <w:p>
+            <w:pPr>
+              <w:pStyle w:val="Compact"/>
+            </w:pPr>
+            <w:r>
+              <w:rPr>
+                <w:rFonts w:hint="eastAsia"/>
+              </w:rPr>
+              <w:t xml:space="preserve">生产</w:t>
+            </w:r>
+            <w:r>
+              <w:t xml:space="preserve"> VPS </w:t>
+            </w:r>
+            <w:r>
+              <w:rPr>
+                <w:rFonts w:hint="eastAsia"/>
+              </w:rPr>
+              <w:t xml:space="preserve">公网</w:t>
+            </w:r>
+            <w:r>
+              <w:t xml:space="preserve"> IP </w:t>
+            </w:r>
+            <w:r>
+              <w:rPr>
+                <w:rFonts w:hint="eastAsia"/>
+              </w:rPr>
+              <w:t xml:space="preserve">或域名(如</w:t>
+            </w:r>
+            <w:r>
+              <w:t xml:space="preserve"> </w:t>
+            </w:r>
+            <w:r>
+              <w:rPr>
+                <w:rStyle w:val="VerbatimChar"/>
+              </w:rPr>
+              <w:t xml:space="preserve">114.134.188.7</w:t>
+            </w:r>
+            <w:r>
+              <w:t xml:space="preserve">)</w:t>
+            </w:r>
+          </w:p>
+        </w:tc>
+      </w:tr>
+      <w:tr>
+        <w:tc>
+          <w:tcPr/>
+          <w:p>
+            <w:pPr>
+              <w:pStyle w:val="Compact"/>
+            </w:pPr>
+            <w:r>
+              <w:rPr>
+                <w:rStyle w:val="VerbatimChar"/>
+              </w:rPr>
+              <w:t xml:space="preserve">VPS_USER</w:t>
+            </w:r>
+          </w:p>
+        </w:tc>
+        <w:tc>
+          <w:tcPr/>
+          <w:p>
+            <w:pPr>
+              <w:pStyle w:val="Compact"/>
+            </w:pPr>
+            <w:r>
+              <w:rPr>
+                <w:rStyle w:val="VerbatimChar"/>
+              </w:rPr>
+              <w:t xml:space="preserve">deploy</w:t>
+            </w:r>
+          </w:p>
+        </w:tc>
+      </w:tr>
+      <w:tr>
+        <w:tc>
+          <w:tcPr/>
+          <w:p>
+            <w:pPr>
+              <w:pStyle w:val="Compact"/>
+            </w:pPr>
+            <w:r>
+              <w:rPr>
+                <w:rStyle w:val="VerbatimChar"/>
+              </w:rPr>
+              <w:t xml:space="preserve">VPS_SSH_PORT</w:t>
+            </w:r>
+          </w:p>
+        </w:tc>
+        <w:tc>
+          <w:tcPr/>
+          <w:p>
+            <w:pPr>
+              <w:pStyle w:val="Compact"/>
+            </w:pPr>
+            <w:r>
+              <w:rPr>
+                <w:rFonts w:hint="eastAsia"/>
+                <w:b/>
+                <w:bCs/>
+              </w:rPr>
+              <w:t xml:space="preserve">必填</w:t>
+            </w:r>
+            <w:r>
+              <w:t xml:space="preserve"> </w:t>
+            </w:r>
+            <w:r>
+              <w:t xml:space="preserve">· VPS </w:t>
+            </w:r>
+            <w:r>
+              <w:rPr>
+                <w:rFonts w:hint="eastAsia"/>
+              </w:rPr>
+              <w:t xml:space="preserve">实际</w:t>
+            </w:r>
+            <w:r>
+              <w:t xml:space="preserve"> sshd </w:t>
+            </w:r>
+            <w:r>
+              <w:rPr>
+                <w:rFonts w:hint="eastAsia"/>
+              </w:rPr>
+              <w:t xml:space="preserve">端口(本项目</w:t>
+            </w:r>
+            <w:r>
+              <w:t xml:space="preserve"> </w:t>
+            </w:r>
+            <w:r>
+              <w:rPr>
+                <w:rStyle w:val="VerbatimChar"/>
+              </w:rPr>
+              <w:t xml:space="preserve">36724</w:t>
+            </w:r>
+            <w:r>
+              <w:t xml:space="preserve">)</w:t>
+            </w:r>
+          </w:p>
+        </w:tc>
+      </w:tr>
+      <w:tr>
+        <w:tc>
+          <w:tcPr/>
+          <w:p>
+            <w:pPr>
+              <w:pStyle w:val="Compact"/>
+            </w:pPr>
+            <w:r>
+              <w:rPr>
+                <w:rStyle w:val="VerbatimChar"/>
+              </w:rPr>
+              <w:t xml:space="preserve">VPS_SSH_KEY</w:t>
+            </w:r>
+          </w:p>
+        </w:tc>
+        <w:tc>
+          <w:tcPr/>
+          <w:p>
+            <w:pPr>
+              <w:pStyle w:val="Compact"/>
+            </w:pPr>
+            <w:r>
+              <w:rPr>
+                <w:rFonts w:hint="eastAsia"/>
+              </w:rPr>
+              <w:t xml:space="preserve">私钥</w:t>
+            </w:r>
+            <w:r>
+              <w:t xml:space="preserve"> PEM </w:t>
+            </w:r>
+            <w:r>
+              <w:rPr>
+                <w:rFonts w:hint="eastAsia"/>
+              </w:rPr>
+              <w:t xml:space="preserve">内容(对应</w:t>
+            </w:r>
+            <w:r>
+              <w:t xml:space="preserve"> authorized_keys </w:t>
+            </w:r>
+            <w:r>
+              <w:rPr>
+                <w:rFonts w:hint="eastAsia"/>
+              </w:rPr>
+              <w:t xml:space="preserve">里的公钥)</w:t>
+            </w:r>
+          </w:p>
+        </w:tc>
+      </w:tr>
+      <w:tr>
+        <w:tc>
+          <w:tcPr/>
+          <w:p>
+            <w:pPr>
+              <w:pStyle w:val="Compact"/>
+            </w:pPr>
+            <w:r>
+              <w:rPr>
+                <w:rStyle w:val="VerbatimChar"/>
+              </w:rPr>
+              <w:t xml:space="preserve">VPS_DEPLOY_DIR</w:t>
+            </w:r>
+          </w:p>
+        </w:tc>
+        <w:tc>
+          <w:tcPr/>
+          <w:p>
+            <w:pPr>
+              <w:pStyle w:val="Compact"/>
+            </w:pPr>
+            <w:r>
+              <w:rPr>
+                <w:rStyle w:val="VerbatimChar"/>
+              </w:rPr>
+              <w:t xml:space="preserve">/opt/mesa</w:t>
+            </w:r>
+          </w:p>
+        </w:tc>
+      </w:tr>
+      <w:tr>
+        <w:tc>
+          <w:tcPr/>
+          <w:p>
+            <w:pPr>
+              <w:pStyle w:val="Compact"/>
+            </w:pPr>
+            <w:r>
+              <w:rPr>
+                <w:rStyle w:val="VerbatimChar"/>
+              </w:rPr>
+              <w:t xml:space="preserve">GHCR_TOKEN</w:t>
+            </w:r>
+          </w:p>
+        </w:tc>
+        <w:tc>
+          <w:tcPr/>
+          <w:p>
+            <w:pPr>
+              <w:pStyle w:val="Compact"/>
+            </w:pPr>
+            <w:r>
+              <w:rPr>
+                <w:rFonts w:hint="eastAsia"/>
+              </w:rPr>
+              <w:t xml:space="preserve">(可选)默认用</w:t>
+            </w:r>
+            <w:r>
+              <w:t xml:space="preserve"> </w:t>
+            </w:r>
+            <w:r>
+              <w:rPr>
+                <w:rStyle w:val="VerbatimChar"/>
+              </w:rPr>
+              <w:t xml:space="preserve">secrets.GITHUB_TOKEN</w:t>
+            </w:r>
+            <w:r>
+              <w:t xml:space="preserve">(workflow </w:t>
+            </w:r>
+            <w:r>
+              <w:rPr>
+                <w:rFonts w:hint="eastAsia"/>
+              </w:rPr>
+              <w:t xml:space="preserve">内置),无需再设</w:t>
+            </w:r>
+          </w:p>
+        </w:tc>
+      </w:tr>
+    </w:tbl>
+    <w:p>
+      <w:pPr>
+        <w:pStyle w:val="BodyText"/>
+      </w:pPr>
+      <w:r>
+        <w:rPr>
+          <w:rFonts w:hint="eastAsia"/>
+        </w:rPr>
+        <w:t xml:space="preserve">在</w:t>
+      </w:r>
+      <w:r>
+        <w:t xml:space="preserve"> </w:t>
+      </w:r>
+      <w:r>
+        <w:rPr>
+          <w:rStyle w:val="VerbatimChar"/>
+        </w:rPr>
+        <w:t xml:space="preserve">Settings → Secrets and variables → Actions → Variables</w:t>
+      </w:r>
+      <w:r>
+        <w:t xml:space="preserve"> </w:t>
+      </w:r>
+      <w:r>
+        <w:rPr>
+          <w:rFonts w:hint="eastAsia"/>
+        </w:rPr>
+        <w:t xml:space="preserve">添加:</w:t>
       </w:r>
     </w:p>
     <w:tbl>
@@ -2291,7 +3433,7 @@
               <w:pStyle w:val="Compact"/>
             </w:pPr>
             <w:r>
-              <w:t xml:space="preserve">Secret</w:t>
+              <w:t xml:space="preserve">Variable</w:t>
             </w:r>
           </w:p>
         </w:tc>
@@ -2321,7 +3463,7 @@
               <w:rPr>
                 <w:rStyle w:val="VerbatimChar"/>
               </w:rPr>
-              <w:t xml:space="preserve">VPS_HOST</w:t>
+              <w:t xml:space="preserve">DEPLOY_ENABLED</w:t>
             </w:r>
           </w:p>
         </w:tc>
@@ -2333,295 +3475,6 @@
             </w:pPr>
             <w:r>
               <w:rPr>
-                <w:rFonts w:hint="eastAsia"/>
-              </w:rPr>
-              <w:t xml:space="preserve">生产</w:t>
-            </w:r>
-            <w:r>
-              <w:t xml:space="preserve"> VPS </w:t>
-            </w:r>
-            <w:r>
-              <w:rPr>
-                <w:rFonts w:hint="eastAsia"/>
-              </w:rPr>
-              <w:t xml:space="preserve">公网</w:t>
-            </w:r>
-            <w:r>
-              <w:t xml:space="preserve"> IP </w:t>
-            </w:r>
-            <w:r>
-              <w:rPr>
-                <w:rFonts w:hint="eastAsia"/>
-              </w:rPr>
-              <w:t xml:space="preserve">或域名</w:t>
-            </w:r>
-          </w:p>
-        </w:tc>
-      </w:tr>
-      <w:tr>
-        <w:tc>
-          <w:tcPr/>
-          <w:p>
-            <w:pPr>
-              <w:pStyle w:val="Compact"/>
-            </w:pPr>
-            <w:r>
-              <w:rPr>
-                <w:rStyle w:val="VerbatimChar"/>
-              </w:rPr>
-              <w:t xml:space="preserve">VPS_USER</w:t>
-            </w:r>
-          </w:p>
-        </w:tc>
-        <w:tc>
-          <w:tcPr/>
-          <w:p>
-            <w:pPr>
-              <w:pStyle w:val="Compact"/>
-            </w:pPr>
-            <w:r>
-              <w:rPr>
-                <w:rStyle w:val="VerbatimChar"/>
-              </w:rPr>
-              <w:t xml:space="preserve">deploy</w:t>
-            </w:r>
-          </w:p>
-        </w:tc>
-      </w:tr>
-      <w:tr>
-        <w:tc>
-          <w:tcPr/>
-          <w:p>
-            <w:pPr>
-              <w:pStyle w:val="Compact"/>
-            </w:pPr>
-            <w:r>
-              <w:rPr>
-                <w:rStyle w:val="VerbatimChar"/>
-              </w:rPr>
-              <w:t xml:space="preserve">VPS_SSH_KEY</w:t>
-            </w:r>
-          </w:p>
-        </w:tc>
-        <w:tc>
-          <w:tcPr/>
-          <w:p>
-            <w:pPr>
-              <w:pStyle w:val="Compact"/>
-            </w:pPr>
-            <w:r>
-              <w:rPr>
-                <w:rFonts w:hint="eastAsia"/>
-              </w:rPr>
-              <w:t xml:space="preserve">私钥</w:t>
-            </w:r>
-            <w:r>
-              <w:t xml:space="preserve"> PEM </w:t>
-            </w:r>
-            <w:r>
-              <w:rPr>
-                <w:rFonts w:hint="eastAsia"/>
-              </w:rPr>
-              <w:t xml:space="preserve">内容(对应</w:t>
-            </w:r>
-            <w:r>
-              <w:t xml:space="preserve"> authorized_keys </w:t>
-            </w:r>
-            <w:r>
-              <w:rPr>
-                <w:rFonts w:hint="eastAsia"/>
-              </w:rPr>
-              <w:t xml:space="preserve">里的公钥)</w:t>
-            </w:r>
-          </w:p>
-        </w:tc>
-      </w:tr>
-      <w:tr>
-        <w:tc>
-          <w:tcPr/>
-          <w:p>
-            <w:pPr>
-              <w:pStyle w:val="Compact"/>
-            </w:pPr>
-            <w:r>
-              <w:rPr>
-                <w:rStyle w:val="VerbatimChar"/>
-              </w:rPr>
-              <w:t xml:space="preserve">VPS_DEPLOY_DIR</w:t>
-            </w:r>
-          </w:p>
-        </w:tc>
-        <w:tc>
-          <w:tcPr/>
-          <w:p>
-            <w:pPr>
-              <w:pStyle w:val="Compact"/>
-            </w:pPr>
-            <w:r>
-              <w:rPr>
-                <w:rStyle w:val="VerbatimChar"/>
-              </w:rPr>
-              <w:t xml:space="preserve">/opt/mesa</w:t>
-            </w:r>
-          </w:p>
-        </w:tc>
-      </w:tr>
-      <w:tr>
-        <w:tc>
-          <w:tcPr/>
-          <w:p>
-            <w:pPr>
-              <w:pStyle w:val="Compact"/>
-            </w:pPr>
-            <w:r>
-              <w:rPr>
-                <w:rStyle w:val="VerbatimChar"/>
-              </w:rPr>
-              <w:t xml:space="preserve">GHCR_TOKEN</w:t>
-            </w:r>
-          </w:p>
-        </w:tc>
-        <w:tc>
-          <w:tcPr/>
-          <w:p>
-            <w:pPr>
-              <w:pStyle w:val="Compact"/>
-            </w:pPr>
-            <w:r>
-              <w:rPr>
-                <w:rFonts w:hint="eastAsia"/>
-              </w:rPr>
-              <w:t xml:space="preserve">(可选)PAT</w:t>
-            </w:r>
-            <w:r>
-              <w:t xml:space="preserve"> </w:t>
-            </w:r>
-            <w:r>
-              <w:rPr>
-                <w:rFonts w:hint="eastAsia"/>
-              </w:rPr>
-              <w:t xml:space="preserve">含</w:t>
-            </w:r>
-            <w:r>
-              <w:t xml:space="preserve"> </w:t>
-            </w:r>
-            <w:r>
-              <w:rPr>
-                <w:rStyle w:val="VerbatimChar"/>
-              </w:rPr>
-              <w:t xml:space="preserve">write:packages</w:t>
-            </w:r>
-            <w:r>
-              <w:rPr>
-                <w:rFonts w:hint="eastAsia"/>
-              </w:rPr>
-              <w:t xml:space="preserve">,默认</w:t>
-            </w:r>
-            <w:r>
-              <w:t xml:space="preserve"> GITHUB_TOKEN </w:t>
-            </w:r>
-            <w:r>
-              <w:rPr>
-                <w:rFonts w:hint="eastAsia"/>
-              </w:rPr>
-              <w:t xml:space="preserve">也行</w:t>
-            </w:r>
-          </w:p>
-        </w:tc>
-      </w:tr>
-    </w:tbl>
-    <w:p>
-      <w:pPr>
-        <w:pStyle w:val="BodyText"/>
-      </w:pPr>
-      <w:r>
-        <w:rPr>
-          <w:rFonts w:hint="eastAsia"/>
-        </w:rPr>
-        <w:t xml:space="preserve">在</w:t>
-      </w:r>
-      <w:r>
-        <w:t xml:space="preserve"> </w:t>
-      </w:r>
-      <w:r>
-        <w:rPr>
-          <w:rStyle w:val="VerbatimChar"/>
-        </w:rPr>
-        <w:t xml:space="preserve">Settings → Secrets and variables → Actions → Variables</w:t>
-      </w:r>
-      <w:r>
-        <w:t xml:space="preserve"> </w:t>
-      </w:r>
-      <w:r>
-        <w:rPr>
-          <w:rFonts w:hint="eastAsia"/>
-        </w:rPr>
-        <w:t xml:space="preserve">添加:</w:t>
-      </w:r>
-    </w:p>
-    <w:tbl>
-      <w:tblPr>
-        <w:tblStyle w:val="Table"/>
-        <w:tblW w:type="auto" w:w="0"/>
-        <w:tblLook w:firstRow="1" w:lastRow="0" w:firstColumn="0" w:lastColumn="0" w:noHBand="0" w:noVBand="0" w:val="0020"/>
-      </w:tblPr>
-      <w:tblGrid>
-        <w:gridCol w:w="3960"/>
-        <w:gridCol w:w="3960"/>
-      </w:tblGrid>
-      <w:tr>
-        <w:trPr>
-          <w:tblHeader w:val="on"/>
-        </w:trPr>
-        <w:tc>
-          <w:tcPr/>
-          <w:p>
-            <w:pPr>
-              <w:pStyle w:val="Compact"/>
-            </w:pPr>
-            <w:r>
-              <w:t xml:space="preserve">Variable</w:t>
-            </w:r>
-          </w:p>
-        </w:tc>
-        <w:tc>
-          <w:tcPr/>
-          <w:p>
-            <w:pPr>
-              <w:pStyle w:val="Compact"/>
-            </w:pPr>
-            <w:r>
-              <w:rPr>
-                <w:rFonts w:hint="eastAsia"/>
-              </w:rPr>
-              <w:t xml:space="preserve">值</w:t>
-            </w:r>
-          </w:p>
-        </w:tc>
-      </w:tr>
-      <w:tr>
-        <w:tc>
-          <w:tcPr/>
-          <w:p>
-            <w:pPr>
-              <w:pStyle w:val="Compact"/>
-            </w:pPr>
-            <w:r>
-              <w:rPr>
-                <w:rStyle w:val="VerbatimChar"/>
-              </w:rPr>
-              <w:t xml:space="preserve">DEPLOY_ENABLED</w:t>
-            </w:r>
-          </w:p>
-        </w:tc>
-        <w:tc>
-          <w:tcPr/>
-          <w:p>
-            <w:pPr>
-              <w:pStyle w:val="Compact"/>
-            </w:pPr>
-            <w:r>
-              <w:rPr>
                 <w:rStyle w:val="VerbatimChar"/>
               </w:rPr>
               <w:t xml:space="preserve">true</w:t>
@@ -2675,7 +3528,7 @@
         <w:pStyle w:val="Compact"/>
         <w:numPr>
           <w:ilvl w:val="0"/>
-          <w:numId w:val="1002"/>
+          <w:numId w:val="1003"/>
         </w:numPr>
       </w:pPr>
       <w:r>
@@ -2760,7 +3613,7 @@
         <w:pStyle w:val="Compact"/>
         <w:numPr>
           <w:ilvl w:val="0"/>
-          <w:numId w:val="1002"/>
+          <w:numId w:val="1003"/>
         </w:numPr>
       </w:pPr>
       <w:r>
@@ -3338,38 +4191,17 @@
         <w:pStyle w:val="Compact"/>
         <w:numPr>
           <w:ilvl w:val="0"/>
-          <w:numId w:val="1003"/>
-        </w:numPr>
-      </w:pPr>
-      <w:r>
-        <w:t xml:space="preserve">Cloudflare DNS </w:t>
-      </w:r>
-      <w:r>
-        <w:rPr>
-          <w:rFonts w:hint="eastAsia"/>
-        </w:rPr>
-        <w:t xml:space="preserve">已切换(代理状态:小黄云)</w:t>
-      </w:r>
-    </w:p>
-    <w:p>
-      <w:pPr>
-        <w:pStyle w:val="Compact"/>
-        <w:numPr>
-          <w:ilvl w:val="0"/>
           <w:numId w:val="1004"/>
         </w:numPr>
       </w:pPr>
       <w:r>
-        <w:t xml:space="preserve">SSL/TLS </w:t>
-      </w:r>
-      <w:r>
-        <w:rPr>
-          <w:rFonts w:hint="eastAsia"/>
-        </w:rPr>
-        <w:t xml:space="preserve">模式</w:t>
-      </w:r>
-      <w:r>
-        <w:t xml:space="preserve"> = Strict</w:t>
+        <w:t xml:space="preserve">Cloudflare DNS </w:t>
+      </w:r>
+      <w:r>
+        <w:rPr>
+          <w:rFonts w:hint="eastAsia"/>
+        </w:rPr>
+        <w:t xml:space="preserve">已切换(代理状态:小黄云)</w:t>
       </w:r>
     </w:p>
     <w:p>
@@ -3381,7 +4213,16 @@
         </w:numPr>
       </w:pPr>
       <w:r>
-        <w:t xml:space="preserve">Always Use HTTPS = ON</w:t>
+        <w:t xml:space="preserve">SSL/TLS </w:t>
+      </w:r>
+      <w:r>
+        <w:rPr>
+          <w:rFonts w:hint="eastAsia"/>
+        </w:rPr>
+        <w:t xml:space="preserve">模式</w:t>
+      </w:r>
+      <w:r>
+        <w:t xml:space="preserve"> = Strict</w:t>
       </w:r>
     </w:p>
     <w:p>
@@ -3393,13 +4234,7 @@
         </w:numPr>
       </w:pPr>
       <w:r>
-        <w:t xml:space="preserve">HSTS </w:t>
-      </w:r>
-      <w:r>
-        <w:rPr>
-          <w:rFonts w:hint="eastAsia"/>
-        </w:rPr>
-        <w:t xml:space="preserve">启用</w:t>
+        <w:t xml:space="preserve">Always Use HTTPS = ON</w:t>
       </w:r>
     </w:p>
     <w:p>
@@ -3411,22 +4246,13 @@
         </w:numPr>
       </w:pPr>
       <w:r>
-        <w:t xml:space="preserve">WAF </w:t>
-      </w:r>
-      <w:r>
-        <w:rPr>
-          <w:rFonts w:hint="eastAsia"/>
-        </w:rPr>
-        <w:t xml:space="preserve">至少</w:t>
-      </w:r>
-      <w:r>
-        <w:t xml:space="preserve"> 3 </w:t>
-      </w:r>
-      <w:r>
-        <w:rPr>
-          <w:rFonts w:hint="eastAsia"/>
-        </w:rPr>
-        <w:t xml:space="preserve">条基本规则</w:t>
+        <w:t xml:space="preserve">HSTS </w:t>
+      </w:r>
+      <w:r>
+        <w:rPr>
+          <w:rFonts w:hint="eastAsia"/>
+        </w:rPr>
+        <w:t xml:space="preserve">启用</w:t>
       </w:r>
     </w:p>
     <w:p>
@@ -3438,16 +4264,22 @@
         </w:numPr>
       </w:pPr>
       <w:r>
-        <w:t xml:space="preserve">VPS UFW </w:t>
-      </w:r>
-      <w:r>
-        <w:rPr>
-          <w:rFonts w:hint="eastAsia"/>
-        </w:rPr>
-        <w:t xml:space="preserve">仅放行</w:t>
-      </w:r>
-      <w:r>
-        <w:t xml:space="preserve"> 80/443/2222</w:t>
+        <w:t xml:space="preserve">WAF </w:t>
+      </w:r>
+      <w:r>
+        <w:rPr>
+          <w:rFonts w:hint="eastAsia"/>
+        </w:rPr>
+        <w:t xml:space="preserve">至少</w:t>
+      </w:r>
+      <w:r>
+        <w:t xml:space="preserve"> 3 </w:t>
+      </w:r>
+      <w:r>
+        <w:rPr>
+          <w:rFonts w:hint="eastAsia"/>
+        </w:rPr>
+        <w:t xml:space="preserve">条基本规则</w:t>
       </w:r>
     </w:p>
     <w:p>
@@ -3459,22 +4291,16 @@
         </w:numPr>
       </w:pPr>
       <w:r>
-        <w:t xml:space="preserve">SSH </w:t>
-      </w:r>
-      <w:r>
-        <w:rPr>
-          <w:rFonts w:hint="eastAsia"/>
-        </w:rPr>
-        <w:t xml:space="preserve">已禁用</w:t>
-      </w:r>
-      <w:r>
-        <w:t xml:space="preserve"> root + </w:t>
-      </w:r>
-      <w:r>
-        <w:rPr>
-          <w:rFonts w:hint="eastAsia"/>
-        </w:rPr>
-        <w:t xml:space="preserve">密码登录</w:t>
+        <w:t xml:space="preserve">VPS UFW </w:t>
+      </w:r>
+      <w:r>
+        <w:rPr>
+          <w:rFonts w:hint="eastAsia"/>
+        </w:rPr>
+        <w:t xml:space="preserve">仅放行</w:t>
+      </w:r>
+      <w:r>
+        <w:t xml:space="preserve"> 80/443/2222</w:t>
       </w:r>
     </w:p>
     <w:p>
@@ -3486,28 +4312,22 @@
         </w:numPr>
       </w:pPr>
       <w:r>
-        <w:rPr>
-          <w:rStyle w:val="VerbatimChar"/>
-        </w:rPr>
-        <w:t xml:space="preserve">.env</w:t>
-      </w:r>
-      <w:r>
-        <w:t xml:space="preserve"> </w:t>
-      </w:r>
-      <w:r>
-        <w:rPr>
-          <w:rFonts w:hint="eastAsia"/>
-        </w:rPr>
-        <w:t xml:space="preserve">真实凭证已填,且</w:t>
-      </w:r>
-      <w:r>
-        <w:t xml:space="preserve"> </w:t>
-      </w:r>
-      <w:r>
-        <w:rPr>
-          <w:rStyle w:val="VerbatimChar"/>
-        </w:rPr>
-        <w:t xml:space="preserve">chmod 600</w:t>
+        <w:t xml:space="preserve">SSH </w:t>
+      </w:r>
+      <w:r>
+        <w:rPr>
+          <w:rFonts w:hint="eastAsia"/>
+        </w:rPr>
+        <w:t xml:space="preserve">已禁用</w:t>
+      </w:r>
+      <w:r>
+        <w:t xml:space="preserve"> root + </w:t>
+      </w:r>
+      <w:r>
+        <w:rPr>
+          <w:rFonts w:hint="eastAsia"/>
+        </w:rPr>
+        <w:t xml:space="preserve">密码登录</w:t>
       </w:r>
     </w:p>
     <w:p>
@@ -3522,22 +4342,25 @@
         <w:rPr>
           <w:rStyle w:val="VerbatimChar"/>
         </w:rPr>
-        <w:t xml:space="preserve">docker compose ps</w:t>
-      </w:r>
-      <w:r>
-        <w:t xml:space="preserve"> </w:t>
-      </w:r>
-      <w:r>
-        <w:t xml:space="preserve">4 </w:t>
-      </w:r>
-      <w:r>
-        <w:rPr>
-          <w:rFonts w:hint="eastAsia"/>
-        </w:rPr>
-        <w:t xml:space="preserve">容器全</w:t>
-      </w:r>
-      <w:r>
-        <w:t xml:space="preserve"> healthy</w:t>
+        <w:t xml:space="preserve">.env</w:t>
+      </w:r>
+      <w:r>
+        <w:t xml:space="preserve"> </w:t>
+      </w:r>
+      <w:r>
+        <w:rPr>
+          <w:rFonts w:hint="eastAsia"/>
+        </w:rPr>
+        <w:t xml:space="preserve">真实凭证已填,且</w:t>
+      </w:r>
+      <w:r>
+        <w:t xml:space="preserve"> </w:t>
+      </w:r>
+      <w:r>
+        <w:rPr>
+          <w:rStyle w:val="VerbatimChar"/>
+        </w:rPr>
+        <w:t xml:space="preserve">chmod 600</w:t>
       </w:r>
     </w:p>
     <w:p>
@@ -3552,26 +4375,22 @@
         <w:rPr>
           <w:rStyle w:val="VerbatimChar"/>
         </w:rPr>
-        <w:t xml:space="preserve">curl </w:t>
-      </w:r>
-      <w:r>
-        <w:rPr>
-          <w:rStyle w:val="VerbatimChar"/>
-          <w:rFonts w:hint="eastAsia"/>
-        </w:rPr>
-        <w:t xml:space="preserve">https://&lt;域名&gt;/api/health</w:t>
-      </w:r>
-      <w:r>
-        <w:t xml:space="preserve"> </w:t>
-      </w:r>
-      <w:r>
-        <w:rPr>
-          <w:rFonts w:hint="eastAsia"/>
-        </w:rPr>
-        <w:t xml:space="preserve">返回</w:t>
-      </w:r>
-      <w:r>
-        <w:t xml:space="preserve"> ok</w:t>
+        <w:t xml:space="preserve">docker compose ps</w:t>
+      </w:r>
+      <w:r>
+        <w:t xml:space="preserve"> </w:t>
+      </w:r>
+      <w:r>
+        <w:t xml:space="preserve">4 </w:t>
+      </w:r>
+      <w:r>
+        <w:rPr>
+          <w:rFonts w:hint="eastAsia"/>
+        </w:rPr>
+        <w:t xml:space="preserve">容器全</w:t>
+      </w:r>
+      <w:r>
+        <w:t xml:space="preserve"> healthy</w:t>
       </w:r>
     </w:p>
     <w:p>
@@ -3593,7 +4412,7 @@
           <w:rStyle w:val="VerbatimChar"/>
           <w:rFonts w:hint="eastAsia"/>
         </w:rPr>
-        <w:t xml:space="preserve">https://&lt;域名&gt;/login</w:t>
+        <w:t xml:space="preserve">https://&lt;域名&gt;/api/health</w:t>
       </w:r>
       <w:r>
         <w:t xml:space="preserve"> </w:t>
@@ -3605,22 +4424,7 @@
         <w:t xml:space="preserve">返回</w:t>
       </w:r>
       <w:r>
-        <w:t xml:space="preserve"> 200 + </w:t>
-      </w:r>
-      <w:r>
-        <w:rPr>
-          <w:rFonts w:hint="eastAsia"/>
-        </w:rPr>
-        <w:t xml:space="preserve">含</w:t>
-      </w:r>
-      <w:r>
-        <w:t xml:space="preserve"> </w:t>
-      </w:r>
-      <w:r>
-        <w:rPr>
-          <w:rStyle w:val="VerbatimChar"/>
-        </w:rPr>
-        <w:t xml:space="preserve">&lt;div id="root"&gt;</w:t>
+        <w:t xml:space="preserve"> ok</w:t>
       </w:r>
     </w:p>
     <w:p>
@@ -3633,18 +4437,43 @@
       </w:pPr>
       <w:r>
         <w:rPr>
-          <w:rFonts w:hint="eastAsia"/>
-        </w:rPr>
-        <w:t xml:space="preserve">浏览器访问能登录</w:t>
-      </w:r>
-      <w:r>
-        <w:t xml:space="preserve"> + Dashboard </w:t>
-      </w:r>
-      <w:r>
-        <w:rPr>
-          <w:rFonts w:hint="eastAsia"/>
-        </w:rPr>
-        <w:t xml:space="preserve">数据正常</w:t>
+          <w:rStyle w:val="VerbatimChar"/>
+        </w:rPr>
+        <w:t xml:space="preserve">curl </w:t>
+      </w:r>
+      <w:r>
+        <w:rPr>
+          <w:rStyle w:val="VerbatimChar"/>
+          <w:rFonts w:hint="eastAsia"/>
+        </w:rPr>
+        <w:t xml:space="preserve">https://&lt;域名&gt;/login</w:t>
+      </w:r>
+      <w:r>
+        <w:t xml:space="preserve"> </w:t>
+      </w:r>
+      <w:r>
+        <w:rPr>
+          <w:rFonts w:hint="eastAsia"/>
+        </w:rPr>
+        <w:t xml:space="preserve">返回</w:t>
+      </w:r>
+      <w:r>
+        <w:t xml:space="preserve"> 200 + </w:t>
+      </w:r>
+      <w:r>
+        <w:rPr>
+          <w:rFonts w:hint="eastAsia"/>
+        </w:rPr>
+        <w:t xml:space="preserve">含</w:t>
+      </w:r>
+      <w:r>
+        <w:t xml:space="preserve"> </w:t>
+      </w:r>
+      <w:r>
+        <w:rPr>
+          <w:rStyle w:val="VerbatimChar"/>
+        </w:rPr>
+        <w:t xml:space="preserve">&lt;div id="root"&gt;</w:t>
       </w:r>
     </w:p>
     <w:p>
@@ -3653,6 +4482,30 @@
         <w:numPr>
           <w:ilvl w:val="0"/>
           <w:numId w:val="1015"/>
+        </w:numPr>
+      </w:pPr>
+      <w:r>
+        <w:rPr>
+          <w:rFonts w:hint="eastAsia"/>
+        </w:rPr>
+        <w:t xml:space="preserve">浏览器访问能登录</w:t>
+      </w:r>
+      <w:r>
+        <w:t xml:space="preserve"> + Dashboard </w:t>
+      </w:r>
+      <w:r>
+        <w:rPr>
+          <w:rFonts w:hint="eastAsia"/>
+        </w:rPr>
+        <w:t xml:space="preserve">数据正常</w:t>
+      </w:r>
+    </w:p>
+    <w:p>
+      <w:pPr>
+        <w:pStyle w:val="Compact"/>
+        <w:numPr>
+          <w:ilvl w:val="0"/>
+          <w:numId w:val="1016"/>
         </w:numPr>
       </w:pPr>
       <w:r>
@@ -4086,10 +4939,37 @@
     </w:lvlOverride>
   </w:num>
   <w:num w:numId="1002">
-    <w:abstractNumId w:val="991"/>
+    <w:abstractNumId w:val="99411"/>
+    <w:lvlOverride w:ilvl="0">
+      <w:startOverride w:val="1"/>
+    </w:lvlOverride>
+    <w:lvlOverride w:ilvl="1">
+      <w:startOverride w:val="1"/>
+    </w:lvlOverride>
+    <w:lvlOverride w:ilvl="2">
+      <w:startOverride w:val="1"/>
+    </w:lvlOverride>
+    <w:lvlOverride w:ilvl="3">
+      <w:startOverride w:val="1"/>
+    </w:lvlOverride>
+    <w:lvlOverride w:ilvl="4">
+      <w:startOverride w:val="1"/>
+    </w:lvlOverride>
+    <w:lvlOverride w:ilvl="5">
+      <w:startOverride w:val="1"/>
+    </w:lvlOverride>
+    <w:lvlOverride w:ilvl="6">
+      <w:startOverride w:val="1"/>
+    </w:lvlOverride>
+    <w:lvlOverride w:ilvl="7">
+      <w:startOverride w:val="1"/>
+    </w:lvlOverride>
+    <w:lvlOverride w:ilvl="8">
+      <w:startOverride w:val="1"/>
+    </w:lvlOverride>
   </w:num>
   <w:num w:numId="1003">
-    <w:abstractNumId w:val="992"/>
+    <w:abstractNumId w:val="991"/>
   </w:num>
   <w:num w:numId="1004">
     <w:abstractNumId w:val="992"/>
@@ -4125,6 +5005,9 @@
     <w:abstractNumId w:val="992"/>
   </w:num>
   <w:num w:numId="1015">
+    <w:abstractNumId w:val="992"/>
+  </w:num>
+  <w:num w:numId="1016">
     <w:abstractNumId w:val="992"/>
   </w:num>
 </w:numbering>

--- a/delivery-docs/03_生产环境云端部署与CI-CD配置手册.docx
+++ b/delivery-docs/03_生产环境云端部署与CI-CD配置手册.docx
@@ -47,32 +47,6 @@
         <w:t xml:space="preserve">2026-05-22</w:t>
       </w:r>
     </w:p>
-    <w:sdt>
-      <w:sdtPr>
-        <w:docPartObj>
-          <w:docPartGallery w:val="Table of Contents"/>
-          <w:docPartUnique/>
-        </w:docPartObj>
-      </w:sdtPr>
-      <w:sdtContent>
-        <w:p>
-          <w:pPr>
-            <w:pStyle w:val="TOCHeading"/>
-          </w:pPr>
-          <w:r>
-            <w:t xml:space="preserve">Table of Contents</w:t>
-          </w:r>
-        </w:p>
-        <w:p>
-          <w:r>
-            <w:fldChar w:fldCharType="begin" w:dirty="true"/>
-            <w:instrText xml:space="preserve">TOC \o "1-2" \h \z \u</w:instrText>
-            <w:fldChar w:fldCharType="separate"/>
-            <w:fldChar w:fldCharType="end"/>
-          </w:r>
-        </w:p>
-      </w:sdtContent>
-    </w:sdt>
     <w:bookmarkStart w:id="13" w:name="前置准备"/>
     <w:p>
       <w:pPr>
@@ -4531,6 +4505,887 @@
       </w:r>
     </w:p>
     <w:bookmarkEnd w:id="30"/>
+    <w:bookmarkStart w:id="34" w:name="llmkimi配置上线后追加"/>
+    <w:p>
+      <w:pPr>
+        <w:pStyle w:val="Heading1"/>
+      </w:pPr>
+      <w:r>
+        <w:t xml:space="preserve">11. </w:t>
+      </w:r>
+      <w:r>
+        <w:rPr>
+          <w:rFonts w:hint="eastAsia"/>
+        </w:rPr>
+        <w:t xml:space="preserve">LLM(Kimi)配置(上线后追加)</w:t>
+      </w:r>
+    </w:p>
+    <w:bookmarkStart w:id="31" w:name="env-字段"/>
+    <w:p>
+      <w:pPr>
+        <w:pStyle w:val="Heading2"/>
+      </w:pPr>
+      <w:r>
+        <w:t xml:space="preserve">11.1 .env </w:t>
+      </w:r>
+      <w:r>
+        <w:rPr>
+          <w:rFonts w:hint="eastAsia"/>
+        </w:rPr>
+        <w:t xml:space="preserve">字段</w:t>
+      </w:r>
+    </w:p>
+    <w:p>
+      <w:pPr>
+        <w:pStyle w:val="SourceCode"/>
+      </w:pPr>
+      <w:r>
+        <w:rPr>
+          <w:rStyle w:val="VerbatimChar"/>
+        </w:rPr>
+        <w:t xml:space="preserve">KIMI_BASE_URL=https://api.moonshot.cn/v1</w:t>
+      </w:r>
+      <w:r>
+        <w:br/>
+      </w:r>
+      <w:r>
+        <w:rPr>
+          <w:rStyle w:val="VerbatimChar"/>
+        </w:rPr>
+        <w:t xml:space="preserve">KIMI_API_KEY=sk-...</w:t>
+      </w:r>
+      <w:r>
+        <w:br/>
+      </w:r>
+      <w:r>
+        <w:rPr>
+          <w:rStyle w:val="VerbatimChar"/>
+        </w:rPr>
+        <w:t xml:space="preserve">KIMI_MODEL=moonshot-v1-32k</w:t>
+      </w:r>
+    </w:p>
+    <w:p>
+      <w:pPr>
+        <w:pStyle w:val="FirstParagraph"/>
+      </w:pPr>
+      <w:r>
+        <w:rPr>
+          <w:rStyle w:val="VerbatimChar"/>
+        </w:rPr>
+        <w:t xml:space="preserve">KIMI_API_KEY</w:t>
+      </w:r>
+      <w:r>
+        <w:t xml:space="preserve"> </w:t>
+      </w:r>
+      <w:r>
+        <w:rPr>
+          <w:rFonts w:hint="eastAsia"/>
+          <w:b/>
+          <w:bCs/>
+        </w:rPr>
+        <w:t xml:space="preserve">优先级</w:t>
+      </w:r>
+      <w:r>
+        <w:t xml:space="preserve">:DB SystemSetting &gt; .env </w:t>
+      </w:r>
+      <w:r>
+        <w:rPr>
+          <w:rFonts w:hint="eastAsia"/>
+        </w:rPr>
+        <w:t xml:space="preserve">fallback。生产建议:</w:t>
+      </w:r>
+      <w:r>
+        <w:t xml:space="preserve"> </w:t>
+      </w:r>
+      <w:r>
+        <w:t xml:space="preserve">-</w:t>
+      </w:r>
+      <w:r>
+        <w:t xml:space="preserve"> </w:t>
+      </w:r>
+      <w:r>
+        <w:rPr>
+          <w:rStyle w:val="VerbatimChar"/>
+        </w:rPr>
+        <w:t xml:space="preserve">.env</w:t>
+      </w:r>
+      <w:r>
+        <w:t xml:space="preserve"> </w:t>
+      </w:r>
+      <w:r>
+        <w:rPr>
+          <w:rFonts w:hint="eastAsia"/>
+        </w:rPr>
+        <w:t xml:space="preserve">留空(</w:t>
+      </w:r>
+      <w:r>
+        <w:rPr>
+          <w:rStyle w:val="VerbatimChar"/>
+        </w:rPr>
+        <w:t xml:space="preserve">KIMI_API_KEY=</w:t>
+      </w:r>
+      <w:r>
+        <w:rPr>
+          <w:rFonts w:hint="eastAsia"/>
+        </w:rPr>
+        <w:t xml:space="preserve">),让</w:t>
+      </w:r>
+      <w:r>
+        <w:t xml:space="preserve"> admin </w:t>
+      </w:r>
+      <w:r>
+        <w:rPr>
+          <w:rFonts w:hint="eastAsia"/>
+        </w:rPr>
+        <w:t xml:space="preserve">在</w:t>
+      </w:r>
+      <w:r>
+        <w:t xml:space="preserve"> UI </w:t>
+      </w:r>
+      <w:r>
+        <w:rPr>
+          <w:rFonts w:hint="eastAsia"/>
+        </w:rPr>
+        <w:t xml:space="preserve">设置(加密写</w:t>
+      </w:r>
+      <w:r>
+        <w:t xml:space="preserve"> DB)</w:t>
+      </w:r>
+      <w:r>
+        <w:t xml:space="preserve"> </w:t>
+      </w:r>
+      <w:r>
+        <w:t xml:space="preserve">- </w:t>
+      </w:r>
+      <w:r>
+        <w:rPr>
+          <w:rFonts w:hint="eastAsia"/>
+        </w:rPr>
+        <w:t xml:space="preserve">仅紧急回退时填</w:t>
+      </w:r>
+      <w:r>
+        <w:t xml:space="preserve"> .env</w:t>
+      </w:r>
+    </w:p>
+    <w:bookmarkEnd w:id="31"/>
+    <w:bookmarkStart w:id="32" w:name="admin-ui-改-kimi-配置"/>
+    <w:p>
+      <w:pPr>
+        <w:pStyle w:val="Heading2"/>
+      </w:pPr>
+      <w:r>
+        <w:t xml:space="preserve">11.2 admin UI </w:t>
+      </w:r>
+      <w:r>
+        <w:rPr>
+          <w:rFonts w:hint="eastAsia"/>
+        </w:rPr>
+        <w:t xml:space="preserve">改</w:t>
+      </w:r>
+      <w:r>
+        <w:t xml:space="preserve"> Kimi </w:t>
+      </w:r>
+      <w:r>
+        <w:rPr>
+          <w:rFonts w:hint="eastAsia"/>
+        </w:rPr>
+        <w:t xml:space="preserve">配置</w:t>
+      </w:r>
+    </w:p>
+    <w:p>
+      <w:pPr>
+        <w:pStyle w:val="FirstParagraph"/>
+      </w:pPr>
+      <w:r>
+        <w:t xml:space="preserve">Sidebar → LLM Key → </w:t>
+      </w:r>
+      <w:r>
+        <w:rPr>
+          <w:rFonts w:hint="eastAsia"/>
+        </w:rPr>
+        <w:t xml:space="preserve">编辑:</w:t>
+      </w:r>
+      <w:r>
+        <w:t xml:space="preserve"> </w:t>
+      </w:r>
+      <w:r>
+        <w:t xml:space="preserve">1.</w:t>
+      </w:r>
+      <w:r>
+        <w:t xml:space="preserve"> </w:t>
+      </w:r>
+      <w:r>
+        <w:rPr>
+          <w:b/>
+          <w:bCs/>
+        </w:rPr>
+        <w:t xml:space="preserve">API Key</w:t>
+      </w:r>
+      <w:r>
+        <w:rPr>
+          <w:rFonts w:hint="eastAsia"/>
+        </w:rPr>
+        <w:t xml:space="preserve">:粘贴</w:t>
+      </w:r>
+      <w:r>
+        <w:t xml:space="preserve"> </w:t>
+      </w:r>
+      <w:r>
+        <w:rPr>
+          <w:rStyle w:val="VerbatimChar"/>
+        </w:rPr>
+        <w:t xml:space="preserve">sk-...</w:t>
+      </w:r>
+      <w:r>
+        <w:t xml:space="preserve"> </w:t>
+      </w:r>
+      <w:r>
+        <w:t xml:space="preserve">→ </w:t>
+      </w:r>
+      <w:r>
+        <w:rPr>
+          <w:rFonts w:hint="eastAsia"/>
+        </w:rPr>
+        <w:t xml:space="preserve">系统加密(AES-256-GCM,密钥从</w:t>
+      </w:r>
+      <w:r>
+        <w:t xml:space="preserve"> JWT_SECRET HKDF </w:t>
+      </w:r>
+      <w:r>
+        <w:rPr>
+          <w:rFonts w:hint="eastAsia"/>
+        </w:rPr>
+        <w:t xml:space="preserve">派生)写</w:t>
+      </w:r>
+      <w:r>
+        <w:t xml:space="preserve"> DB</w:t>
+      </w:r>
+      <w:r>
+        <w:t xml:space="preserve"> </w:t>
+      </w:r>
+      <w:r>
+        <w:t xml:space="preserve">2.</w:t>
+      </w:r>
+      <w:r>
+        <w:t xml:space="preserve"> </w:t>
+      </w:r>
+      <w:r>
+        <w:rPr>
+          <w:rFonts w:hint="eastAsia"/>
+          <w:b/>
+          <w:bCs/>
+        </w:rPr>
+        <w:t xml:space="preserve">模型</w:t>
+      </w:r>
+      <w:r>
+        <w:rPr>
+          <w:rFonts w:hint="eastAsia"/>
+        </w:rPr>
+        <w:t xml:space="preserve">:从</w:t>
+      </w:r>
+      <w:r>
+        <w:t xml:space="preserve"> Kimi</w:t>
+      </w:r>
+      <w:r>
+        <w:t xml:space="preserve"> </w:t>
+      </w:r>
+      <w:r>
+        <w:rPr>
+          <w:rStyle w:val="VerbatimChar"/>
+        </w:rPr>
+        <w:t xml:space="preserve">/v1/models</w:t>
+      </w:r>
+      <w:r>
+        <w:t xml:space="preserve"> </w:t>
+      </w:r>
+      <w:r>
+        <w:rPr>
+          <w:rFonts w:hint="eastAsia"/>
+        </w:rPr>
+        <w:t xml:space="preserve">动态拉,管理员选择</w:t>
+      </w:r>
+      <w:r>
+        <w:t xml:space="preserve"> </w:t>
+      </w:r>
+      <w:r>
+        <w:t xml:space="preserve">3.</w:t>
+      </w:r>
+      <w:r>
+        <w:t xml:space="preserve"> </w:t>
+      </w:r>
+      <w:r>
+        <w:rPr>
+          <w:b/>
+          <w:bCs/>
+        </w:rPr>
+        <w:t xml:space="preserve">Prompt</w:t>
+      </w:r>
+      <w:r>
+        <w:rPr>
+          <w:rFonts w:hint="eastAsia"/>
+        </w:rPr>
+        <w:t xml:space="preserve">:解析模板,默认</w:t>
+      </w:r>
+      <w:r>
+        <w:t xml:space="preserve"> ~3000 </w:t>
+      </w:r>
+      <w:r>
+        <w:rPr>
+          <w:rFonts w:hint="eastAsia"/>
+        </w:rPr>
+        <w:t xml:space="preserve">字,可改至</w:t>
+      </w:r>
+      <w:r>
+        <w:t xml:space="preserve"> 20000 </w:t>
+      </w:r>
+      <w:r>
+        <w:rPr>
+          <w:rFonts w:hint="eastAsia"/>
+        </w:rPr>
+        <w:t xml:space="preserve">字</w:t>
+      </w:r>
+    </w:p>
+    <w:p>
+      <w:pPr>
+        <w:pStyle w:val="BodyText"/>
+      </w:pPr>
+      <w:r>
+        <w:t xml:space="preserve">⚠️</w:t>
+      </w:r>
+      <w:r>
+        <w:t xml:space="preserve"> </w:t>
+      </w:r>
+      <w:r>
+        <w:rPr>
+          <w:rFonts w:hint="eastAsia"/>
+          <w:b/>
+          <w:bCs/>
+        </w:rPr>
+        <w:t xml:space="preserve">风险</w:t>
+      </w:r>
+      <w:r>
+        <w:rPr>
+          <w:rFonts w:hint="eastAsia"/>
+        </w:rPr>
+        <w:t xml:space="preserve">:轮换</w:t>
+      </w:r>
+      <w:r>
+        <w:t xml:space="preserve"> </w:t>
+      </w:r>
+      <w:r>
+        <w:rPr>
+          <w:rStyle w:val="VerbatimChar"/>
+        </w:rPr>
+        <w:t xml:space="preserve">JWT_SECRET</w:t>
+      </w:r>
+      <w:r>
+        <w:t xml:space="preserve"> </w:t>
+      </w:r>
+      <w:r>
+        <w:rPr>
+          <w:rFonts w:hint="eastAsia"/>
+        </w:rPr>
+        <w:t xml:space="preserve">会让加密</w:t>
+      </w:r>
+      <w:r>
+        <w:t xml:space="preserve"> SystemSetting </w:t>
+      </w:r>
+      <w:r>
+        <w:rPr>
+          <w:rFonts w:hint="eastAsia"/>
+        </w:rPr>
+        <w:t xml:space="preserve">全部不可解,需先</w:t>
+      </w:r>
+      <w:r>
+        <w:t xml:space="preserve"> UI </w:t>
+      </w:r>
+      <w:r>
+        <w:rPr>
+          <w:rFonts w:hint="eastAsia"/>
+        </w:rPr>
+        <w:t xml:space="preserve">解密</w:t>
+      </w:r>
+      <w:r>
+        <w:t xml:space="preserve"> → </w:t>
+      </w:r>
+      <w:r>
+        <w:rPr>
+          <w:rFonts w:hint="eastAsia"/>
+        </w:rPr>
+        <w:t xml:space="preserve">改</w:t>
+      </w:r>
+      <w:r>
+        <w:t xml:space="preserve"> secret → </w:t>
+      </w:r>
+      <w:r>
+        <w:rPr>
+          <w:rFonts w:hint="eastAsia"/>
+        </w:rPr>
+        <w:t xml:space="preserve">重写。</w:t>
+      </w:r>
+    </w:p>
+    <w:bookmarkEnd w:id="32"/>
+    <w:bookmarkStart w:id="33" w:name="测试-kimi-连通"/>
+    <w:p>
+      <w:pPr>
+        <w:pStyle w:val="Heading2"/>
+      </w:pPr>
+      <w:r>
+        <w:t xml:space="preserve">11.3 </w:t>
+      </w:r>
+      <w:r>
+        <w:rPr>
+          <w:rFonts w:hint="eastAsia"/>
+        </w:rPr>
+        <w:t xml:space="preserve">测试</w:t>
+      </w:r>
+      <w:r>
+        <w:t xml:space="preserve"> Kimi </w:t>
+      </w:r>
+      <w:r>
+        <w:rPr>
+          <w:rFonts w:hint="eastAsia"/>
+        </w:rPr>
+        <w:t xml:space="preserve">连通</w:t>
+      </w:r>
+    </w:p>
+    <w:p>
+      <w:pPr>
+        <w:pStyle w:val="SourceCode"/>
+      </w:pPr>
+      <w:r>
+        <w:rPr>
+          <w:rStyle w:val="ExtensionTok"/>
+        </w:rPr>
+        <w:t xml:space="preserve">curl</w:t>
+      </w:r>
+      <w:r>
+        <w:rPr>
+          <w:rStyle w:val="NormalTok"/>
+        </w:rPr>
+        <w:t xml:space="preserve"> </w:t>
+      </w:r>
+      <w:r>
+        <w:rPr>
+          <w:rStyle w:val="AttributeTok"/>
+        </w:rPr>
+        <w:t xml:space="preserve">-X</w:t>
+      </w:r>
+      <w:r>
+        <w:rPr>
+          <w:rStyle w:val="NormalTok"/>
+        </w:rPr>
+        <w:t xml:space="preserve"> POST </w:t>
+      </w:r>
+      <w:r>
+        <w:rPr>
+          <w:rStyle w:val="StringTok"/>
+        </w:rPr>
+        <w:t xml:space="preserve">"https://insovo.top/api/system/settings/kimi.api_key/test"</w:t>
+      </w:r>
+      <w:r>
+        <w:rPr>
+          <w:rStyle w:val="NormalTok"/>
+        </w:rPr>
+        <w:t xml:space="preserve"> </w:t>
+      </w:r>
+      <w:r>
+        <w:rPr>
+          <w:rStyle w:val="DataTypeTok"/>
+        </w:rPr>
+        <w:t xml:space="preserve">\</w:t>
+      </w:r>
+      <w:r>
+        <w:br/>
+      </w:r>
+      <w:r>
+        <w:rPr>
+          <w:rStyle w:val="NormalTok"/>
+        </w:rPr>
+        <w:t xml:space="preserve">  </w:t>
+      </w:r>
+      <w:r>
+        <w:rPr>
+          <w:rStyle w:val="AttributeTok"/>
+        </w:rPr>
+        <w:t xml:space="preserve">-H</w:t>
+      </w:r>
+      <w:r>
+        <w:rPr>
+          <w:rStyle w:val="NormalTok"/>
+        </w:rPr>
+        <w:t xml:space="preserve"> </w:t>
+      </w:r>
+      <w:r>
+        <w:rPr>
+          <w:rStyle w:val="StringTok"/>
+        </w:rPr>
+        <w:t xml:space="preserve">"Authorization: Bearer </w:t>
+      </w:r>
+      <w:r>
+        <w:rPr>
+          <w:rStyle w:val="VariableTok"/>
+        </w:rPr>
+        <w:t xml:space="preserve">$JWT</w:t>
+      </w:r>
+      <w:r>
+        <w:rPr>
+          <w:rStyle w:val="StringTok"/>
+        </w:rPr>
+        <w:t xml:space="preserve">"</w:t>
+      </w:r>
+      <w:r>
+        <w:rPr>
+          <w:rStyle w:val="NormalTok"/>
+        </w:rPr>
+        <w:t xml:space="preserve"> </w:t>
+      </w:r>
+      <w:r>
+        <w:rPr>
+          <w:rStyle w:val="AttributeTok"/>
+        </w:rPr>
+        <w:t xml:space="preserve">-H</w:t>
+      </w:r>
+      <w:r>
+        <w:rPr>
+          <w:rStyle w:val="NormalTok"/>
+        </w:rPr>
+        <w:t xml:space="preserve"> </w:t>
+      </w:r>
+      <w:r>
+        <w:rPr>
+          <w:rStyle w:val="StringTok"/>
+        </w:rPr>
+        <w:t xml:space="preserve">"Content-Type: application/json"</w:t>
+      </w:r>
+      <w:r>
+        <w:rPr>
+          <w:rStyle w:val="NormalTok"/>
+        </w:rPr>
+        <w:t xml:space="preserve"> </w:t>
+      </w:r>
+      <w:r>
+        <w:rPr>
+          <w:rStyle w:val="DataTypeTok"/>
+        </w:rPr>
+        <w:t xml:space="preserve">\</w:t>
+      </w:r>
+      <w:r>
+        <w:br/>
+      </w:r>
+      <w:r>
+        <w:rPr>
+          <w:rStyle w:val="NormalTok"/>
+        </w:rPr>
+        <w:t xml:space="preserve">  </w:t>
+      </w:r>
+      <w:r>
+        <w:rPr>
+          <w:rStyle w:val="AttributeTok"/>
+        </w:rPr>
+        <w:t xml:space="preserve">-d</w:t>
+      </w:r>
+      <w:r>
+        <w:rPr>
+          <w:rStyle w:val="NormalTok"/>
+        </w:rPr>
+        <w:t xml:space="preserve"> </w:t>
+      </w:r>
+      <w:r>
+        <w:rPr>
+          <w:rStyle w:val="StringTok"/>
+        </w:rPr>
+        <w:t xml:space="preserve">'{"value":"sk-..."}'</w:t>
+      </w:r>
+      <w:r>
+        <w:br/>
+      </w:r>
+      <w:r>
+        <w:rPr>
+          <w:rStyle w:val="CommentTok"/>
+        </w:rPr>
+        <w:t xml:space="preserve"># {"ok":true} 或 4xx 错误描述</w:t>
+      </w:r>
+    </w:p>
+    <w:bookmarkEnd w:id="33"/>
+    <w:bookmarkEnd w:id="34"/>
+    <w:bookmarkStart w:id="35" w:name="r2-业务桶-备份桶分离"/>
+    <w:p>
+      <w:pPr>
+        <w:pStyle w:val="Heading1"/>
+      </w:pPr>
+      <w:r>
+        <w:t xml:space="preserve">12. R2 </w:t>
+      </w:r>
+      <w:r>
+        <w:rPr>
+          <w:rFonts w:hint="eastAsia"/>
+        </w:rPr>
+        <w:t xml:space="preserve">业务桶</w:t>
+      </w:r>
+      <w:r>
+        <w:t xml:space="preserve"> + </w:t>
+      </w:r>
+      <w:r>
+        <w:rPr>
+          <w:rFonts w:hint="eastAsia"/>
+        </w:rPr>
+        <w:t xml:space="preserve">备份桶分离</w:t>
+      </w:r>
+    </w:p>
+    <w:tbl>
+      <w:tblPr>
+        <w:tblStyle w:val="Table"/>
+        <w:tblW w:type="pct" w:w="5000"/>
+        <w:tblLayout w:type="fixed"/>
+        <w:tblLook w:firstRow="1" w:lastRow="0" w:firstColumn="0" w:lastColumn="0" w:noHBand="0" w:noVBand="0" w:val="0020"/>
+      </w:tblPr>
+      <w:tblGrid>
+        <w:gridCol w:w="1667"/>
+        <w:gridCol w:w="2501"/>
+        <w:gridCol w:w="3751"/>
+      </w:tblGrid>
+      <w:tr>
+        <w:trPr>
+          <w:tblHeader w:val="on"/>
+        </w:trPr>
+        <w:tc>
+          <w:tcPr/>
+          <w:p>
+            <w:pPr>
+              <w:pStyle w:val="Compact"/>
+            </w:pPr>
+            <w:r>
+              <w:rPr>
+                <w:rFonts w:hint="eastAsia"/>
+              </w:rPr>
+              <w:t xml:space="preserve">桶</w:t>
+            </w:r>
+          </w:p>
+        </w:tc>
+        <w:tc>
+          <w:tcPr/>
+          <w:p>
+            <w:pPr>
+              <w:pStyle w:val="Compact"/>
+            </w:pPr>
+            <w:r>
+              <w:rPr>
+                <w:rFonts w:hint="eastAsia"/>
+              </w:rPr>
+              <w:t xml:space="preserve">用途</w:t>
+            </w:r>
+          </w:p>
+        </w:tc>
+        <w:tc>
+          <w:tcPr/>
+          <w:p>
+            <w:pPr>
+              <w:pStyle w:val="Compact"/>
+            </w:pPr>
+            <w:r>
+              <w:rPr>
+                <w:rFonts w:hint="eastAsia"/>
+              </w:rPr>
+              <w:t xml:space="preserve">凭证位置</w:t>
+            </w:r>
+          </w:p>
+        </w:tc>
+      </w:tr>
+      <w:tr>
+        <w:tc>
+          <w:tcPr/>
+          <w:p>
+            <w:pPr>
+              <w:pStyle w:val="Compact"/>
+            </w:pPr>
+            <w:r>
+              <w:rPr>
+                <w:rStyle w:val="VerbatimChar"/>
+              </w:rPr>
+              <w:t xml:space="preserve">mesa-resumes</w:t>
+            </w:r>
+          </w:p>
+        </w:tc>
+        <w:tc>
+          <w:tcPr/>
+          <w:p>
+            <w:pPr>
+              <w:pStyle w:val="Compact"/>
+            </w:pPr>
+            <w:r>
+              <w:rPr>
+                <w:rFonts w:hint="eastAsia"/>
+              </w:rPr>
+              <w:t xml:space="preserve">业务文件:简历</w:t>
+            </w:r>
+            <w:r>
+              <w:t xml:space="preserve"> / </w:t>
+            </w:r>
+            <w:r>
+              <w:rPr>
+                <w:rFonts w:hint="eastAsia"/>
+              </w:rPr>
+              <w:t xml:space="preserve">评价附件</w:t>
+            </w:r>
+          </w:p>
+        </w:tc>
+        <w:tc>
+          <w:tcPr/>
+          <w:p>
+            <w:pPr>
+              <w:pStyle w:val="Compact"/>
+            </w:pPr>
+            <w:r>
+              <w:t xml:space="preserve">VPS</w:t>
+            </w:r>
+            <w:r>
+              <w:t xml:space="preserve"> </w:t>
+            </w:r>
+            <w:r>
+              <w:rPr>
+                <w:rStyle w:val="VerbatimChar"/>
+              </w:rPr>
+              <w:t xml:space="preserve">/opt/mesa/.env</w:t>
+            </w:r>
+            <w:r>
+              <w:t xml:space="preserve"> </w:t>
+            </w:r>
+            <w:r>
+              <w:rPr>
+                <w:rFonts w:hint="eastAsia"/>
+              </w:rPr>
+              <w:t xml:space="preserve">中的</w:t>
+            </w:r>
+            <w:r>
+              <w:t xml:space="preserve"> </w:t>
+            </w:r>
+            <w:r>
+              <w:rPr>
+                <w:rStyle w:val="VerbatimChar"/>
+              </w:rPr>
+              <w:t xml:space="preserve">R2_*</w:t>
+            </w:r>
+          </w:p>
+        </w:tc>
+      </w:tr>
+      <w:tr>
+        <w:tc>
+          <w:tcPr/>
+          <w:p>
+            <w:pPr>
+              <w:pStyle w:val="Compact"/>
+            </w:pPr>
+            <w:r>
+              <w:rPr>
+                <w:rStyle w:val="VerbatimChar"/>
+              </w:rPr>
+              <w:t xml:space="preserve">mesa-backups</w:t>
+            </w:r>
+          </w:p>
+        </w:tc>
+        <w:tc>
+          <w:tcPr/>
+          <w:p>
+            <w:pPr>
+              <w:pStyle w:val="Compact"/>
+            </w:pPr>
+            <w:r>
+              <w:rPr>
+                <w:rFonts w:hint="eastAsia"/>
+              </w:rPr>
+              <w:t xml:space="preserve">每日</w:t>
+            </w:r>
+            <w:r>
+              <w:t xml:space="preserve"> pg_dump</w:t>
+            </w:r>
+          </w:p>
+        </w:tc>
+        <w:tc>
+          <w:tcPr/>
+          <w:p>
+            <w:pPr>
+              <w:pStyle w:val="Compact"/>
+            </w:pPr>
+            <w:r>
+              <w:t xml:space="preserve">VPS</w:t>
+            </w:r>
+            <w:r>
+              <w:t xml:space="preserve"> </w:t>
+            </w:r>
+            <w:r>
+              <w:rPr>
+                <w:rStyle w:val="VerbatimChar"/>
+              </w:rPr>
+              <w:t xml:space="preserve">~/.aws/credentials</w:t>
+            </w:r>
+            <w:r>
+              <w:t xml:space="preserve"> </w:t>
+            </w:r>
+            <w:r>
+              <w:rPr>
+                <w:rFonts w:hint="eastAsia"/>
+              </w:rPr>
+              <w:t xml:space="preserve">中</w:t>
+            </w:r>
+            <w:r>
+              <w:t xml:space="preserve"> </w:t>
+            </w:r>
+            <w:r>
+              <w:rPr>
+                <w:rStyle w:val="VerbatimChar"/>
+              </w:rPr>
+              <w:t xml:space="preserve">[r2-backup]</w:t>
+            </w:r>
+            <w:r>
+              <w:t xml:space="preserve"> </w:t>
+            </w:r>
+            <w:r>
+              <w:t xml:space="preserve">profile</w:t>
+            </w:r>
+          </w:p>
+        </w:tc>
+      </w:tr>
+    </w:tbl>
+    <w:p>
+      <w:pPr>
+        <w:pStyle w:val="BodyText"/>
+      </w:pPr>
+      <w:r>
+        <w:rPr>
+          <w:rFonts w:hint="eastAsia"/>
+        </w:rPr>
+        <w:t xml:space="preserve">业务桶</w:t>
+      </w:r>
+      <w:r>
+        <w:t xml:space="preserve"> CORS </w:t>
+      </w:r>
+      <w:r>
+        <w:rPr>
+          <w:rFonts w:hint="eastAsia"/>
+        </w:rPr>
+        <w:t xml:space="preserve">限定</w:t>
+      </w:r>
+      <w:r>
+        <w:t xml:space="preserve"> </w:t>
+      </w:r>
+      <w:r>
+        <w:rPr>
+          <w:rStyle w:val="VerbatimChar"/>
+        </w:rPr>
+        <w:t xml:space="preserve">https://insovo.top</w:t>
+      </w:r>
+      <w:r>
+        <w:rPr>
+          <w:rFonts w:hint="eastAsia"/>
+        </w:rPr>
+        <w:t xml:space="preserve">。备份桶不需</w:t>
+      </w:r>
+      <w:r>
+        <w:t xml:space="preserve"> CORS(server-to-server)。</w:t>
+      </w:r>
+    </w:p>
+    <w:bookmarkEnd w:id="35"/>
     <w:sectPr>
       <w:footnotePr>
         <w:numRestart w:val="eachSect"/>

--- a/delivery-docs/03_生产环境云端部署与CI-CD配置手册.docx
+++ b/delivery-docs/03_生产环境云端部署与CI-CD配置手册.docx
@@ -7,7 +7,7 @@
         <w:pStyle w:val="Title"/>
       </w:pPr>
       <w:r>
-        <w:t xml:space="preserve">MESA Recruit · </w:t>
+        <w:t xml:space="preserve">Overseas R&amp;D · </w:t>
       </w:r>
       <w:r>
         <w:rPr>
@@ -30,7 +30,7 @@
         <w:pStyle w:val="Author"/>
       </w:pPr>
       <w:r>
-        <w:t xml:space="preserve">MESA Recruit </w:t>
+        <w:t xml:space="preserve">Overseas R&amp;D </w:t>
       </w:r>
       <w:r>
         <w:rPr>
@@ -44,7 +44,7 @@
         <w:pStyle w:val="Date"/>
       </w:pPr>
       <w:r>
-        <w:t xml:space="preserve">2026-05-22</w:t>
+        <w:t xml:space="preserve">2026-07-17</w:t>
       </w:r>
     </w:p>
     <w:bookmarkStart w:id="13" w:name="前置准备"/>
@@ -2254,7 +2254,7 @@
       </w:r>
     </w:p>
     <w:bookmarkEnd w:id="19"/>
-    <w:bookmarkStart w:id="23" w:name="部署代码到-vps"/>
+    <w:bookmarkStart w:id="24" w:name="部署代码到-vps"/>
     <w:p>
       <w:pPr>
         <w:pStyle w:val="Heading1"/>
@@ -2986,8 +2986,603 @@
       </w:r>
     </w:p>
     <w:bookmarkEnd w:id="22"/>
+    <w:bookmarkStart w:id="23" w:name="新增非-src-静态资源目录的硬约定"/>
+    <w:p>
+      <w:pPr>
+        <w:pStyle w:val="Heading2"/>
+      </w:pPr>
+      <w:r>
+        <w:t xml:space="preserve">4.4 </w:t>
+      </w:r>
+      <w:r>
+        <w:rPr>
+          <w:rFonts w:hint="eastAsia"/>
+        </w:rPr>
+        <w:t xml:space="preserve">新增非</w:t>
+      </w:r>
+      <w:r>
+        <w:t xml:space="preserve"> </w:t>
+      </w:r>
+      <w:r>
+        <w:rPr>
+          <w:rStyle w:val="VerbatimChar"/>
+        </w:rPr>
+        <w:t xml:space="preserve">src/</w:t>
+      </w:r>
+      <w:r>
+        <w:t xml:space="preserve"> </w:t>
+      </w:r>
+      <w:r>
+        <w:rPr>
+          <w:rFonts w:hint="eastAsia"/>
+        </w:rPr>
+        <w:t xml:space="preserve">静态资源目录的硬约定</w:t>
+      </w:r>
+    </w:p>
+    <w:p>
+      <w:pPr>
+        <w:pStyle w:val="BlockText"/>
+      </w:pPr>
+      <w:r>
+        <w:rPr>
+          <w:rFonts w:hint="eastAsia"/>
+        </w:rPr>
+        <w:t xml:space="preserve">踩坑</w:t>
+      </w:r>
+      <w:r>
+        <w:t xml:space="preserve"> #38(2026-05-27 PR #33 </w:t>
+      </w:r>
+      <w:r>
+        <w:rPr>
+          <w:rFonts w:hint="eastAsia"/>
+        </w:rPr>
+        <w:t xml:space="preserve">部署事故)</w:t>
+      </w:r>
+    </w:p>
+    <w:p>
+      <w:pPr>
+        <w:pStyle w:val="FirstParagraph"/>
+      </w:pPr>
+      <w:r>
+        <w:t xml:space="preserve">server </w:t>
+      </w:r>
+      <w:r>
+        <w:rPr>
+          <w:rFonts w:hint="eastAsia"/>
+        </w:rPr>
+        <w:t xml:space="preserve">端若新增</w:t>
+      </w:r>
+      <w:r>
+        <w:t xml:space="preserve"> </w:t>
+      </w:r>
+      <w:r>
+        <w:rPr>
+          <w:rStyle w:val="VerbatimChar"/>
+        </w:rPr>
+        <w:t xml:space="preserve">src/</w:t>
+      </w:r>
+      <w:r>
+        <w:t xml:space="preserve"> </w:t>
+      </w:r>
+      <w:r>
+        <w:rPr>
+          <w:rFonts w:hint="eastAsia"/>
+        </w:rPr>
+        <w:t xml:space="preserve">之外的、</w:t>
+      </w:r>
+      <w:r>
+        <w:rPr>
+          <w:rFonts w:hint="eastAsia"/>
+          <w:b/>
+          <w:bCs/>
+        </w:rPr>
+        <w:t xml:space="preserve">运行时</w:t>
+      </w:r>
+      <w:r>
+        <w:rPr>
+          <w:rFonts w:hint="eastAsia"/>
+        </w:rPr>
+        <w:t xml:space="preserve">会读的目录(如模板文件、字典、内置资源等),</w:t>
+      </w:r>
+      <w:r>
+        <w:rPr>
+          <w:rFonts w:hint="eastAsia"/>
+          <w:b/>
+          <w:bCs/>
+        </w:rPr>
+        <w:t xml:space="preserve">必须</w:t>
+      </w:r>
+      <w:r>
+        <w:rPr>
+          <w:rFonts w:hint="eastAsia"/>
+        </w:rPr>
+        <w:t xml:space="preserve">在</w:t>
+      </w:r>
+      <w:r>
+        <w:t xml:space="preserve"> </w:t>
+      </w:r>
+      <w:r>
+        <w:rPr>
+          <w:rStyle w:val="VerbatimChar"/>
+        </w:rPr>
+        <w:t xml:space="preserve">server/Dockerfile</w:t>
+      </w:r>
+      <w:r>
+        <w:t xml:space="preserve"> </w:t>
+      </w:r>
+      <w:r>
+        <w:rPr>
+          <w:rFonts w:hint="eastAsia"/>
+        </w:rPr>
+        <w:t xml:space="preserve">多阶段</w:t>
+      </w:r>
+      <w:r>
+        <w:t xml:space="preserve"> runtime stage </w:t>
+      </w:r>
+      <w:r>
+        <w:rPr>
+          <w:rFonts w:hint="eastAsia"/>
+        </w:rPr>
+        <w:t xml:space="preserve">同步</w:t>
+      </w:r>
+      <w:r>
+        <w:t xml:space="preserve"> </w:t>
+      </w:r>
+      <w:r>
+        <w:rPr>
+          <w:rStyle w:val="VerbatimChar"/>
+        </w:rPr>
+        <w:t xml:space="preserve">COPY &lt;dir&gt; ./&lt;dir&gt;</w:t>
+      </w:r>
+      <w:r>
+        <w:rPr>
+          <w:rFonts w:hint="eastAsia"/>
+        </w:rPr>
+        <w:t xml:space="preserve">,否则:</w:t>
+      </w:r>
+    </w:p>
+    <w:p>
+      <w:pPr>
+        <w:pStyle w:val="Compact"/>
+        <w:numPr>
+          <w:ilvl w:val="0"/>
+          <w:numId w:val="1003"/>
+        </w:numPr>
+      </w:pPr>
+      <w:r>
+        <w:rPr>
+          <w:rFonts w:hint="eastAsia"/>
+        </w:rPr>
+        <w:t xml:space="preserve">本地</w:t>
+      </w:r>
+      <w:r>
+        <w:t xml:space="preserve"> </w:t>
+      </w:r>
+      <w:r>
+        <w:rPr>
+          <w:rStyle w:val="VerbatimChar"/>
+        </w:rPr>
+        <w:t xml:space="preserve">npm run dev</w:t>
+      </w:r>
+      <w:r>
+        <w:t xml:space="preserve"> </w:t>
+      </w:r>
+      <w:r>
+        <w:rPr>
+          <w:rFonts w:hint="eastAsia"/>
+        </w:rPr>
+        <w:t xml:space="preserve">直接读源码</w:t>
+      </w:r>
+      <w:r>
+        <w:t xml:space="preserve"> → </w:t>
+      </w:r>
+      <w:r>
+        <w:rPr>
+          <w:rFonts w:hint="eastAsia"/>
+        </w:rPr>
+        <w:t xml:space="preserve">跑通</w:t>
+      </w:r>
+      <w:r>
+        <w:t xml:space="preserve"> ✓</w:t>
+      </w:r>
+    </w:p>
+    <w:p>
+      <w:pPr>
+        <w:pStyle w:val="Compact"/>
+        <w:numPr>
+          <w:ilvl w:val="0"/>
+          <w:numId w:val="1003"/>
+        </w:numPr>
+      </w:pPr>
+      <w:r>
+        <w:rPr>
+          <w:rFonts w:hint="eastAsia"/>
+        </w:rPr>
+        <w:t xml:space="preserve">容器</w:t>
+      </w:r>
+      <w:r>
+        <w:t xml:space="preserve"> build </w:t>
+      </w:r>
+      <w:r>
+        <w:rPr>
+          <w:rFonts w:hint="eastAsia"/>
+        </w:rPr>
+        <w:t xml:space="preserve">后</w:t>
+      </w:r>
+      <w:r>
+        <w:t xml:space="preserve"> </w:t>
+      </w:r>
+      <w:r>
+        <w:rPr>
+          <w:rStyle w:val="VerbatimChar"/>
+        </w:rPr>
+        <w:t xml:space="preserve">/app/</w:t>
+      </w:r>
+      <w:r>
+        <w:t xml:space="preserve"> </w:t>
+      </w:r>
+      <w:r>
+        <w:rPr>
+          <w:rFonts w:hint="eastAsia"/>
+        </w:rPr>
+        <w:t xml:space="preserve">内</w:t>
+      </w:r>
+      <w:r>
+        <w:rPr>
+          <w:rFonts w:hint="eastAsia"/>
+          <w:b/>
+          <w:bCs/>
+        </w:rPr>
+        <w:t xml:space="preserve">没有该目录</w:t>
+      </w:r>
+      <w:r>
+        <w:t xml:space="preserve"> </w:t>
+      </w:r>
+      <w:r>
+        <w:t xml:space="preserve">→ backend boot </w:t>
+      </w:r>
+      <w:r>
+        <w:rPr>
+          <w:rFonts w:hint="eastAsia"/>
+        </w:rPr>
+        <w:t xml:space="preserve">fatal,整个</w:t>
+      </w:r>
+      <w:r>
+        <w:t xml:space="preserve"> stack </w:t>
+      </w:r>
+      <w:r>
+        <w:rPr>
+          <w:rFonts w:hint="eastAsia"/>
+        </w:rPr>
+        <w:t xml:space="preserve">起不来</w:t>
+      </w:r>
+    </w:p>
+    <w:p>
+      <w:pPr>
+        <w:pStyle w:val="FirstParagraph"/>
+      </w:pPr>
+      <w:r>
+        <w:rPr>
+          <w:rFonts w:hint="eastAsia"/>
+        </w:rPr>
+        <w:t xml:space="preserve">例</w:t>
+      </w:r>
+      <w:r>
+        <w:t xml:space="preserve"> </w:t>
+      </w:r>
+      <w:r>
+        <w:rPr>
+          <w:rFonts w:hint="eastAsia"/>
+        </w:rPr>
+        <w:t xml:space="preserve">1(已实施</w:t>
+      </w:r>
+      <w:r>
+        <w:t xml:space="preserve"> — </w:t>
+      </w:r>
+      <w:r>
+        <w:rPr>
+          <w:rFonts w:hint="eastAsia"/>
+        </w:rPr>
+        <w:t xml:space="preserve">面试评价</w:t>
+      </w:r>
+      <w:r>
+        <w:t xml:space="preserve"> xlsx </w:t>
+      </w:r>
+      <w:r>
+        <w:rPr>
+          <w:rFonts w:hint="eastAsia"/>
+        </w:rPr>
+        <w:t xml:space="preserve">模板):</w:t>
+      </w:r>
+    </w:p>
+    <w:p>
+      <w:pPr>
+        <w:pStyle w:val="SourceCode"/>
+      </w:pPr>
+      <w:r>
+        <w:rPr>
+          <w:rStyle w:val="CommentTok"/>
+        </w:rPr>
+        <w:t xml:space="preserve"># server/Dockerfile · runtime stage</w:t>
+      </w:r>
+      <w:r>
+        <w:br/>
+      </w:r>
+      <w:r>
+        <w:rPr>
+          <w:rStyle w:val="KeywordTok"/>
+        </w:rPr>
+        <w:t xml:space="preserve">COPY</w:t>
+      </w:r>
+      <w:r>
+        <w:rPr>
+          <w:rStyle w:val="NormalTok"/>
+        </w:rPr>
+        <w:t xml:space="preserve"> </w:t>
+      </w:r>
+      <w:r>
+        <w:rPr>
+          <w:rStyle w:val="OperatorTok"/>
+        </w:rPr>
+        <w:t xml:space="preserve">--from=deps</w:t>
+      </w:r>
+      <w:r>
+        <w:rPr>
+          <w:rStyle w:val="NormalTok"/>
+        </w:rPr>
+        <w:t xml:space="preserve"> /app/node_modules ./node_modules</w:t>
+      </w:r>
+      <w:r>
+        <w:br/>
+      </w:r>
+      <w:r>
+        <w:rPr>
+          <w:rStyle w:val="KeywordTok"/>
+        </w:rPr>
+        <w:t xml:space="preserve">COPY</w:t>
+      </w:r>
+      <w:r>
+        <w:rPr>
+          <w:rStyle w:val="NormalTok"/>
+        </w:rPr>
+        <w:t xml:space="preserve"> </w:t>
+      </w:r>
+      <w:r>
+        <w:rPr>
+          <w:rStyle w:val="OperatorTok"/>
+        </w:rPr>
+        <w:t xml:space="preserve">--from=deps</w:t>
+      </w:r>
+      <w:r>
+        <w:rPr>
+          <w:rStyle w:val="NormalTok"/>
+        </w:rPr>
+        <w:t xml:space="preserve"> /app/prisma ./prisma</w:t>
+      </w:r>
+      <w:r>
+        <w:br/>
+      </w:r>
+      <w:r>
+        <w:rPr>
+          <w:rStyle w:val="KeywordTok"/>
+        </w:rPr>
+        <w:t xml:space="preserve">COPY</w:t>
+      </w:r>
+      <w:r>
+        <w:rPr>
+          <w:rStyle w:val="NormalTok"/>
+        </w:rPr>
+        <w:t xml:space="preserve"> package*.json ./</w:t>
+      </w:r>
+      <w:r>
+        <w:br/>
+      </w:r>
+      <w:r>
+        <w:rPr>
+          <w:rStyle w:val="KeywordTok"/>
+        </w:rPr>
+        <w:t xml:space="preserve">COPY</w:t>
+      </w:r>
+      <w:r>
+        <w:rPr>
+          <w:rStyle w:val="NormalTok"/>
+        </w:rPr>
+        <w:t xml:space="preserve"> src ./src</w:t>
+      </w:r>
+      <w:r>
+        <w:br/>
+      </w:r>
+      <w:r>
+        <w:rPr>
+          <w:rStyle w:val="KeywordTok"/>
+        </w:rPr>
+        <w:t xml:space="preserve">COPY</w:t>
+      </w:r>
+      <w:r>
+        <w:rPr>
+          <w:rStyle w:val="NormalTok"/>
+        </w:rPr>
+        <w:t xml:space="preserve"> assets ./assets         </w:t>
+      </w:r>
+      <w:r>
+        <w:rPr>
+          <w:rStyle w:val="CommentTok"/>
+        </w:rPr>
+        <w:t xml:space="preserve"># ← 必须;否则启动校验 /app/assets/templates/*.xlsx 缺失会 boot fatal</w:t>
+      </w:r>
+    </w:p>
+    <w:p>
+      <w:pPr>
+        <w:pStyle w:val="FirstParagraph"/>
+      </w:pPr>
+      <w:r>
+        <w:rPr>
+          <w:rFonts w:hint="eastAsia"/>
+        </w:rPr>
+        <w:t xml:space="preserve">例</w:t>
+      </w:r>
+      <w:r>
+        <w:t xml:space="preserve"> </w:t>
+      </w:r>
+      <w:r>
+        <w:rPr>
+          <w:rFonts w:hint="eastAsia"/>
+        </w:rPr>
+        <w:t xml:space="preserve">2(防御性建议):未来再加新目录(如</w:t>
+      </w:r>
+      <w:r>
+        <w:t xml:space="preserve"> </w:t>
+      </w:r>
+      <w:r>
+        <w:rPr>
+          <w:rStyle w:val="VerbatimChar"/>
+        </w:rPr>
+        <w:t xml:space="preserve">server/templates/</w:t>
+      </w:r>
+      <w:r>
+        <w:t xml:space="preserve"> </w:t>
+      </w:r>
+      <w:r>
+        <w:t xml:space="preserve">/</w:t>
+      </w:r>
+      <w:r>
+        <w:t xml:space="preserve"> </w:t>
+      </w:r>
+      <w:r>
+        <w:rPr>
+          <w:rStyle w:val="VerbatimChar"/>
+        </w:rPr>
+        <w:t xml:space="preserve">server/data/</w:t>
+      </w:r>
+      <w:r>
+        <w:t xml:space="preserve"> </w:t>
+      </w:r>
+      <w:r>
+        <w:t xml:space="preserve">/</w:t>
+      </w:r>
+      <w:r>
+        <w:t xml:space="preserve"> </w:t>
+      </w:r>
+      <w:r>
+        <w:rPr>
+          <w:rStyle w:val="VerbatimChar"/>
+        </w:rPr>
+        <w:t xml:space="preserve">server/locales/</w:t>
+      </w:r>
+      <w:r>
+        <w:t xml:space="preserve">)→ </w:t>
+      </w:r>
+      <w:r>
+        <w:rPr>
+          <w:rFonts w:hint="eastAsia"/>
+        </w:rPr>
+        <w:t xml:space="preserve">同步加</w:t>
+      </w:r>
+      <w:r>
+        <w:t xml:space="preserve"> </w:t>
+      </w:r>
+      <w:r>
+        <w:rPr>
+          <w:rStyle w:val="VerbatimChar"/>
+        </w:rPr>
+        <w:t xml:space="preserve">COPY &lt;dir&gt; ./&lt;dir&gt;</w:t>
+      </w:r>
+      <w:r>
+        <w:t xml:space="preserve">。</w:t>
+      </w:r>
+    </w:p>
+    <w:p>
+      <w:pPr>
+        <w:pStyle w:val="BodyText"/>
+      </w:pPr>
+      <w:r>
+        <w:rPr>
+          <w:b/>
+          <w:bCs/>
+        </w:rPr>
+        <w:t xml:space="preserve">CI </w:t>
+      </w:r>
+      <w:r>
+        <w:rPr>
+          <w:rFonts w:hint="eastAsia"/>
+          <w:b/>
+          <w:bCs/>
+        </w:rPr>
+        <w:t xml:space="preserve">增强建议</w:t>
+      </w:r>
+      <w:r>
+        <w:rPr>
+          <w:rFonts w:hint="eastAsia"/>
+        </w:rPr>
+        <w:t xml:space="preserve">(未来):在</w:t>
+      </w:r>
+      <w:r>
+        <w:t xml:space="preserve"> </w:t>
+      </w:r>
+      <w:r>
+        <w:rPr>
+          <w:rStyle w:val="VerbatimChar"/>
+        </w:rPr>
+        <w:t xml:space="preserve">.github/workflows/ci.yml</w:t>
+      </w:r>
+      <w:r>
+        <w:t xml:space="preserve"> </w:t>
+      </w:r>
+      <w:r>
+        <w:rPr>
+          <w:rFonts w:hint="eastAsia"/>
+        </w:rPr>
+        <w:t xml:space="preserve">的</w:t>
+      </w:r>
+      <w:r>
+        <w:t xml:space="preserve"> </w:t>
+      </w:r>
+      <w:r>
+        <w:rPr>
+          <w:rStyle w:val="VerbatimChar"/>
+        </w:rPr>
+        <w:t xml:space="preserve">docker · multi-stage smoke build</w:t>
+      </w:r>
+      <w:r>
+        <w:t xml:space="preserve"> </w:t>
+      </w:r>
+      <w:r>
+        <w:t xml:space="preserve">step </w:t>
+      </w:r>
+      <w:r>
+        <w:rPr>
+          <w:rFonts w:hint="eastAsia"/>
+        </w:rPr>
+        <w:t xml:space="preserve">之后加一步</w:t>
+      </w:r>
+      <w:r>
+        <w:t xml:space="preserve"> </w:t>
+      </w:r>
+      <w:r>
+        <w:rPr>
+          <w:rStyle w:val="VerbatimChar"/>
+        </w:rPr>
+        <w:t xml:space="preserve">docker run --rm &lt;image&gt; node -e "require('fs').accessSync('/app/assets/templates/interview-evaluation-v1.xlsx')"</w:t>
+      </w:r>
+      <w:r>
+        <w:rPr>
+          <w:rFonts w:hint="eastAsia"/>
+        </w:rPr>
+        <w:t xml:space="preserve">,把”启动期依赖的静态资源”前移到</w:t>
+      </w:r>
+      <w:r>
+        <w:t xml:space="preserve"> CI </w:t>
+      </w:r>
+      <w:r>
+        <w:rPr>
+          <w:rFonts w:hint="eastAsia"/>
+        </w:rPr>
+        <w:t xml:space="preserve">检验,而不是部署后才炸。</w:t>
+      </w:r>
+    </w:p>
     <w:bookmarkEnd w:id="23"/>
-    <w:bookmarkStart w:id="28" w:name="cicd-配置"/>
+    <w:bookmarkEnd w:id="24"/>
+    <w:bookmarkStart w:id="36" w:name="cicd-配置"/>
     <w:p>
       <w:pPr>
         <w:pStyle w:val="Heading1"/>
@@ -3002,7 +3597,7 @@
         <w:t xml:space="preserve">配置</w:t>
       </w:r>
     </w:p>
-    <w:bookmarkStart w:id="24" w:name="github-repo-secrets"/>
+    <w:bookmarkStart w:id="25" w:name="github-repo-secrets"/>
     <w:p>
       <w:pPr>
         <w:pStyle w:val="Heading2"/>
@@ -3481,8 +4076,8 @@
         </w:tc>
       </w:tr>
     </w:tbl>
-    <w:bookmarkEnd w:id="24"/>
-    <w:bookmarkStart w:id="25" w:name="流水线行为"/>
+    <w:bookmarkEnd w:id="25"/>
+    <w:bookmarkStart w:id="26" w:name="流水线行为"/>
     <w:p>
       <w:pPr>
         <w:pStyle w:val="Heading2"/>
@@ -3502,7 +4097,7 @@
         <w:pStyle w:val="Compact"/>
         <w:numPr>
           <w:ilvl w:val="0"/>
-          <w:numId w:val="1003"/>
+          <w:numId w:val="1004"/>
         </w:numPr>
       </w:pPr>
       <w:r>
@@ -3587,7 +4182,7 @@
         <w:pStyle w:val="Compact"/>
         <w:numPr>
           <w:ilvl w:val="0"/>
-          <w:numId w:val="1003"/>
+          <w:numId w:val="1004"/>
         </w:numPr>
       </w:pPr>
       <w:r>
@@ -3718,8 +4313,8 @@
         <w:t xml:space="preserve">docker compose up -d</w:t>
       </w:r>
     </w:p>
-    <w:bookmarkEnd w:id="25"/>
-    <w:bookmarkStart w:id="26" w:name="手动触发"/>
+    <w:bookmarkEnd w:id="26"/>
+    <w:bookmarkStart w:id="27" w:name="手动触发"/>
     <w:p>
       <w:pPr>
         <w:pStyle w:val="Heading2"/>
@@ -3763,8 +4358,8 @@
         <w:t xml:space="preserve"> main</w:t>
       </w:r>
     </w:p>
-    <w:bookmarkEnd w:id="26"/>
-    <w:bookmarkStart w:id="27" w:name="回滚"/>
+    <w:bookmarkEnd w:id="27"/>
+    <w:bookmarkStart w:id="28" w:name="回滚"/>
     <w:p>
       <w:pPr>
         <w:pStyle w:val="Heading2"/>
@@ -3915,9 +4510,4428 @@
         <w:t xml:space="preserve">。</w:t>
       </w:r>
     </w:p>
-    <w:bookmarkEnd w:id="27"/>
     <w:bookmarkEnd w:id="28"/>
-    <w:bookmarkStart w:id="29" w:name="cloudflare-waf-配置推荐"/>
+    <w:bookmarkStart w:id="35" w:name="多-worktree-并行开发流程开发侧硬约定"/>
+    <w:p>
+      <w:pPr>
+        <w:pStyle w:val="Heading2"/>
+      </w:pPr>
+      <w:r>
+        <w:t xml:space="preserve">5.5 </w:t>
+      </w:r>
+      <w:r>
+        <w:rPr>
+          <w:rFonts w:hint="eastAsia"/>
+        </w:rPr>
+        <w:t xml:space="preserve">多</w:t>
+      </w:r>
+      <w:r>
+        <w:t xml:space="preserve"> worktree </w:t>
+      </w:r>
+      <w:r>
+        <w:rPr>
+          <w:rFonts w:hint="eastAsia"/>
+        </w:rPr>
+        <w:t xml:space="preserve">并行开发流程(开发侧硬约定)</w:t>
+      </w:r>
+    </w:p>
+    <w:p>
+      <w:pPr>
+        <w:pStyle w:val="FirstParagraph"/>
+      </w:pPr>
+      <w:r>
+        <w:rPr>
+          <w:rFonts w:hint="eastAsia"/>
+        </w:rPr>
+        <w:t xml:space="preserve">当需要同时修多个问题(候选人</w:t>
+      </w:r>
+      <w:r>
+        <w:t xml:space="preserve"> V2 / Kimi </w:t>
+      </w:r>
+      <w:r>
+        <w:rPr>
+          <w:rFonts w:hint="eastAsia"/>
+        </w:rPr>
+        <w:t xml:space="preserve">鲁棒性</w:t>
+      </w:r>
+      <w:r>
+        <w:t xml:space="preserve"> / Cloudflare 502 </w:t>
+      </w:r>
+      <w:r>
+        <w:rPr>
+          <w:rFonts w:hint="eastAsia"/>
+        </w:rPr>
+        <w:t xml:space="preserve">等)而不互相污染</w:t>
+      </w:r>
+      <w:r>
+        <w:t xml:space="preserve"> working tree </w:t>
+      </w:r>
+      <w:r>
+        <w:rPr>
+          <w:rFonts w:hint="eastAsia"/>
+        </w:rPr>
+        <w:t xml:space="preserve">时,</w:t>
+      </w:r>
+      <w:r>
+        <w:rPr>
+          <w:rFonts w:hint="eastAsia"/>
+          <w:b/>
+          <w:bCs/>
+        </w:rPr>
+        <w:t xml:space="preserve">统一</w:t>
+      </w:r>
+      <w:r>
+        <w:rPr>
+          <w:rFonts w:hint="eastAsia"/>
+        </w:rPr>
+        <w:t xml:space="preserve">使用</w:t>
+      </w:r>
+      <w:r>
+        <w:t xml:space="preserve"> git </w:t>
+      </w:r>
+      <w:r>
+        <w:rPr>
+          <w:rFonts w:hint="eastAsia"/>
+        </w:rPr>
+        <w:t xml:space="preserve">worktree。本项目使用的标准结构是:</w:t>
+      </w:r>
+    </w:p>
+    <w:p>
+      <w:pPr>
+        <w:pStyle w:val="SourceCode"/>
+      </w:pPr>
+      <w:r>
+        <w:rPr>
+          <w:rStyle w:val="VerbatimChar"/>
+        </w:rPr>
+        <w:t xml:space="preserve">mesa/</w:t>
+      </w:r>
+      <w:r>
+        <w:br/>
+      </w:r>
+      <w:r>
+        <w:rPr>
+          <w:rStyle w:val="VerbatimChar"/>
+        </w:rPr>
+        <w:t xml:space="preserve">└── .worktrees/              # ✅ </w:t>
+      </w:r>
+      <w:r>
+        <w:rPr>
+          <w:rStyle w:val="VerbatimChar"/>
+          <w:rFonts w:hint="eastAsia"/>
+        </w:rPr>
+        <w:t xml:space="preserve">已在</w:t>
+      </w:r>
+      <w:r>
+        <w:rPr>
+          <w:rStyle w:val="VerbatimChar"/>
+        </w:rPr>
+        <w:t xml:space="preserve"> </w:t>
+      </w:r>
+      <w:r>
+        <w:rPr>
+          <w:rStyle w:val="VerbatimChar"/>
+          <w:rFonts w:hint="eastAsia"/>
+        </w:rPr>
+        <w:t xml:space="preserve">.gitignore,不入库</w:t>
+      </w:r>
+      <w:r>
+        <w:br/>
+      </w:r>
+      <w:r>
+        <w:rPr>
+          <w:rStyle w:val="VerbatimChar"/>
+        </w:rPr>
+        <w:t xml:space="preserve">    ├── feature/             # </w:t>
+      </w:r>
+      <w:r>
+        <w:rPr>
+          <w:rStyle w:val="VerbatimChar"/>
+          <w:rFonts w:hint="eastAsia"/>
+        </w:rPr>
+        <w:t xml:space="preserve">新功能</w:t>
+      </w:r>
+      <w:r>
+        <w:br/>
+      </w:r>
+      <w:r>
+        <w:rPr>
+          <w:rStyle w:val="VerbatimChar"/>
+        </w:rPr>
+        <w:t xml:space="preserve">    │   └── upload/          # = </w:t>
+      </w:r>
+      <w:r>
+        <w:rPr>
+          <w:rStyle w:val="VerbatimChar"/>
+          <w:rFonts w:hint="eastAsia"/>
+        </w:rPr>
+        <w:t xml:space="preserve">一个独立</w:t>
+      </w:r>
+      <w:r>
+        <w:rPr>
+          <w:rStyle w:val="VerbatimChar"/>
+        </w:rPr>
+        <w:t xml:space="preserve"> working </w:t>
+      </w:r>
+      <w:r>
+        <w:rPr>
+          <w:rStyle w:val="VerbatimChar"/>
+          <w:rFonts w:hint="eastAsia"/>
+        </w:rPr>
+        <w:t xml:space="preserve">tree,分支</w:t>
+      </w:r>
+      <w:r>
+        <w:rPr>
+          <w:rStyle w:val="VerbatimChar"/>
+        </w:rPr>
+        <w:t xml:space="preserve"> feature/upload</w:t>
+      </w:r>
+      <w:r>
+        <w:br/>
+      </w:r>
+      <w:r>
+        <w:rPr>
+          <w:rStyle w:val="VerbatimChar"/>
+        </w:rPr>
+        <w:t xml:space="preserve">    ├── fix/                 # bug </w:t>
+      </w:r>
+      <w:r>
+        <w:rPr>
+          <w:rStyle w:val="VerbatimChar"/>
+          <w:rFonts w:hint="eastAsia"/>
+        </w:rPr>
+        <w:t xml:space="preserve">修复</w:t>
+      </w:r>
+      <w:r>
+        <w:br/>
+      </w:r>
+      <w:r>
+        <w:rPr>
+          <w:rStyle w:val="VerbatimChar"/>
+        </w:rPr>
+        <w:t xml:space="preserve">    │   └── jwt-renew/</w:t>
+      </w:r>
+      <w:r>
+        <w:br/>
+      </w:r>
+      <w:r>
+        <w:rPr>
+          <w:rStyle w:val="VerbatimChar"/>
+        </w:rPr>
+        <w:t xml:space="preserve">    ├── hotfix/              # </w:t>
+      </w:r>
+      <w:r>
+        <w:rPr>
+          <w:rStyle w:val="VerbatimChar"/>
+          <w:rFonts w:hint="eastAsia"/>
+        </w:rPr>
+        <w:t xml:space="preserve">生产紧急</w:t>
+      </w:r>
+      <w:r>
+        <w:br/>
+      </w:r>
+      <w:r>
+        <w:rPr>
+          <w:rStyle w:val="VerbatimChar"/>
+        </w:rPr>
+        <w:t xml:space="preserve">    │   └── cf-502/</w:t>
+      </w:r>
+      <w:r>
+        <w:br/>
+      </w:r>
+      <w:r>
+        <w:rPr>
+          <w:rStyle w:val="VerbatimChar"/>
+        </w:rPr>
+        <w:t xml:space="preserve">    ├── chore/               # </w:t>
+      </w:r>
+      <w:r>
+        <w:rPr>
+          <w:rStyle w:val="VerbatimChar"/>
+          <w:rFonts w:hint="eastAsia"/>
+        </w:rPr>
+        <w:t xml:space="preserve">杂活</w:t>
+      </w:r>
+      <w:r>
+        <w:br/>
+      </w:r>
+      <w:r>
+        <w:rPr>
+          <w:rStyle w:val="VerbatimChar"/>
+        </w:rPr>
+        <w:t xml:space="preserve">    └── docs/                # </w:t>
+      </w:r>
+      <w:r>
+        <w:rPr>
+          <w:rStyle w:val="VerbatimChar"/>
+          <w:rFonts w:hint="eastAsia"/>
+        </w:rPr>
+        <w:t xml:space="preserve">文档</w:t>
+      </w:r>
+    </w:p>
+    <w:bookmarkStart w:id="29" w:name="命名规则"/>
+    <w:p>
+      <w:pPr>
+        <w:pStyle w:val="Heading3"/>
+      </w:pPr>
+      <w:r>
+        <w:t xml:space="preserve">5.5.1 </w:t>
+      </w:r>
+      <w:r>
+        <w:rPr>
+          <w:rFonts w:hint="eastAsia"/>
+        </w:rPr>
+        <w:t xml:space="preserve">命名规则</w:t>
+      </w:r>
+    </w:p>
+    <w:p>
+      <w:pPr>
+        <w:pStyle w:val="Compact"/>
+        <w:numPr>
+          <w:ilvl w:val="0"/>
+          <w:numId w:val="1005"/>
+        </w:numPr>
+      </w:pPr>
+      <w:r>
+        <w:rPr>
+          <w:rFonts w:hint="eastAsia"/>
+          <w:b/>
+          <w:bCs/>
+        </w:rPr>
+        <w:t xml:space="preserve">位置</w:t>
+      </w:r>
+      <w:r>
+        <w:t xml:space="preserve">:</w:t>
+      </w:r>
+      <w:r>
+        <w:rPr>
+          <w:rStyle w:val="VerbatimChar"/>
+          <w:rFonts w:hint="eastAsia"/>
+        </w:rPr>
+        <w:t xml:space="preserve">.worktrees/&lt;分类&gt;/&lt;任务名&gt;</w:t>
+      </w:r>
+      <w:r>
+        <w:t xml:space="preserve"> </w:t>
+      </w:r>
+      <w:r>
+        <w:rPr>
+          <w:rFonts w:hint="eastAsia"/>
+        </w:rPr>
+        <w:t xml:space="preserve">两级目录</w:t>
+      </w:r>
+    </w:p>
+    <w:p>
+      <w:pPr>
+        <w:pStyle w:val="Compact"/>
+        <w:numPr>
+          <w:ilvl w:val="0"/>
+          <w:numId w:val="1005"/>
+        </w:numPr>
+      </w:pPr>
+      <w:r>
+        <w:rPr>
+          <w:rFonts w:hint="eastAsia"/>
+          <w:b/>
+          <w:bCs/>
+        </w:rPr>
+        <w:t xml:space="preserve">分类</w:t>
+      </w:r>
+      <w:r>
+        <w:rPr>
+          <w:rFonts w:hint="eastAsia"/>
+        </w:rPr>
+        <w:t xml:space="preserve">白名单:</w:t>
+      </w:r>
+      <w:r>
+        <w:rPr>
+          <w:rStyle w:val="VerbatimChar"/>
+        </w:rPr>
+        <w:t xml:space="preserve">feature</w:t>
+      </w:r>
+      <w:r>
+        <w:t xml:space="preserve"> </w:t>
+      </w:r>
+      <w:r>
+        <w:t xml:space="preserve">/</w:t>
+      </w:r>
+      <w:r>
+        <w:t xml:space="preserve"> </w:t>
+      </w:r>
+      <w:r>
+        <w:rPr>
+          <w:rStyle w:val="VerbatimChar"/>
+        </w:rPr>
+        <w:t xml:space="preserve">fix</w:t>
+      </w:r>
+      <w:r>
+        <w:t xml:space="preserve"> </w:t>
+      </w:r>
+      <w:r>
+        <w:t xml:space="preserve">/</w:t>
+      </w:r>
+      <w:r>
+        <w:t xml:space="preserve"> </w:t>
+      </w:r>
+      <w:r>
+        <w:rPr>
+          <w:rStyle w:val="VerbatimChar"/>
+        </w:rPr>
+        <w:t xml:space="preserve">hotfix</w:t>
+      </w:r>
+      <w:r>
+        <w:t xml:space="preserve"> </w:t>
+      </w:r>
+      <w:r>
+        <w:t xml:space="preserve">/</w:t>
+      </w:r>
+      <w:r>
+        <w:t xml:space="preserve"> </w:t>
+      </w:r>
+      <w:r>
+        <w:rPr>
+          <w:rStyle w:val="VerbatimChar"/>
+        </w:rPr>
+        <w:t xml:space="preserve">chore</w:t>
+      </w:r>
+      <w:r>
+        <w:t xml:space="preserve"> </w:t>
+      </w:r>
+      <w:r>
+        <w:t xml:space="preserve">/</w:t>
+      </w:r>
+      <w:r>
+        <w:t xml:space="preserve"> </w:t>
+      </w:r>
+      <w:r>
+        <w:rPr>
+          <w:rStyle w:val="VerbatimChar"/>
+        </w:rPr>
+        <w:t xml:space="preserve">docs</w:t>
+      </w:r>
+    </w:p>
+    <w:p>
+      <w:pPr>
+        <w:pStyle w:val="Compact"/>
+        <w:numPr>
+          <w:ilvl w:val="0"/>
+          <w:numId w:val="1005"/>
+        </w:numPr>
+      </w:pPr>
+      <w:r>
+        <w:rPr>
+          <w:rFonts w:hint="eastAsia"/>
+          <w:b/>
+          <w:bCs/>
+        </w:rPr>
+        <w:t xml:space="preserve">分支名</w:t>
+      </w:r>
+      <w:r>
+        <w:rPr>
+          <w:rFonts w:hint="eastAsia"/>
+        </w:rPr>
+        <w:t xml:space="preserve">与目录同名:</w:t>
+      </w:r>
+      <w:r>
+        <w:rPr>
+          <w:rStyle w:val="VerbatimChar"/>
+          <w:rFonts w:hint="eastAsia"/>
+        </w:rPr>
+        <w:t xml:space="preserve">&lt;分类&gt;/&lt;任务名&gt;</w:t>
+      </w:r>
+      <w:r>
+        <w:rPr>
+          <w:rFonts w:hint="eastAsia"/>
+        </w:rPr>
+        <w:t xml:space="preserve">(如</w:t>
+      </w:r>
+      <w:r>
+        <w:t xml:space="preserve"> </w:t>
+      </w:r>
+      <w:r>
+        <w:rPr>
+          <w:rStyle w:val="VerbatimChar"/>
+        </w:rPr>
+        <w:t xml:space="preserve">feature/upload</w:t>
+      </w:r>
+      <w:r>
+        <w:t xml:space="preserve">、</w:t>
+      </w:r>
+      <w:r>
+        <w:rPr>
+          <w:rStyle w:val="VerbatimChar"/>
+        </w:rPr>
+        <w:t xml:space="preserve">hotfix/cf-502</w:t>
+      </w:r>
+      <w:r>
+        <w:t xml:space="preserve">)</w:t>
+      </w:r>
+    </w:p>
+    <w:p>
+      <w:pPr>
+        <w:pStyle w:val="Compact"/>
+        <w:numPr>
+          <w:ilvl w:val="0"/>
+          <w:numId w:val="1005"/>
+        </w:numPr>
+      </w:pPr>
+      <w:r>
+        <w:t xml:space="preserve">❌</w:t>
+      </w:r>
+      <w:r>
+        <w:t xml:space="preserve"> </w:t>
+      </w:r>
+      <w:r>
+        <w:rPr>
+          <w:rFonts w:hint="eastAsia"/>
+          <w:b/>
+          <w:bCs/>
+        </w:rPr>
+        <w:t xml:space="preserve">禁止</w:t>
+      </w:r>
+      <w:r>
+        <w:rPr>
+          <w:rFonts w:hint="eastAsia"/>
+        </w:rPr>
+        <w:t xml:space="preserve">放</w:t>
+      </w:r>
+      <w:r>
+        <w:t xml:space="preserve"> </w:t>
+      </w:r>
+      <w:r>
+        <w:rPr>
+          <w:rStyle w:val="VerbatimChar"/>
+        </w:rPr>
+        <w:t xml:space="preserve">.claude/worktrees/</w:t>
+      </w:r>
+      <w:r>
+        <w:t xml:space="preserve">(Claude Code </w:t>
+      </w:r>
+      <w:r>
+        <w:rPr>
+          <w:rFonts w:hint="eastAsia"/>
+        </w:rPr>
+        <w:t xml:space="preserve">工具默认路径,不符合本项目约定;且</w:t>
+      </w:r>
+      <w:r>
+        <w:t xml:space="preserve"> </w:t>
+      </w:r>
+      <w:r>
+        <w:rPr>
+          <w:rStyle w:val="VerbatimChar"/>
+        </w:rPr>
+        <w:t xml:space="preserve">.claude/</w:t>
+      </w:r>
+      <w:r>
+        <w:t xml:space="preserve"> </w:t>
+      </w:r>
+      <w:r>
+        <w:rPr>
+          <w:rFonts w:hint="eastAsia"/>
+        </w:rPr>
+        <w:t xml:space="preserve">已加入</w:t>
+      </w:r>
+      <w:r>
+        <w:t xml:space="preserve"> gitignore </w:t>
+      </w:r>
+      <w:r>
+        <w:rPr>
+          <w:rFonts w:hint="eastAsia"/>
+        </w:rPr>
+        <w:t xml:space="preserve">防误推)</w:t>
+      </w:r>
+    </w:p>
+    <w:bookmarkEnd w:id="29"/>
+    <w:bookmarkStart w:id="30" w:name="标准命令"/>
+    <w:p>
+      <w:pPr>
+        <w:pStyle w:val="Heading3"/>
+      </w:pPr>
+      <w:r>
+        <w:t xml:space="preserve">5.5.2 </w:t>
+      </w:r>
+      <w:r>
+        <w:rPr>
+          <w:rFonts w:hint="eastAsia"/>
+        </w:rPr>
+        <w:t xml:space="preserve">标准命令</w:t>
+      </w:r>
+    </w:p>
+    <w:p>
+      <w:pPr>
+        <w:pStyle w:val="SourceCode"/>
+      </w:pPr>
+      <w:r>
+        <w:rPr>
+          <w:rStyle w:val="CommentTok"/>
+        </w:rPr>
+        <w:t xml:space="preserve"># === 在主 repo (/Users/mysaria/Project/mesa 或 /opt/mesa) 跑 ===</w:t>
+      </w:r>
+      <w:r>
+        <w:br/>
+      </w:r>
+      <w:r>
+        <w:br/>
+      </w:r>
+      <w:r>
+        <w:rPr>
+          <w:rStyle w:val="CommentTok"/>
+        </w:rPr>
+        <w:t xml:space="preserve"># 1) 创建 worktree(一律基于 origin/main,不要基于本地 main,可能滞后)</w:t>
+      </w:r>
+      <w:r>
+        <w:br/>
+      </w:r>
+      <w:r>
+        <w:rPr>
+          <w:rStyle w:val="FunctionTok"/>
+        </w:rPr>
+        <w:t xml:space="preserve">git</w:t>
+      </w:r>
+      <w:r>
+        <w:rPr>
+          <w:rStyle w:val="NormalTok"/>
+        </w:rPr>
+        <w:t xml:space="preserve"> worktree add .worktrees/feature/upload   </w:t>
+      </w:r>
+      <w:r>
+        <w:rPr>
+          <w:rStyle w:val="AttributeTok"/>
+        </w:rPr>
+        <w:t xml:space="preserve">-b</w:t>
+      </w:r>
+      <w:r>
+        <w:rPr>
+          <w:rStyle w:val="NormalTok"/>
+        </w:rPr>
+        <w:t xml:space="preserve"> feature/upload   origin/main</w:t>
+      </w:r>
+      <w:r>
+        <w:br/>
+      </w:r>
+      <w:r>
+        <w:rPr>
+          <w:rStyle w:val="FunctionTok"/>
+        </w:rPr>
+        <w:t xml:space="preserve">git</w:t>
+      </w:r>
+      <w:r>
+        <w:rPr>
+          <w:rStyle w:val="NormalTok"/>
+        </w:rPr>
+        <w:t xml:space="preserve"> worktree add .worktrees/fix/jwt-renew    </w:t>
+      </w:r>
+      <w:r>
+        <w:rPr>
+          <w:rStyle w:val="AttributeTok"/>
+        </w:rPr>
+        <w:t xml:space="preserve">-b</w:t>
+      </w:r>
+      <w:r>
+        <w:rPr>
+          <w:rStyle w:val="NormalTok"/>
+        </w:rPr>
+        <w:t xml:space="preserve"> fix/jwt-renew    origin/main</w:t>
+      </w:r>
+      <w:r>
+        <w:br/>
+      </w:r>
+      <w:r>
+        <w:rPr>
+          <w:rStyle w:val="FunctionTok"/>
+        </w:rPr>
+        <w:t xml:space="preserve">git</w:t>
+      </w:r>
+      <w:r>
+        <w:rPr>
+          <w:rStyle w:val="NormalTok"/>
+        </w:rPr>
+        <w:t xml:space="preserve"> worktree add .worktrees/hotfix/cf-502    </w:t>
+      </w:r>
+      <w:r>
+        <w:rPr>
+          <w:rStyle w:val="AttributeTok"/>
+        </w:rPr>
+        <w:t xml:space="preserve">-b</w:t>
+      </w:r>
+      <w:r>
+        <w:rPr>
+          <w:rStyle w:val="NormalTok"/>
+        </w:rPr>
+        <w:t xml:space="preserve"> hotfix/cf-502    origin/main</w:t>
+      </w:r>
+      <w:r>
+        <w:br/>
+      </w:r>
+      <w:r>
+        <w:br/>
+      </w:r>
+      <w:r>
+        <w:rPr>
+          <w:rStyle w:val="CommentTok"/>
+        </w:rPr>
+        <w:t xml:space="preserve"># 2) 进入 worktree 开发</w:t>
+      </w:r>
+      <w:r>
+        <w:br/>
+      </w:r>
+      <w:r>
+        <w:rPr>
+          <w:rStyle w:val="BuiltInTok"/>
+        </w:rPr>
+        <w:t xml:space="preserve">cd</w:t>
+      </w:r>
+      <w:r>
+        <w:rPr>
+          <w:rStyle w:val="NormalTok"/>
+        </w:rPr>
+        <w:t xml:space="preserve"> .worktrees/feature/upload</w:t>
+      </w:r>
+      <w:r>
+        <w:br/>
+      </w:r>
+      <w:r>
+        <w:rPr>
+          <w:rStyle w:val="CommentTok"/>
+        </w:rPr>
+        <w:t xml:space="preserve">#   各自的 .env / node_modules / web/certs/ 需独立准备,git 不会自动同步</w:t>
+      </w:r>
+      <w:r>
+        <w:br/>
+      </w:r>
+      <w:r>
+        <w:rPr>
+          <w:rStyle w:val="CommentTok"/>
+        </w:rPr>
+        <w:t xml:space="preserve">#   建议: cp /opt/mesa/.env .env  或链接 ln -s ../../../.env .env</w:t>
+      </w:r>
+      <w:r>
+        <w:br/>
+      </w:r>
+      <w:r>
+        <w:br/>
+      </w:r>
+      <w:r>
+        <w:rPr>
+          <w:rStyle w:val="CommentTok"/>
+        </w:rPr>
+        <w:t xml:space="preserve"># 3) 完事提交并推送 feature 分支</w:t>
+      </w:r>
+      <w:r>
+        <w:br/>
+      </w:r>
+      <w:r>
+        <w:rPr>
+          <w:rStyle w:val="FunctionTok"/>
+        </w:rPr>
+        <w:t xml:space="preserve">git</w:t>
+      </w:r>
+      <w:r>
+        <w:rPr>
+          <w:rStyle w:val="NormalTok"/>
+        </w:rPr>
+        <w:t xml:space="preserve"> add </w:t>
+      </w:r>
+      <w:r>
+        <w:rPr>
+          <w:rStyle w:val="OperatorTok"/>
+        </w:rPr>
+        <w:t xml:space="preserve">&lt;</w:t>
+      </w:r>
+      <w:r>
+        <w:rPr>
+          <w:rStyle w:val="NormalTok"/>
+        </w:rPr>
+        <w:t xml:space="preserve">files</w:t>
+      </w:r>
+      <w:r>
+        <w:rPr>
+          <w:rStyle w:val="OperatorTok"/>
+        </w:rPr>
+        <w:t xml:space="preserve">&gt;</w:t>
+      </w:r>
+      <w:r>
+        <w:br/>
+      </w:r>
+      <w:r>
+        <w:rPr>
+          <w:rStyle w:val="FunctionTok"/>
+        </w:rPr>
+        <w:t xml:space="preserve">git</w:t>
+      </w:r>
+      <w:r>
+        <w:rPr>
+          <w:rStyle w:val="NormalTok"/>
+        </w:rPr>
+        <w:t xml:space="preserve"> commit </w:t>
+      </w:r>
+      <w:r>
+        <w:rPr>
+          <w:rStyle w:val="AttributeTok"/>
+        </w:rPr>
+        <w:t xml:space="preserve">-m</w:t>
+      </w:r>
+      <w:r>
+        <w:rPr>
+          <w:rStyle w:val="NormalTok"/>
+        </w:rPr>
+        <w:t xml:space="preserve"> </w:t>
+      </w:r>
+      <w:r>
+        <w:rPr>
+          <w:rStyle w:val="StringTok"/>
+        </w:rPr>
+        <w:t xml:space="preserve">"feat(upload): xxx"</w:t>
+      </w:r>
+      <w:r>
+        <w:br/>
+      </w:r>
+      <w:r>
+        <w:rPr>
+          <w:rStyle w:val="FunctionTok"/>
+        </w:rPr>
+        <w:t xml:space="preserve">git</w:t>
+      </w:r>
+      <w:r>
+        <w:rPr>
+          <w:rStyle w:val="NormalTok"/>
+        </w:rPr>
+        <w:t xml:space="preserve"> push </w:t>
+      </w:r>
+      <w:r>
+        <w:rPr>
+          <w:rStyle w:val="AttributeTok"/>
+        </w:rPr>
+        <w:t xml:space="preserve">-u</w:t>
+      </w:r>
+      <w:r>
+        <w:rPr>
+          <w:rStyle w:val="NormalTok"/>
+        </w:rPr>
+        <w:t xml:space="preserve"> origin feature/upload</w:t>
+      </w:r>
+      <w:r>
+        <w:br/>
+      </w:r>
+      <w:r>
+        <w:br/>
+      </w:r>
+      <w:r>
+        <w:rPr>
+          <w:rStyle w:val="CommentTok"/>
+        </w:rPr>
+        <w:t xml:space="preserve"># 4) 合并到 main — **必须走 PR**(main 已加 branch protection: 3 status check 必过)</w:t>
+      </w:r>
+      <w:r>
+        <w:br/>
+      </w:r>
+      <w:r>
+        <w:rPr>
+          <w:rStyle w:val="CommentTok"/>
+        </w:rPr>
+        <w:t xml:space="preserve">#    A. 推荐: GitHub PR + admin merge</w:t>
+      </w:r>
+      <w:r>
+        <w:br/>
+      </w:r>
+      <w:r>
+        <w:rPr>
+          <w:rStyle w:val="ExtensionTok"/>
+        </w:rPr>
+        <w:t xml:space="preserve">gh</w:t>
+      </w:r>
+      <w:r>
+        <w:rPr>
+          <w:rStyle w:val="NormalTok"/>
+        </w:rPr>
+        <w:t xml:space="preserve"> pr create </w:t>
+      </w:r>
+      <w:r>
+        <w:rPr>
+          <w:rStyle w:val="AttributeTok"/>
+        </w:rPr>
+        <w:t xml:space="preserve">--base</w:t>
+      </w:r>
+      <w:r>
+        <w:rPr>
+          <w:rStyle w:val="NormalTok"/>
+        </w:rPr>
+        <w:t xml:space="preserve"> main </w:t>
+      </w:r>
+      <w:r>
+        <w:rPr>
+          <w:rStyle w:val="AttributeTok"/>
+        </w:rPr>
+        <w:t xml:space="preserve">--head</w:t>
+      </w:r>
+      <w:r>
+        <w:rPr>
+          <w:rStyle w:val="NormalTok"/>
+        </w:rPr>
+        <w:t xml:space="preserve"> feature/upload </w:t>
+      </w:r>
+      <w:r>
+        <w:rPr>
+          <w:rStyle w:val="AttributeTok"/>
+        </w:rPr>
+        <w:t xml:space="preserve">--title</w:t>
+      </w:r>
+      <w:r>
+        <w:rPr>
+          <w:rStyle w:val="NormalTok"/>
+        </w:rPr>
+        <w:t xml:space="preserve"> </w:t>
+      </w:r>
+      <w:r>
+        <w:rPr>
+          <w:rStyle w:val="StringTok"/>
+        </w:rPr>
+        <w:t xml:space="preserve">"..."</w:t>
+      </w:r>
+      <w:r>
+        <w:rPr>
+          <w:rStyle w:val="NormalTok"/>
+        </w:rPr>
+        <w:t xml:space="preserve"> </w:t>
+      </w:r>
+      <w:r>
+        <w:rPr>
+          <w:rStyle w:val="AttributeTok"/>
+        </w:rPr>
+        <w:t xml:space="preserve">--body</w:t>
+      </w:r>
+      <w:r>
+        <w:rPr>
+          <w:rStyle w:val="NormalTok"/>
+        </w:rPr>
+        <w:t xml:space="preserve"> </w:t>
+      </w:r>
+      <w:r>
+        <w:rPr>
+          <w:rStyle w:val="StringTok"/>
+        </w:rPr>
+        <w:t xml:space="preserve">"..."</w:t>
+      </w:r>
+      <w:r>
+        <w:br/>
+      </w:r>
+      <w:r>
+        <w:rPr>
+          <w:rStyle w:val="ExtensionTok"/>
+        </w:rPr>
+        <w:t xml:space="preserve">gh</w:t>
+      </w:r>
+      <w:r>
+        <w:rPr>
+          <w:rStyle w:val="NormalTok"/>
+        </w:rPr>
+        <w:t xml:space="preserve"> pr checks </w:t>
+      </w:r>
+      <w:r>
+        <w:rPr>
+          <w:rStyle w:val="OperatorTok"/>
+        </w:rPr>
+        <w:t xml:space="preserve">&lt;</w:t>
+      </w:r>
+      <w:r>
+        <w:rPr>
+          <w:rStyle w:val="NormalTok"/>
+        </w:rPr>
+        <w:t xml:space="preserve">num</w:t>
+      </w:r>
+      <w:r>
+        <w:rPr>
+          <w:rStyle w:val="OperatorTok"/>
+        </w:rPr>
+        <w:t xml:space="preserve">&gt;</w:t>
+      </w:r>
+      <w:r>
+        <w:rPr>
+          <w:rStyle w:val="NormalTok"/>
+        </w:rPr>
+        <w:t xml:space="preserve"> --watch              </w:t>
+      </w:r>
+      <w:r>
+        <w:rPr>
+          <w:rStyle w:val="CommentTok"/>
+        </w:rPr>
+        <w:t xml:space="preserve"># 等 CI 通过 (~30-90s)</w:t>
+      </w:r>
+      <w:r>
+        <w:br/>
+      </w:r>
+      <w:r>
+        <w:rPr>
+          <w:rStyle w:val="ExtensionTok"/>
+        </w:rPr>
+        <w:t xml:space="preserve">gh</w:t>
+      </w:r>
+      <w:r>
+        <w:rPr>
+          <w:rStyle w:val="NormalTok"/>
+        </w:rPr>
+        <w:t xml:space="preserve"> pr merge </w:t>
+      </w:r>
+      <w:r>
+        <w:rPr>
+          <w:rStyle w:val="OperatorTok"/>
+        </w:rPr>
+        <w:t xml:space="preserve">&lt;</w:t>
+      </w:r>
+      <w:r>
+        <w:rPr>
+          <w:rStyle w:val="NormalTok"/>
+        </w:rPr>
+        <w:t xml:space="preserve">num</w:t>
+      </w:r>
+      <w:r>
+        <w:rPr>
+          <w:rStyle w:val="OperatorTok"/>
+        </w:rPr>
+        <w:t xml:space="preserve">&gt;</w:t>
+      </w:r>
+      <w:r>
+        <w:rPr>
+          <w:rStyle w:val="NormalTok"/>
+        </w:rPr>
+        <w:t xml:space="preserve"> --merge </w:t>
+      </w:r>
+      <w:r>
+        <w:rPr>
+          <w:rStyle w:val="AttributeTok"/>
+        </w:rPr>
+        <w:t xml:space="preserve">--admin</w:t>
+      </w:r>
+      <w:r>
+        <w:rPr>
+          <w:rStyle w:val="NormalTok"/>
+        </w:rPr>
+        <w:t xml:space="preserve">       </w:t>
+      </w:r>
+      <w:r>
+        <w:rPr>
+          <w:rStyle w:val="CommentTok"/>
+        </w:rPr>
+        <w:t xml:space="preserve"># admin 跳过 review 要求,适合单人项目</w:t>
+      </w:r>
+      <w:r>
+        <w:br/>
+      </w:r>
+      <w:r>
+        <w:rPr>
+          <w:rStyle w:val="CommentTok"/>
+        </w:rPr>
+        <w:t xml:space="preserve">#                                        # 自动触发 deploy.yml</w:t>
+      </w:r>
+      <w:r>
+        <w:br/>
+      </w:r>
+      <w:r>
+        <w:rPr>
+          <w:rStyle w:val="CommentTok"/>
+        </w:rPr>
+        <w:t xml:space="preserve">#</w:t>
+      </w:r>
+      <w:r>
+        <w:br/>
+      </w:r>
+      <w:r>
+        <w:rPr>
+          <w:rStyle w:val="CommentTok"/>
+        </w:rPr>
+        <w:t xml:space="preserve"># 直接 push origin main 会被拒:</w:t>
+      </w:r>
+      <w:r>
+        <w:br/>
+      </w:r>
+      <w:r>
+        <w:rPr>
+          <w:rStyle w:val="CommentTok"/>
+        </w:rPr>
+        <w:t xml:space="preserve">#   remote: error: GH013: Repository rule violations found for refs/heads/main</w:t>
+      </w:r>
+      <w:r>
+        <w:br/>
+      </w:r>
+      <w:r>
+        <w:rPr>
+          <w:rStyle w:val="CommentTok"/>
+        </w:rPr>
+        <w:t xml:space="preserve">#   remote: - 3 of 3 required status checks are expected</w:t>
+      </w:r>
+      <w:r>
+        <w:br/>
+      </w:r>
+      <w:r>
+        <w:br/>
+      </w:r>
+      <w:r>
+        <w:rPr>
+          <w:rStyle w:val="CommentTok"/>
+        </w:rPr>
+        <w:t xml:space="preserve"># 5) 清理</w:t>
+      </w:r>
+      <w:r>
+        <w:br/>
+      </w:r>
+      <w:r>
+        <w:rPr>
+          <w:rStyle w:val="FunctionTok"/>
+        </w:rPr>
+        <w:t xml:space="preserve">git</w:t>
+      </w:r>
+      <w:r>
+        <w:rPr>
+          <w:rStyle w:val="NormalTok"/>
+        </w:rPr>
+        <w:t xml:space="preserve"> worktree remove .worktrees/feature/upload</w:t>
+      </w:r>
+      <w:r>
+        <w:br/>
+      </w:r>
+      <w:r>
+        <w:rPr>
+          <w:rStyle w:val="FunctionTok"/>
+        </w:rPr>
+        <w:t xml:space="preserve">git</w:t>
+      </w:r>
+      <w:r>
+        <w:rPr>
+          <w:rStyle w:val="NormalTok"/>
+        </w:rPr>
+        <w:t xml:space="preserve"> branch </w:t>
+      </w:r>
+      <w:r>
+        <w:rPr>
+          <w:rStyle w:val="AttributeTok"/>
+        </w:rPr>
+        <w:t xml:space="preserve">-d</w:t>
+      </w:r>
+      <w:r>
+        <w:rPr>
+          <w:rStyle w:val="NormalTok"/>
+        </w:rPr>
+        <w:t xml:space="preserve"> feature/upload          </w:t>
+      </w:r>
+      <w:r>
+        <w:rPr>
+          <w:rStyle w:val="CommentTok"/>
+        </w:rPr>
+        <w:t xml:space="preserve"># 已合并的用 -d,git 自带保护</w:t>
+      </w:r>
+      <w:r>
+        <w:br/>
+      </w:r>
+      <w:r>
+        <w:rPr>
+          <w:rStyle w:val="CommentTok"/>
+        </w:rPr>
+        <w:t xml:space="preserve">#                                     # 未合并的强制删用 -D,慎用</w:t>
+      </w:r>
+    </w:p>
+    <w:bookmarkEnd w:id="30"/>
+    <w:bookmarkStart w:id="31" w:name="与-cicd-的衔接"/>
+    <w:p>
+      <w:pPr>
+        <w:pStyle w:val="Heading3"/>
+      </w:pPr>
+      <w:r>
+        <w:t xml:space="preserve">5.5.3 </w:t>
+      </w:r>
+      <w:r>
+        <w:rPr>
+          <w:rFonts w:hint="eastAsia"/>
+        </w:rPr>
+        <w:t xml:space="preserve">与</w:t>
+      </w:r>
+      <w:r>
+        <w:t xml:space="preserve"> CI/CD </w:t>
+      </w:r>
+      <w:r>
+        <w:rPr>
+          <w:rFonts w:hint="eastAsia"/>
+        </w:rPr>
+        <w:t xml:space="preserve">的衔接</w:t>
+      </w:r>
+    </w:p>
+    <w:tbl>
+      <w:tblPr>
+        <w:tblStyle w:val="Table"/>
+        <w:tblW w:type="pct" w:w="5000"/>
+        <w:tblLayout w:type="fixed"/>
+        <w:tblLook w:firstRow="1" w:lastRow="0" w:firstColumn="0" w:lastColumn="0" w:noHBand="0" w:noVBand="0" w:val="0020"/>
+      </w:tblPr>
+      <w:tblGrid>
+        <w:gridCol w:w="3960"/>
+        <w:gridCol w:w="3960"/>
+      </w:tblGrid>
+      <w:tr>
+        <w:trPr>
+          <w:tblHeader w:val="on"/>
+        </w:trPr>
+        <w:tc>
+          <w:tcPr/>
+          <w:p>
+            <w:pPr>
+              <w:pStyle w:val="Compact"/>
+            </w:pPr>
+            <w:r>
+              <w:rPr>
+                <w:rFonts w:hint="eastAsia"/>
+              </w:rPr>
+              <w:t xml:space="preserve">触发点</w:t>
+            </w:r>
+          </w:p>
+        </w:tc>
+        <w:tc>
+          <w:tcPr/>
+          <w:p>
+            <w:pPr>
+              <w:pStyle w:val="Compact"/>
+            </w:pPr>
+            <w:r>
+              <w:rPr>
+                <w:rFonts w:hint="eastAsia"/>
+              </w:rPr>
+              <w:t xml:space="preserve">链路</w:t>
+            </w:r>
+          </w:p>
+        </w:tc>
+      </w:tr>
+      <w:tr>
+        <w:tc>
+          <w:tcPr/>
+          <w:p>
+            <w:pPr>
+              <w:pStyle w:val="Compact"/>
+            </w:pPr>
+            <w:r>
+              <w:rPr>
+                <w:rStyle w:val="VerbatimChar"/>
+              </w:rPr>
+              <w:t xml:space="preserve">git push origin feature/&lt;x&gt;</w:t>
+            </w:r>
+          </w:p>
+        </w:tc>
+        <w:tc>
+          <w:tcPr/>
+          <w:p>
+            <w:pPr>
+              <w:pStyle w:val="Compact"/>
+            </w:pPr>
+            <w:r>
+              <w:rPr>
+                <w:rFonts w:hint="eastAsia"/>
+              </w:rPr>
+              <w:t xml:space="preserve">触发</w:t>
+            </w:r>
+            <w:r>
+              <w:t xml:space="preserve"> </w:t>
+            </w:r>
+            <w:r>
+              <w:rPr>
+                <w:b/>
+                <w:bCs/>
+              </w:rPr>
+              <w:t xml:space="preserve">CI</w:t>
+            </w:r>
+            <w:r>
+              <w:t xml:space="preserve"> </w:t>
+            </w:r>
+            <w:r>
+              <w:t xml:space="preserve">(build + smoke),</w:t>
+            </w:r>
+            <w:r>
+              <w:rPr>
+                <w:rFonts w:hint="eastAsia"/>
+                <w:b/>
+                <w:bCs/>
+              </w:rPr>
+              <w:t xml:space="preserve">不会</w:t>
+            </w:r>
+            <w:r>
+              <w:t xml:space="preserve"> </w:t>
+            </w:r>
+            <w:r>
+              <w:t xml:space="preserve">deploy</w:t>
+            </w:r>
+          </w:p>
+        </w:tc>
+      </w:tr>
+      <w:tr>
+        <w:tc>
+          <w:tcPr/>
+          <w:p>
+            <w:pPr>
+              <w:pStyle w:val="Compact"/>
+            </w:pPr>
+            <w:r>
+              <w:rPr>
+                <w:rStyle w:val="VerbatimChar"/>
+              </w:rPr>
+              <w:t xml:space="preserve">gh pr create</w:t>
+            </w:r>
+            <w:r>
+              <w:t xml:space="preserve"> </w:t>
+            </w:r>
+            <w:r>
+              <w:t xml:space="preserve">+</w:t>
+            </w:r>
+            <w:r>
+              <w:t xml:space="preserve"> </w:t>
+            </w:r>
+            <w:r>
+              <w:rPr>
+                <w:rStyle w:val="VerbatimChar"/>
+              </w:rPr>
+              <w:t xml:space="preserve">gh pr merge --admin</w:t>
+            </w:r>
+          </w:p>
+        </w:tc>
+        <w:tc>
+          <w:tcPr/>
+          <w:p>
+            <w:pPr>
+              <w:pStyle w:val="Compact"/>
+            </w:pPr>
+            <w:r>
+              <w:rPr>
+                <w:rFonts w:hint="eastAsia"/>
+              </w:rPr>
+              <w:t xml:space="preserve">合到</w:t>
+            </w:r>
+            <w:r>
+              <w:t xml:space="preserve"> main </w:t>
+            </w:r>
+            <w:r>
+              <w:rPr>
+                <w:rFonts w:hint="eastAsia"/>
+              </w:rPr>
+              <w:t xml:space="preserve">后自动触发</w:t>
+            </w:r>
+            <w:r>
+              <w:t xml:space="preserve"> </w:t>
+            </w:r>
+            <w:r>
+              <w:rPr>
+                <w:b/>
+                <w:bCs/>
+              </w:rPr>
+              <w:t xml:space="preserve">Deploy</w:t>
+            </w:r>
+            <w:r>
+              <w:t xml:space="preserve">(GHCR build/push + SSH </w:t>
+            </w:r>
+            <w:r>
+              <w:rPr>
+                <w:rFonts w:hint="eastAsia"/>
+              </w:rPr>
+              <w:t xml:space="preserve">滚动部署),1-2</w:t>
+            </w:r>
+            <w:r>
+              <w:t xml:space="preserve"> </w:t>
+            </w:r>
+            <w:r>
+              <w:rPr>
+                <w:rFonts w:hint="eastAsia"/>
+              </w:rPr>
+              <w:t xml:space="preserve">分钟生产生效</w:t>
+            </w:r>
+          </w:p>
+        </w:tc>
+      </w:tr>
+      <w:tr>
+        <w:tc>
+          <w:tcPr/>
+          <w:p>
+            <w:pPr>
+              <w:pStyle w:val="Compact"/>
+            </w:pPr>
+            <w:r>
+              <w:rPr>
+                <w:rStyle w:val="VerbatimChar"/>
+              </w:rPr>
+              <w:t xml:space="preserve">gh workflow run deploy.yml --ref main</w:t>
+            </w:r>
+          </w:p>
+        </w:tc>
+        <w:tc>
+          <w:tcPr/>
+          <w:p>
+            <w:pPr>
+              <w:pStyle w:val="Compact"/>
+            </w:pPr>
+            <w:r>
+              <w:rPr>
+                <w:rFonts w:hint="eastAsia"/>
+              </w:rPr>
+              <w:t xml:space="preserve">手动触发,无需</w:t>
+            </w:r>
+            <w:r>
+              <w:t xml:space="preserve"> </w:t>
+            </w:r>
+            <w:r>
+              <w:rPr>
+                <w:rFonts w:hint="eastAsia"/>
+              </w:rPr>
+              <w:t xml:space="preserve">push(适合</w:t>
+            </w:r>
+            <w:r>
+              <w:t xml:space="preserve"> deploy </w:t>
+            </w:r>
+            <w:r>
+              <w:rPr>
+                <w:rFonts w:hint="eastAsia"/>
+              </w:rPr>
+              <w:t xml:space="preserve">失败</w:t>
+            </w:r>
+            <w:r>
+              <w:t xml:space="preserve"> retry)</w:t>
+            </w:r>
+          </w:p>
+        </w:tc>
+      </w:tr>
+    </w:tbl>
+    <w:p>
+      <w:pPr>
+        <w:pStyle w:val="BodyText"/>
+      </w:pPr>
+      <w:r>
+        <w:rPr>
+          <w:rFonts w:hint="eastAsia"/>
+          <w:b/>
+          <w:bCs/>
+        </w:rPr>
+        <w:t xml:space="preserve">已知</w:t>
+      </w:r>
+      <w:r>
+        <w:rPr>
+          <w:b/>
+          <w:bCs/>
+        </w:rPr>
+        <w:t xml:space="preserve"> deploy </w:t>
+      </w:r>
+      <w:r>
+        <w:rPr>
+          <w:rFonts w:hint="eastAsia"/>
+          <w:b/>
+          <w:bCs/>
+        </w:rPr>
+        <w:t xml:space="preserve">失败模式</w:t>
+      </w:r>
+      <w:r>
+        <w:t xml:space="preserve">:</w:t>
+      </w:r>
+      <w:r>
+        <w:t xml:space="preserve"> </w:t>
+      </w:r>
+      <w:r>
+        <w:t xml:space="preserve">- VPS </w:t>
+      </w:r>
+      <w:r>
+        <w:rPr>
+          <w:rFonts w:hint="eastAsia"/>
+        </w:rPr>
+        <w:t xml:space="preserve">到</w:t>
+      </w:r>
+      <w:r>
+        <w:t xml:space="preserve"> docker.io </w:t>
+      </w:r>
+      <w:r>
+        <w:rPr>
+          <w:rFonts w:hint="eastAsia"/>
+        </w:rPr>
+        <w:t xml:space="preserve">网络抖动</w:t>
+      </w:r>
+      <w:r>
+        <w:t xml:space="preserve"> →</w:t>
+      </w:r>
+      <w:r>
+        <w:t xml:space="preserve"> </w:t>
+      </w:r>
+      <w:r>
+        <w:rPr>
+          <w:rStyle w:val="VerbatimChar"/>
+        </w:rPr>
+        <w:t xml:space="preserve">Image redis:7-alpine ... i/o timeout</w:t>
+      </w:r>
+      <w:r>
+        <w:rPr>
+          <w:rFonts w:hint="eastAsia"/>
+        </w:rPr>
+        <w:t xml:space="preserve">。修复已在</w:t>
+      </w:r>
+      <w:r>
+        <w:t xml:space="preserve"> deploy.yml:</w:t>
+      </w:r>
+      <w:r>
+        <w:t xml:space="preserve"> </w:t>
+      </w:r>
+      <w:r>
+        <w:rPr>
+          <w:rStyle w:val="VerbatimChar"/>
+        </w:rPr>
+        <w:t xml:space="preserve">docker compose pull backend frontend || true</w:t>
+      </w:r>
+      <w:r>
+        <w:t xml:space="preserve"> </w:t>
+      </w:r>
+      <w:r>
+        <w:rPr>
+          <w:rFonts w:hint="eastAsia"/>
+        </w:rPr>
+        <w:t xml:space="preserve">(只拉</w:t>
+      </w:r>
+      <w:r>
+        <w:t xml:space="preserve"> GHCR </w:t>
+      </w:r>
+      <w:r>
+        <w:rPr>
+          <w:rFonts w:hint="eastAsia"/>
+        </w:rPr>
+        <w:t xml:space="preserve">镜像不</w:t>
+      </w:r>
+      <w:r>
+        <w:t xml:space="preserve"> abort) +</w:t>
+      </w:r>
+      <w:r>
+        <w:t xml:space="preserve"> </w:t>
+      </w:r>
+      <w:r>
+        <w:rPr>
+          <w:rStyle w:val="VerbatimChar"/>
+        </w:rPr>
+        <w:t xml:space="preserve">docker compose up -d --pull missing</w:t>
+      </w:r>
+      <w:r>
+        <w:t xml:space="preserve"> </w:t>
+      </w:r>
+      <w:r>
+        <w:rPr>
+          <w:rFonts w:hint="eastAsia"/>
+        </w:rPr>
+        <w:t xml:space="preserve">(本地缓存的基础镜像不重拉)。</w:t>
+      </w:r>
+      <w:r>
+        <w:t xml:space="preserve"> </w:t>
+      </w:r>
+      <w:r>
+        <w:rPr>
+          <w:rFonts w:hint="eastAsia"/>
+        </w:rPr>
+        <w:t xml:space="preserve">本节遇过的根因</w:t>
+      </w:r>
+      <w:r>
+        <w:t xml:space="preserve"> + </w:t>
+      </w:r>
+      <w:r>
+        <w:rPr>
+          <w:rFonts w:hint="eastAsia"/>
+        </w:rPr>
+        <w:t xml:space="preserve">修复见</w:t>
+      </w:r>
+      <w:r>
+        <w:t xml:space="preserve"> </w:t>
+      </w:r>
+      <w:r>
+        <w:rPr>
+          <w:rStyle w:val="VerbatimChar"/>
+        </w:rPr>
+        <w:t xml:space="preserve">CLAUDE.md §8 </w:t>
+      </w:r>
+      <w:r>
+        <w:rPr>
+          <w:rStyle w:val="VerbatimChar"/>
+          <w:rFonts w:hint="eastAsia"/>
+        </w:rPr>
+        <w:t xml:space="preserve">踩坑</w:t>
+      </w:r>
+      <w:r>
+        <w:rPr>
+          <w:rStyle w:val="VerbatimChar"/>
+        </w:rPr>
+        <w:t xml:space="preserve"> #29 / #32</w:t>
+      </w:r>
+      <w:r>
+        <w:t xml:space="preserve">。</w:t>
+      </w:r>
+    </w:p>
+    <w:bookmarkEnd w:id="31"/>
+    <w:bookmarkStart w:id="32" w:name="多-ai-协作约束"/>
+    <w:p>
+      <w:pPr>
+        <w:pStyle w:val="Heading3"/>
+      </w:pPr>
+      <w:r>
+        <w:t xml:space="preserve">5.5.4 </w:t>
+      </w:r>
+      <w:r>
+        <w:rPr>
+          <w:rFonts w:hint="eastAsia"/>
+        </w:rPr>
+        <w:t xml:space="preserve">多</w:t>
+      </w:r>
+      <w:r>
+        <w:t xml:space="preserve"> AI </w:t>
+      </w:r>
+      <w:r>
+        <w:rPr>
+          <w:rFonts w:hint="eastAsia"/>
+        </w:rPr>
+        <w:t xml:space="preserve">协作约束</w:t>
+      </w:r>
+    </w:p>
+    <w:p>
+      <w:pPr>
+        <w:pStyle w:val="FirstParagraph"/>
+      </w:pPr>
+      <w:r>
+        <w:rPr>
+          <w:rFonts w:hint="eastAsia"/>
+        </w:rPr>
+        <w:t xml:space="preserve">本项目至少有</w:t>
+      </w:r>
+      <w:r>
+        <w:t xml:space="preserve"> Claude Code / Codex CLI / Cursor </w:t>
+      </w:r>
+      <w:r>
+        <w:rPr>
+          <w:rFonts w:hint="eastAsia"/>
+        </w:rPr>
+        <w:t xml:space="preserve">三家</w:t>
+      </w:r>
+      <w:r>
+        <w:t xml:space="preserve"> AI </w:t>
+      </w:r>
+      <w:r>
+        <w:rPr>
+          <w:rFonts w:hint="eastAsia"/>
+        </w:rPr>
+        <w:t xml:space="preserve">介入。Worktree</w:t>
+      </w:r>
+      <w:r>
+        <w:t xml:space="preserve"> </w:t>
+      </w:r>
+      <w:r>
+        <w:rPr>
+          <w:rFonts w:hint="eastAsia"/>
+        </w:rPr>
+        <w:t xml:space="preserve">约定对所有</w:t>
+      </w:r>
+      <w:r>
+        <w:t xml:space="preserve"> AI </w:t>
+      </w:r>
+      <w:r>
+        <w:rPr>
+          <w:rFonts w:hint="eastAsia"/>
+        </w:rPr>
+        <w:t xml:space="preserve">等效:</w:t>
+      </w:r>
+    </w:p>
+    <w:p>
+      <w:pPr>
+        <w:pStyle w:val="Compact"/>
+        <w:numPr>
+          <w:ilvl w:val="0"/>
+          <w:numId w:val="1006"/>
+        </w:numPr>
+      </w:pPr>
+      <w:r>
+        <w:rPr>
+          <w:b/>
+          <w:bCs/>
+        </w:rPr>
+        <w:t xml:space="preserve">AI </w:t>
+      </w:r>
+      <w:r>
+        <w:rPr>
+          <w:rFonts w:hint="eastAsia"/>
+          <w:b/>
+          <w:bCs/>
+        </w:rPr>
+        <w:t xml:space="preserve">创建</w:t>
+      </w:r>
+      <w:r>
+        <w:rPr>
+          <w:b/>
+          <w:bCs/>
+        </w:rPr>
+        <w:t xml:space="preserve"> worktree </w:t>
+      </w:r>
+      <w:r>
+        <w:rPr>
+          <w:rFonts w:hint="eastAsia"/>
+          <w:b/>
+          <w:bCs/>
+        </w:rPr>
+        <w:t xml:space="preserve">时</w:t>
+      </w:r>
+      <w:r>
+        <w:rPr>
+          <w:rFonts w:hint="eastAsia"/>
+        </w:rPr>
+        <w:t xml:space="preserve">:必须用</w:t>
+      </w:r>
+      <w:r>
+        <w:t xml:space="preserve"> </w:t>
+      </w:r>
+      <w:r>
+        <w:rPr>
+          <w:rStyle w:val="VerbatimChar"/>
+          <w:rFonts w:hint="eastAsia"/>
+        </w:rPr>
+        <w:t xml:space="preserve">.worktrees/&lt;分类&gt;/&lt;任务&gt;</w:t>
+      </w:r>
+      <w:r>
+        <w:t xml:space="preserve">,</w:t>
+      </w:r>
+      <w:r>
+        <w:rPr>
+          <w:rFonts w:hint="eastAsia"/>
+          <w:b/>
+          <w:bCs/>
+        </w:rPr>
+        <w:t xml:space="preserve">不允许</w:t>
+      </w:r>
+      <w:r>
+        <w:rPr>
+          <w:rFonts w:hint="eastAsia"/>
+        </w:rPr>
+        <w:t xml:space="preserve">用工具自带的默认路径(如</w:t>
+      </w:r>
+      <w:r>
+        <w:t xml:space="preserve"> Claude Code </w:t>
+      </w:r>
+      <w:r>
+        <w:rPr>
+          <w:rFonts w:hint="eastAsia"/>
+        </w:rPr>
+        <w:t xml:space="preserve">的</w:t>
+      </w:r>
+      <w:r>
+        <w:t xml:space="preserve"> </w:t>
+      </w:r>
+      <w:r>
+        <w:rPr>
+          <w:rStyle w:val="VerbatimChar"/>
+        </w:rPr>
+        <w:t xml:space="preserve">EnterWorktree</w:t>
+      </w:r>
+      <w:r>
+        <w:t xml:space="preserve"> </w:t>
+      </w:r>
+      <w:r>
+        <w:rPr>
+          <w:rFonts w:hint="eastAsia"/>
+        </w:rPr>
+        <w:t xml:space="preserve">默认</w:t>
+      </w:r>
+      <w:r>
+        <w:t xml:space="preserve"> </w:t>
+      </w:r>
+      <w:r>
+        <w:rPr>
+          <w:rStyle w:val="VerbatimChar"/>
+        </w:rPr>
+        <w:t xml:space="preserve">.claude/worktrees/</w:t>
+      </w:r>
+      <w:r>
+        <w:t xml:space="preserve">)</w:t>
+      </w:r>
+    </w:p>
+    <w:p>
+      <w:pPr>
+        <w:pStyle w:val="Compact"/>
+        <w:numPr>
+          <w:ilvl w:val="0"/>
+          <w:numId w:val="1006"/>
+        </w:numPr>
+      </w:pPr>
+      <w:r>
+        <w:rPr>
+          <w:b/>
+          <w:bCs/>
+        </w:rPr>
+        <w:t xml:space="preserve">AI </w:t>
+      </w:r>
+      <w:r>
+        <w:rPr>
+          <w:rFonts w:hint="eastAsia"/>
+          <w:b/>
+          <w:bCs/>
+        </w:rPr>
+        <w:t xml:space="preserve">退出</w:t>
+      </w:r>
+      <w:r>
+        <w:rPr>
+          <w:b/>
+          <w:bCs/>
+        </w:rPr>
+        <w:t xml:space="preserve"> worktree </w:t>
+      </w:r>
+      <w:r>
+        <w:rPr>
+          <w:rFonts w:hint="eastAsia"/>
+          <w:b/>
+          <w:bCs/>
+        </w:rPr>
+        <w:t xml:space="preserve">时</w:t>
+      </w:r>
+      <w:r>
+        <w:rPr>
+          <w:rFonts w:hint="eastAsia"/>
+        </w:rPr>
+        <w:t xml:space="preserve">:已合并的分支必须</w:t>
+      </w:r>
+      <w:r>
+        <w:t xml:space="preserve"> </w:t>
+      </w:r>
+      <w:r>
+        <w:rPr>
+          <w:rStyle w:val="VerbatimChar"/>
+        </w:rPr>
+        <w:t xml:space="preserve">git worktree remove + git branch -d</w:t>
+      </w:r>
+      <w:r>
+        <w:t xml:space="preserve"> </w:t>
+      </w:r>
+      <w:r>
+        <w:rPr>
+          <w:rFonts w:hint="eastAsia"/>
+        </w:rPr>
+        <w:t xml:space="preserve">清理,避免堆积</w:t>
+      </w:r>
+    </w:p>
+    <w:p>
+      <w:pPr>
+        <w:pStyle w:val="Compact"/>
+        <w:numPr>
+          <w:ilvl w:val="0"/>
+          <w:numId w:val="1006"/>
+        </w:numPr>
+      </w:pPr>
+      <w:r>
+        <w:rPr>
+          <w:b/>
+          <w:bCs/>
+        </w:rPr>
+        <w:t xml:space="preserve">AI </w:t>
+      </w:r>
+      <w:r>
+        <w:rPr>
+          <w:rFonts w:hint="eastAsia"/>
+          <w:b/>
+          <w:bCs/>
+        </w:rPr>
+        <w:t xml:space="preserve">不主动</w:t>
+      </w:r>
+      <w:r>
+        <w:rPr>
+          <w:b/>
+          <w:bCs/>
+        </w:rPr>
+        <w:t xml:space="preserve"> commit/push</w:t>
+      </w:r>
+      <w:r>
+        <w:rPr>
+          <w:rFonts w:hint="eastAsia"/>
+        </w:rPr>
+        <w:t xml:space="preserve">:按</w:t>
+      </w:r>
+      <w:r>
+        <w:t xml:space="preserve"> </w:t>
+      </w:r>
+      <w:r>
+        <w:rPr>
+          <w:rStyle w:val="VerbatimChar"/>
+        </w:rPr>
+        <w:t xml:space="preserve">CLAUDE.md §13</w:t>
+      </w:r>
+      <w:r>
+        <w:t xml:space="preserve"> </w:t>
+      </w:r>
+      <w:r>
+        <w:rPr>
+          <w:rFonts w:hint="eastAsia"/>
+        </w:rPr>
+        <w:t xml:space="preserve">全局硬约束,任何</w:t>
+      </w:r>
+      <w:r>
+        <w:t xml:space="preserve"> commit / push / merge </w:t>
+      </w:r>
+      <w:r>
+        <w:rPr>
+          <w:rFonts w:hint="eastAsia"/>
+        </w:rPr>
+        <w:t xml:space="preserve">到</w:t>
+      </w:r>
+      <w:r>
+        <w:t xml:space="preserve"> main </w:t>
+      </w:r>
+      <w:r>
+        <w:rPr>
+          <w:rFonts w:hint="eastAsia"/>
+        </w:rPr>
+        <w:t xml:space="preserve">都必须用户明确指令</w:t>
+      </w:r>
+    </w:p>
+    <w:bookmarkEnd w:id="32"/>
+    <w:bookmarkStart w:id="33" w:name="踩坑速查"/>
+    <w:p>
+      <w:pPr>
+        <w:pStyle w:val="Heading3"/>
+      </w:pPr>
+      <w:r>
+        <w:t xml:space="preserve">5.5.5 </w:t>
+      </w:r>
+      <w:r>
+        <w:rPr>
+          <w:rFonts w:hint="eastAsia"/>
+        </w:rPr>
+        <w:t xml:space="preserve">踩坑速查</w:t>
+      </w:r>
+    </w:p>
+    <w:tbl>
+      <w:tblPr>
+        <w:tblStyle w:val="Table"/>
+        <w:tblW w:type="pct" w:w="5000"/>
+        <w:tblLayout w:type="fixed"/>
+        <w:tblLook w:firstRow="1" w:lastRow="0" w:firstColumn="0" w:lastColumn="0" w:noHBand="0" w:noVBand="0" w:val="0020"/>
+      </w:tblPr>
+      <w:tblGrid>
+        <w:gridCol w:w="2640"/>
+        <w:gridCol w:w="2640"/>
+        <w:gridCol w:w="2640"/>
+      </w:tblGrid>
+      <w:tr>
+        <w:trPr>
+          <w:tblHeader w:val="on"/>
+        </w:trPr>
+        <w:tc>
+          <w:tcPr/>
+          <w:p>
+            <w:pPr>
+              <w:pStyle w:val="Compact"/>
+            </w:pPr>
+            <w:r>
+              <w:rPr>
+                <w:rFonts w:hint="eastAsia"/>
+              </w:rPr>
+              <w:t xml:space="preserve">现象</w:t>
+            </w:r>
+          </w:p>
+        </w:tc>
+        <w:tc>
+          <w:tcPr/>
+          <w:p>
+            <w:pPr>
+              <w:pStyle w:val="Compact"/>
+            </w:pPr>
+            <w:r>
+              <w:rPr>
+                <w:rFonts w:hint="eastAsia"/>
+              </w:rPr>
+              <w:t xml:space="preserve">原因</w:t>
+            </w:r>
+          </w:p>
+        </w:tc>
+        <w:tc>
+          <w:tcPr/>
+          <w:p>
+            <w:pPr>
+              <w:pStyle w:val="Compact"/>
+            </w:pPr>
+            <w:r>
+              <w:rPr>
+                <w:rFonts w:hint="eastAsia"/>
+              </w:rPr>
+              <w:t xml:space="preserve">修复</w:t>
+            </w:r>
+          </w:p>
+        </w:tc>
+      </w:tr>
+      <w:tr>
+        <w:tc>
+          <w:tcPr/>
+          <w:p>
+            <w:pPr>
+              <w:pStyle w:val="Compact"/>
+            </w:pPr>
+            <w:r>
+              <w:rPr>
+                <w:rStyle w:val="VerbatimChar"/>
+              </w:rPr>
+              <w:t xml:space="preserve">fatal: 'feature/xxx' already exists</w:t>
+            </w:r>
+          </w:p>
+        </w:tc>
+        <w:tc>
+          <w:tcPr/>
+          <w:p>
+            <w:pPr>
+              <w:pStyle w:val="Compact"/>
+            </w:pPr>
+            <w:r>
+              <w:rPr>
+                <w:rFonts w:hint="eastAsia"/>
+              </w:rPr>
+              <w:t xml:space="preserve">旧分支残留</w:t>
+            </w:r>
+          </w:p>
+        </w:tc>
+        <w:tc>
+          <w:tcPr/>
+          <w:p>
+            <w:pPr>
+              <w:pStyle w:val="Compact"/>
+            </w:pPr>
+            <w:r>
+              <w:rPr>
+                <w:rStyle w:val="VerbatimChar"/>
+              </w:rPr>
+              <w:t xml:space="preserve">git branch -d feature/xxx</w:t>
+            </w:r>
+            <w:r>
+              <w:rPr>
+                <w:rFonts w:hint="eastAsia"/>
+              </w:rPr>
+              <w:t xml:space="preserve">(小</w:t>
+            </w:r>
+            <w:r>
+              <w:t xml:space="preserve"> d </w:t>
+            </w:r>
+            <w:r>
+              <w:rPr>
+                <w:rFonts w:hint="eastAsia"/>
+              </w:rPr>
+              <w:t xml:space="preserve">保护,有未合并</w:t>
+            </w:r>
+            <w:r>
+              <w:t xml:space="preserve"> commit </w:t>
+            </w:r>
+            <w:r>
+              <w:rPr>
+                <w:rFonts w:hint="eastAsia"/>
+              </w:rPr>
+              <w:t xml:space="preserve">会拒绝)</w:t>
+            </w:r>
+          </w:p>
+        </w:tc>
+      </w:tr>
+      <w:tr>
+        <w:tc>
+          <w:tcPr/>
+          <w:p>
+            <w:pPr>
+              <w:pStyle w:val="Compact"/>
+            </w:pPr>
+            <w:r>
+              <w:t xml:space="preserve">worktree </w:t>
+            </w:r>
+            <w:r>
+              <w:rPr>
+                <w:rFonts w:hint="eastAsia"/>
+              </w:rPr>
+              <w:t xml:space="preserve">里</w:t>
+            </w:r>
+            <w:r>
+              <w:t xml:space="preserve"> </w:t>
+            </w:r>
+            <w:r>
+              <w:rPr>
+                <w:rStyle w:val="VerbatimChar"/>
+              </w:rPr>
+              <w:t xml:space="preserve">npm run dev</w:t>
+            </w:r>
+            <w:r>
+              <w:t xml:space="preserve"> </w:t>
+            </w:r>
+            <w:r>
+              <w:rPr>
+                <w:rFonts w:hint="eastAsia"/>
+              </w:rPr>
+              <w:t xml:space="preserve">报</w:t>
+            </w:r>
+            <w:r>
+              <w:t xml:space="preserve"> module not found</w:t>
+            </w:r>
+          </w:p>
+        </w:tc>
+        <w:tc>
+          <w:tcPr/>
+          <w:p>
+            <w:pPr>
+              <w:pStyle w:val="Compact"/>
+            </w:pPr>
+            <w:r>
+              <w:rPr>
+                <w:rFonts w:hint="eastAsia"/>
+              </w:rPr>
+              <w:t xml:space="preserve">每个</w:t>
+            </w:r>
+            <w:r>
+              <w:t xml:space="preserve"> worktree </w:t>
+            </w:r>
+            <w:r>
+              <w:rPr>
+                <w:rFonts w:hint="eastAsia"/>
+              </w:rPr>
+              <w:t xml:space="preserve">独立</w:t>
+            </w:r>
+            <w:r>
+              <w:t xml:space="preserve"> </w:t>
+            </w:r>
+            <w:r>
+              <w:rPr>
+                <w:rStyle w:val="VerbatimChar"/>
+              </w:rPr>
+              <w:t xml:space="preserve">node_modules</w:t>
+            </w:r>
+            <w:r>
+              <w:rPr>
+                <w:rFonts w:hint="eastAsia"/>
+              </w:rPr>
+              <w:t xml:space="preserve">,需各自</w:t>
+            </w:r>
+            <w:r>
+              <w:t xml:space="preserve"> </w:t>
+            </w:r>
+            <w:r>
+              <w:rPr>
+                <w:rStyle w:val="VerbatimChar"/>
+              </w:rPr>
+              <w:t xml:space="preserve">npm install</w:t>
+            </w:r>
+          </w:p>
+        </w:tc>
+        <w:tc>
+          <w:tcPr/>
+          <w:p>
+            <w:pPr>
+              <w:pStyle w:val="Compact"/>
+            </w:pPr>
+            <w:r>
+              <w:rPr>
+                <w:rStyle w:val="VerbatimChar"/>
+              </w:rPr>
+              <w:t xml:space="preserve">cd .worktrees/feature/upload/server &amp;&amp; npm install</w:t>
+            </w:r>
+          </w:p>
+        </w:tc>
+      </w:tr>
+      <w:tr>
+        <w:tc>
+          <w:tcPr/>
+          <w:p>
+            <w:pPr>
+              <w:pStyle w:val="Compact"/>
+            </w:pPr>
+            <w:r>
+              <w:t xml:space="preserve">worktree </w:t>
+            </w:r>
+            <w:r>
+              <w:rPr>
+                <w:rFonts w:hint="eastAsia"/>
+              </w:rPr>
+              <w:t xml:space="preserve">里</w:t>
+            </w:r>
+            <w:r>
+              <w:t xml:space="preserve"> </w:t>
+            </w:r>
+            <w:r>
+              <w:rPr>
+                <w:rStyle w:val="VerbatimChar"/>
+              </w:rPr>
+              <w:t xml:space="preserve">.env</w:t>
+            </w:r>
+            <w:r>
+              <w:t xml:space="preserve"> </w:t>
+            </w:r>
+            <w:r>
+              <w:rPr>
+                <w:rFonts w:hint="eastAsia"/>
+              </w:rPr>
+              <w:t xml:space="preserve">缺失</w:t>
+            </w:r>
+          </w:p>
+        </w:tc>
+        <w:tc>
+          <w:tcPr/>
+          <w:p>
+            <w:pPr>
+              <w:pStyle w:val="Compact"/>
+            </w:pPr>
+            <w:r>
+              <w:t xml:space="preserve">git </w:t>
+            </w:r>
+            <w:r>
+              <w:rPr>
+                <w:rFonts w:hint="eastAsia"/>
+              </w:rPr>
+              <w:t xml:space="preserve">不会同步</w:t>
+            </w:r>
+            <w:r>
+              <w:t xml:space="preserve"> untracked </w:t>
+            </w:r>
+            <w:r>
+              <w:rPr>
+                <w:rFonts w:hint="eastAsia"/>
+              </w:rPr>
+              <w:t xml:space="preserve">文件</w:t>
+            </w:r>
+          </w:p>
+        </w:tc>
+        <w:tc>
+          <w:tcPr/>
+          <w:p>
+            <w:pPr>
+              <w:pStyle w:val="Compact"/>
+            </w:pPr>
+            <w:r>
+              <w:rPr>
+                <w:rFonts w:hint="eastAsia"/>
+              </w:rPr>
+              <w:t xml:space="preserve">从主</w:t>
+            </w:r>
+            <w:r>
+              <w:t xml:space="preserve"> repo </w:t>
+            </w:r>
+            <w:r>
+              <w:rPr>
+                <w:rFonts w:hint="eastAsia"/>
+              </w:rPr>
+              <w:t xml:space="preserve">复制或软链:</w:t>
+            </w:r>
+            <w:r>
+              <w:rPr>
+                <w:rStyle w:val="VerbatimChar"/>
+              </w:rPr>
+              <w:t xml:space="preserve">cp ../../../.env .env</w:t>
+            </w:r>
+          </w:p>
+        </w:tc>
+      </w:tr>
+      <w:tr>
+        <w:tc>
+          <w:tcPr/>
+          <w:p>
+            <w:pPr>
+              <w:pStyle w:val="Compact"/>
+            </w:pPr>
+            <w:r>
+              <w:rPr>
+                <w:rStyle w:val="VerbatimChar"/>
+              </w:rPr>
+              <w:t xml:space="preserve">git worktree list</w:t>
+            </w:r>
+            <w:r>
+              <w:t xml:space="preserve"> </w:t>
+            </w:r>
+            <w:r>
+              <w:rPr>
+                <w:rFonts w:hint="eastAsia"/>
+              </w:rPr>
+              <w:t xml:space="preserve">显示残留路径</w:t>
+            </w:r>
+          </w:p>
+        </w:tc>
+        <w:tc>
+          <w:tcPr/>
+          <w:p>
+            <w:pPr>
+              <w:pStyle w:val="Compact"/>
+            </w:pPr>
+            <w:r>
+              <w:rPr>
+                <w:rStyle w:val="VerbatimChar"/>
+              </w:rPr>
+              <w:t xml:space="preserve">rm -rf</w:t>
+            </w:r>
+            <w:r>
+              <w:t xml:space="preserve"> </w:t>
+            </w:r>
+            <w:r>
+              <w:rPr>
+                <w:rFonts w:hint="eastAsia"/>
+              </w:rPr>
+              <w:t xml:space="preserve">删了目录但没</w:t>
+            </w:r>
+            <w:r>
+              <w:t xml:space="preserve"> </w:t>
+            </w:r>
+            <w:r>
+              <w:rPr>
+                <w:rStyle w:val="VerbatimChar"/>
+              </w:rPr>
+              <w:t xml:space="preserve">git worktree remove</w:t>
+            </w:r>
+          </w:p>
+        </w:tc>
+        <w:tc>
+          <w:tcPr/>
+          <w:p>
+            <w:pPr>
+              <w:pStyle w:val="Compact"/>
+            </w:pPr>
+            <w:r>
+              <w:rPr>
+                <w:rStyle w:val="VerbatimChar"/>
+              </w:rPr>
+              <w:t xml:space="preserve">git worktree prune</w:t>
+            </w:r>
+            <w:r>
+              <w:t xml:space="preserve"> </w:t>
+            </w:r>
+            <w:r>
+              <w:rPr>
+                <w:rFonts w:hint="eastAsia"/>
+              </w:rPr>
+              <w:t xml:space="preserve">清理元数据</w:t>
+            </w:r>
+          </w:p>
+        </w:tc>
+      </w:tr>
+      <w:tr>
+        <w:tc>
+          <w:tcPr/>
+          <w:p>
+            <w:pPr>
+              <w:pStyle w:val="Compact"/>
+            </w:pPr>
+            <w:r>
+              <w:rPr>
+                <w:rFonts w:hint="eastAsia"/>
+              </w:rPr>
+              <w:t xml:space="preserve">前端</w:t>
+            </w:r>
+            <w:r>
+              <w:t xml:space="preserve"> dev</w:t>
+            </w:r>
+            <w:r>
+              <w:t xml:space="preserve"> </w:t>
+            </w:r>
+            <w:r>
+              <w:rPr>
+                <w:rStyle w:val="VerbatimChar"/>
+              </w:rPr>
+              <w:t xml:space="preserve">Port 5173 is in use</w:t>
+            </w:r>
+          </w:p>
+        </w:tc>
+        <w:tc>
+          <w:tcPr/>
+          <w:p>
+            <w:pPr>
+              <w:pStyle w:val="Compact"/>
+            </w:pPr>
+            <w:r>
+              <w:rPr>
+                <w:rFonts w:hint="eastAsia"/>
+              </w:rPr>
+              <w:t xml:space="preserve">主</w:t>
+            </w:r>
+            <w:r>
+              <w:t xml:space="preserve"> repo </w:t>
+            </w:r>
+            <w:r>
+              <w:rPr>
+                <w:rFonts w:hint="eastAsia"/>
+              </w:rPr>
+              <w:t xml:space="preserve">已占,worktree</w:t>
+            </w:r>
+            <w:r>
+              <w:t xml:space="preserve"> </w:t>
+            </w:r>
+            <w:r>
+              <w:rPr>
+                <w:rFonts w:hint="eastAsia"/>
+              </w:rPr>
+              <w:t xml:space="preserve">没分配新端口</w:t>
+            </w:r>
+          </w:p>
+        </w:tc>
+        <w:tc>
+          <w:tcPr/>
+          <w:p>
+            <w:pPr>
+              <w:pStyle w:val="Compact"/>
+            </w:pPr>
+            <w:r>
+              <w:rPr>
+                <w:rFonts w:hint="eastAsia"/>
+              </w:rPr>
+              <w:t xml:space="preserve">见</w:t>
+            </w:r>
+            <w:r>
+              <w:t xml:space="preserve"> §5.5.6</w:t>
+            </w:r>
+          </w:p>
+        </w:tc>
+      </w:tr>
+      <w:tr>
+        <w:tc>
+          <w:tcPr/>
+          <w:p>
+            <w:pPr>
+              <w:pStyle w:val="Compact"/>
+            </w:pPr>
+            <w:r>
+              <w:rPr>
+                <w:rFonts w:hint="eastAsia"/>
+              </w:rPr>
+              <w:t xml:space="preserve">浏览器登录后请求</w:t>
+            </w:r>
+            <w:r>
+              <w:t xml:space="preserve"> </w:t>
+            </w:r>
+            <w:r>
+              <w:rPr>
+                <w:rStyle w:val="VerbatimChar"/>
+              </w:rPr>
+              <w:t xml:space="preserve">/api/*</w:t>
+            </w:r>
+            <w:r>
+              <w:t xml:space="preserve"> </w:t>
+            </w:r>
+            <w:r>
+              <w:t xml:space="preserve">CORS </w:t>
+            </w:r>
+            <w:r>
+              <w:rPr>
+                <w:rFonts w:hint="eastAsia"/>
+              </w:rPr>
+              <w:t xml:space="preserve">报错</w:t>
+            </w:r>
+          </w:p>
+        </w:tc>
+        <w:tc>
+          <w:tcPr/>
+          <w:p>
+            <w:pPr>
+              <w:pStyle w:val="Compact"/>
+            </w:pPr>
+            <w:r>
+              <w:rPr>
+                <w:rStyle w:val="VerbatimChar"/>
+              </w:rPr>
+              <w:t xml:space="preserve">server/.env</w:t>
+            </w:r>
+            <w:r>
+              <w:t xml:space="preserve"> </w:t>
+            </w:r>
+            <w:r>
+              <w:rPr>
+                <w:rFonts w:hint="eastAsia"/>
+              </w:rPr>
+              <w:t xml:space="preserve">的</w:t>
+            </w:r>
+            <w:r>
+              <w:t xml:space="preserve"> </w:t>
+            </w:r>
+            <w:r>
+              <w:rPr>
+                <w:rStyle w:val="VerbatimChar"/>
+              </w:rPr>
+              <w:t xml:space="preserve">WEB_ORIGIN</w:t>
+            </w:r>
+            <w:r>
+              <w:t xml:space="preserve"> </w:t>
+            </w:r>
+            <w:r>
+              <w:rPr>
+                <w:rFonts w:hint="eastAsia"/>
+              </w:rPr>
+              <w:t xml:space="preserve">没跟着前端端口改</w:t>
+            </w:r>
+          </w:p>
+        </w:tc>
+        <w:tc>
+          <w:tcPr/>
+          <w:p>
+            <w:pPr>
+              <w:pStyle w:val="Compact"/>
+            </w:pPr>
+            <w:r>
+              <w:rPr>
+                <w:rFonts w:hint="eastAsia"/>
+              </w:rPr>
+              <w:t xml:space="preserve">与</w:t>
+            </w:r>
+            <w:r>
+              <w:t xml:space="preserve"> </w:t>
+            </w:r>
+            <w:r>
+              <w:rPr>
+                <w:rStyle w:val="VerbatimChar"/>
+              </w:rPr>
+              <w:t xml:space="preserve">VITE_DEV_PORT</w:t>
+            </w:r>
+            <w:r>
+              <w:t xml:space="preserve"> </w:t>
+            </w:r>
+            <w:r>
+              <w:rPr>
+                <w:rFonts w:hint="eastAsia"/>
+              </w:rPr>
+              <w:t xml:space="preserve">对齐(如</w:t>
+            </w:r>
+            <w:r>
+              <w:t xml:space="preserve"> </w:t>
+            </w:r>
+            <w:r>
+              <w:rPr>
+                <w:rStyle w:val="VerbatimChar"/>
+              </w:rPr>
+              <w:t xml:space="preserve">WEB_ORIGIN="http://localhost:5183"</w:t>
+            </w:r>
+            <w:r>
+              <w:t xml:space="preserve">)</w:t>
+            </w:r>
+          </w:p>
+        </w:tc>
+      </w:tr>
+    </w:tbl>
+    <w:bookmarkEnd w:id="33"/>
+    <w:bookmarkStart w:id="34" w:name="多-worktree-端口分配防冲突"/>
+    <w:p>
+      <w:pPr>
+        <w:pStyle w:val="Heading3"/>
+      </w:pPr>
+      <w:r>
+        <w:t xml:space="preserve">5.5.6 </w:t>
+      </w:r>
+      <w:r>
+        <w:rPr>
+          <w:rFonts w:hint="eastAsia"/>
+        </w:rPr>
+        <w:t xml:space="preserve">多</w:t>
+      </w:r>
+      <w:r>
+        <w:t xml:space="preserve"> worktree </w:t>
+      </w:r>
+      <w:r>
+        <w:rPr>
+          <w:rFonts w:hint="eastAsia"/>
+        </w:rPr>
+        <w:t xml:space="preserve">端口分配(防冲突)</w:t>
+      </w:r>
+    </w:p>
+    <w:p>
+      <w:pPr>
+        <w:pStyle w:val="FirstParagraph"/>
+      </w:pPr>
+      <w:r>
+        <w:rPr>
+          <w:rFonts w:hint="eastAsia"/>
+        </w:rPr>
+        <w:t xml:space="preserve">后端默认</w:t>
+      </w:r>
+      <w:r>
+        <w:t xml:space="preserve"> </w:t>
+      </w:r>
+      <w:r>
+        <w:rPr>
+          <w:rStyle w:val="VerbatimChar"/>
+        </w:rPr>
+        <w:t xml:space="preserve">3001</w:t>
+      </w:r>
+      <w:r>
+        <w:t xml:space="preserve"> </w:t>
+      </w:r>
+      <w:r>
+        <w:t xml:space="preserve">+ </w:t>
+      </w:r>
+      <w:r>
+        <w:rPr>
+          <w:rFonts w:hint="eastAsia"/>
+        </w:rPr>
+        <w:t xml:space="preserve">前端默认</w:t>
+      </w:r>
+      <w:r>
+        <w:t xml:space="preserve"> </w:t>
+      </w:r>
+      <w:r>
+        <w:rPr>
+          <w:rStyle w:val="VerbatimChar"/>
+        </w:rPr>
+        <w:t xml:space="preserve">5173</w:t>
+      </w:r>
+      <w:r>
+        <w:rPr>
+          <w:rFonts w:hint="eastAsia"/>
+        </w:rPr>
+        <w:t xml:space="preserve">,多</w:t>
+      </w:r>
+      <w:r>
+        <w:t xml:space="preserve"> worktree </w:t>
+      </w:r>
+      <w:r>
+        <w:rPr>
+          <w:rFonts w:hint="eastAsia"/>
+        </w:rPr>
+        <w:t xml:space="preserve">并行启动</w:t>
+      </w:r>
+      <w:r>
+        <w:t xml:space="preserve"> dev server </w:t>
+      </w:r>
+      <w:r>
+        <w:rPr>
+          <w:rFonts w:hint="eastAsia"/>
+        </w:rPr>
+        <w:t xml:space="preserve">会冲突。通过</w:t>
+      </w:r>
+      <w:r>
+        <w:rPr>
+          <w:rFonts w:hint="eastAsia"/>
+          <w:b/>
+          <w:bCs/>
+        </w:rPr>
+        <w:t xml:space="preserve">端口登记表</w:t>
+      </w:r>
+      <w:r>
+        <w:rPr>
+          <w:b/>
+          <w:bCs/>
+        </w:rPr>
+        <w:t xml:space="preserve"> </w:t>
+      </w:r>
+      <w:r>
+        <w:rPr>
+          <w:rStyle w:val="VerbatimChar"/>
+          <w:b/>
+          <w:bCs/>
+        </w:rPr>
+        <w:t xml:space="preserve">.worktree-ports.json</w:t>
+      </w:r>
+      <w:r>
+        <w:rPr>
+          <w:rFonts w:hint="eastAsia"/>
+        </w:rPr>
+        <w:t xml:space="preserve">(项目根,入库)管理。</w:t>
+      </w:r>
+    </w:p>
+    <w:p>
+      <w:pPr>
+        <w:pStyle w:val="BodyText"/>
+      </w:pPr>
+      <w:r>
+        <w:rPr>
+          <w:rFonts w:hint="eastAsia"/>
+          <w:b/>
+          <w:bCs/>
+        </w:rPr>
+        <w:t xml:space="preserve">端口分配公式</w:t>
+      </w:r>
+      <w:r>
+        <w:t xml:space="preserve">:</w:t>
+      </w:r>
+    </w:p>
+    <w:tbl>
+      <w:tblPr>
+        <w:tblStyle w:val="Table"/>
+        <w:tblW w:type="auto" w:w="0"/>
+        <w:tblLook w:firstRow="1" w:lastRow="0" w:firstColumn="0" w:lastColumn="0" w:noHBand="0" w:noVBand="0" w:val="0020"/>
+      </w:tblPr>
+      <w:tblGrid>
+        <w:gridCol w:w="1980"/>
+        <w:gridCol w:w="1980"/>
+        <w:gridCol w:w="1980"/>
+        <w:gridCol w:w="1980"/>
+      </w:tblGrid>
+      <w:tr>
+        <w:trPr>
+          <w:tblHeader w:val="on"/>
+        </w:trPr>
+        <w:tc>
+          <w:tcPr/>
+          <w:p>
+            <w:pPr>
+              <w:pStyle w:val="Compact"/>
+            </w:pPr>
+            <w:r>
+              <w:t xml:space="preserve">slot</w:t>
+            </w:r>
+          </w:p>
+        </w:tc>
+        <w:tc>
+          <w:tcPr/>
+          <w:p>
+            <w:pPr>
+              <w:pStyle w:val="Compact"/>
+            </w:pPr>
+            <w:r>
+              <w:rPr>
+                <w:rFonts w:hint="eastAsia"/>
+              </w:rPr>
+              <w:t xml:space="preserve">用途</w:t>
+            </w:r>
+          </w:p>
+        </w:tc>
+        <w:tc>
+          <w:tcPr/>
+          <w:p>
+            <w:pPr>
+              <w:pStyle w:val="Compact"/>
+            </w:pPr>
+            <w:r>
+              <w:rPr>
+                <w:rFonts w:hint="eastAsia"/>
+              </w:rPr>
+              <w:t xml:space="preserve">后端</w:t>
+            </w:r>
+            <w:r>
+              <w:t xml:space="preserve"> PORT</w:t>
+            </w:r>
+          </w:p>
+        </w:tc>
+        <w:tc>
+          <w:tcPr/>
+          <w:p>
+            <w:pPr>
+              <w:pStyle w:val="Compact"/>
+            </w:pPr>
+            <w:r>
+              <w:rPr>
+                <w:rFonts w:hint="eastAsia"/>
+              </w:rPr>
+              <w:t xml:space="preserve">前端</w:t>
+            </w:r>
+            <w:r>
+              <w:t xml:space="preserve"> VITE_DEV_PORT</w:t>
+            </w:r>
+          </w:p>
+        </w:tc>
+      </w:tr>
+      <w:tr>
+        <w:tc>
+          <w:tcPr/>
+          <w:p>
+            <w:pPr>
+              <w:pStyle w:val="Compact"/>
+            </w:pPr>
+            <w:r>
+              <w:t xml:space="preserve">0</w:t>
+            </w:r>
+          </w:p>
+        </w:tc>
+        <w:tc>
+          <w:tcPr/>
+          <w:p>
+            <w:pPr>
+              <w:pStyle w:val="Compact"/>
+            </w:pPr>
+            <w:r>
+              <w:rPr>
+                <w:rFonts w:hint="eastAsia"/>
+              </w:rPr>
+              <w:t xml:space="preserve">主</w:t>
+            </w:r>
+            <w:r>
+              <w:t xml:space="preserve"> repo (main)</w:t>
+            </w:r>
+          </w:p>
+        </w:tc>
+        <w:tc>
+          <w:tcPr/>
+          <w:p>
+            <w:pPr>
+              <w:pStyle w:val="Compact"/>
+            </w:pPr>
+            <w:r>
+              <w:t xml:space="preserve">3001</w:t>
+            </w:r>
+          </w:p>
+        </w:tc>
+        <w:tc>
+          <w:tcPr/>
+          <w:p>
+            <w:pPr>
+              <w:pStyle w:val="Compact"/>
+            </w:pPr>
+            <w:r>
+              <w:t xml:space="preserve">5173</w:t>
+            </w:r>
+          </w:p>
+        </w:tc>
+      </w:tr>
+      <w:tr>
+        <w:tc>
+          <w:tcPr/>
+          <w:p>
+            <w:pPr>
+              <w:pStyle w:val="Compact"/>
+            </w:pPr>
+            <w:r>
+              <w:t xml:space="preserve">1</w:t>
+            </w:r>
+          </w:p>
+        </w:tc>
+        <w:tc>
+          <w:tcPr/>
+          <w:p>
+            <w:pPr>
+              <w:pStyle w:val="Compact"/>
+            </w:pPr>
+            <w:r>
+              <w:rPr>
+                <w:rFonts w:hint="eastAsia"/>
+              </w:rPr>
+              <w:t xml:space="preserve">第</w:t>
+            </w:r>
+            <w:r>
+              <w:t xml:space="preserve"> 1 </w:t>
+            </w:r>
+            <w:r>
+              <w:rPr>
+                <w:rFonts w:hint="eastAsia"/>
+              </w:rPr>
+              <w:t xml:space="preserve">个</w:t>
+            </w:r>
+            <w:r>
+              <w:t xml:space="preserve"> worktree</w:t>
+            </w:r>
+          </w:p>
+        </w:tc>
+        <w:tc>
+          <w:tcPr/>
+          <w:p>
+            <w:pPr>
+              <w:pStyle w:val="Compact"/>
+            </w:pPr>
+            <w:r>
+              <w:t xml:space="preserve">3011</w:t>
+            </w:r>
+          </w:p>
+        </w:tc>
+        <w:tc>
+          <w:tcPr/>
+          <w:p>
+            <w:pPr>
+              <w:pStyle w:val="Compact"/>
+            </w:pPr>
+            <w:r>
+              <w:t xml:space="preserve">5183</w:t>
+            </w:r>
+          </w:p>
+        </w:tc>
+      </w:tr>
+      <w:tr>
+        <w:tc>
+          <w:tcPr/>
+          <w:p>
+            <w:pPr>
+              <w:pStyle w:val="Compact"/>
+            </w:pPr>
+            <w:r>
+              <w:t xml:space="preserve">2</w:t>
+            </w:r>
+          </w:p>
+        </w:tc>
+        <w:tc>
+          <w:tcPr/>
+          <w:p>
+            <w:pPr>
+              <w:pStyle w:val="Compact"/>
+            </w:pPr>
+            <w:r>
+              <w:rPr>
+                <w:rFonts w:hint="eastAsia"/>
+              </w:rPr>
+              <w:t xml:space="preserve">第</w:t>
+            </w:r>
+            <w:r>
+              <w:t xml:space="preserve"> 2 </w:t>
+            </w:r>
+            <w:r>
+              <w:rPr>
+                <w:rFonts w:hint="eastAsia"/>
+              </w:rPr>
+              <w:t xml:space="preserve">个</w:t>
+            </w:r>
+            <w:r>
+              <w:t xml:space="preserve"> worktree</w:t>
+            </w:r>
+          </w:p>
+        </w:tc>
+        <w:tc>
+          <w:tcPr/>
+          <w:p>
+            <w:pPr>
+              <w:pStyle w:val="Compact"/>
+            </w:pPr>
+            <w:r>
+              <w:t xml:space="preserve">3021</w:t>
+            </w:r>
+          </w:p>
+        </w:tc>
+        <w:tc>
+          <w:tcPr/>
+          <w:p>
+            <w:pPr>
+              <w:pStyle w:val="Compact"/>
+            </w:pPr>
+            <w:r>
+              <w:t xml:space="preserve">5193</w:t>
+            </w:r>
+          </w:p>
+        </w:tc>
+      </w:tr>
+      <w:tr>
+        <w:tc>
+          <w:tcPr/>
+          <w:p>
+            <w:pPr>
+              <w:pStyle w:val="Compact"/>
+            </w:pPr>
+            <w:r>
+              <w:t xml:space="preserve">N</w:t>
+            </w:r>
+          </w:p>
+        </w:tc>
+        <w:tc>
+          <w:tcPr/>
+          <w:p>
+            <w:pPr>
+              <w:pStyle w:val="Compact"/>
+            </w:pPr>
+            <w:r>
+              <w:rPr>
+                <w:rFonts w:hint="eastAsia"/>
+              </w:rPr>
+              <w:t xml:space="preserve">第</w:t>
+            </w:r>
+            <w:r>
+              <w:t xml:space="preserve"> N </w:t>
+            </w:r>
+            <w:r>
+              <w:rPr>
+                <w:rFonts w:hint="eastAsia"/>
+              </w:rPr>
+              <w:t xml:space="preserve">个</w:t>
+            </w:r>
+            <w:r>
+              <w:t xml:space="preserve"> worktree</w:t>
+            </w:r>
+          </w:p>
+        </w:tc>
+        <w:tc>
+          <w:tcPr/>
+          <w:p>
+            <w:pPr>
+              <w:pStyle w:val="Compact"/>
+            </w:pPr>
+            <w:r>
+              <w:t xml:space="preserve">3001 + N*10</w:t>
+            </w:r>
+          </w:p>
+        </w:tc>
+        <w:tc>
+          <w:tcPr/>
+          <w:p>
+            <w:pPr>
+              <w:pStyle w:val="Compact"/>
+            </w:pPr>
+            <w:r>
+              <w:t xml:space="preserve">5173 + N*10</w:t>
+            </w:r>
+          </w:p>
+        </w:tc>
+      </w:tr>
+    </w:tbl>
+    <w:p>
+      <w:pPr>
+        <w:pStyle w:val="BodyText"/>
+      </w:pPr>
+      <w:r>
+        <w:rPr>
+          <w:rFonts w:hint="eastAsia"/>
+          <w:b/>
+          <w:bCs/>
+        </w:rPr>
+        <w:t xml:space="preserve">新建</w:t>
+      </w:r>
+      <w:r>
+        <w:rPr>
+          <w:b/>
+          <w:bCs/>
+        </w:rPr>
+        <w:t xml:space="preserve"> worktree </w:t>
+      </w:r>
+      <w:r>
+        <w:rPr>
+          <w:rFonts w:hint="eastAsia"/>
+          <w:b/>
+          <w:bCs/>
+        </w:rPr>
+        <w:t xml:space="preserve">端口分配步骤</w:t>
+      </w:r>
+      <w:r>
+        <w:rPr>
+          <w:rFonts w:hint="eastAsia"/>
+        </w:rPr>
+        <w:t xml:space="preserve">(配合</w:t>
+      </w:r>
+      <w:r>
+        <w:t xml:space="preserve"> §5.5.2 </w:t>
+      </w:r>
+      <w:r>
+        <w:rPr>
+          <w:rFonts w:hint="eastAsia"/>
+        </w:rPr>
+        <w:t xml:space="preserve">的命令):</w:t>
+      </w:r>
+    </w:p>
+    <w:p>
+      <w:pPr>
+        <w:pStyle w:val="SourceCode"/>
+      </w:pPr>
+      <w:r>
+        <w:rPr>
+          <w:rStyle w:val="CommentTok"/>
+        </w:rPr>
+        <w:t xml:space="preserve"># === 1) 在主 repo 跑 ===</w:t>
+      </w:r>
+      <w:r>
+        <w:br/>
+      </w:r>
+      <w:r>
+        <w:br/>
+      </w:r>
+      <w:r>
+        <w:rPr>
+          <w:rStyle w:val="CommentTok"/>
+        </w:rPr>
+        <w:t xml:space="preserve"># 看现有 slot 已占哪些</w:t>
+      </w:r>
+      <w:r>
+        <w:br/>
+      </w:r>
+      <w:r>
+        <w:rPr>
+          <w:rStyle w:val="FunctionTok"/>
+        </w:rPr>
+        <w:t xml:space="preserve">cat</w:t>
+      </w:r>
+      <w:r>
+        <w:rPr>
+          <w:rStyle w:val="NormalTok"/>
+        </w:rPr>
+        <w:t xml:space="preserve"> .worktree-ports.json </w:t>
+      </w:r>
+      <w:r>
+        <w:rPr>
+          <w:rStyle w:val="KeywordTok"/>
+        </w:rPr>
+        <w:t xml:space="preserve">|</w:t>
+      </w:r>
+      <w:r>
+        <w:rPr>
+          <w:rStyle w:val="NormalTok"/>
+        </w:rPr>
+        <w:t xml:space="preserve"> </w:t>
+      </w:r>
+      <w:r>
+        <w:rPr>
+          <w:rStyle w:val="ExtensionTok"/>
+        </w:rPr>
+        <w:t xml:space="preserve">jq</w:t>
+      </w:r>
+      <w:r>
+        <w:rPr>
+          <w:rStyle w:val="NormalTok"/>
+        </w:rPr>
+        <w:t xml:space="preserve"> </w:t>
+      </w:r>
+      <w:r>
+        <w:rPr>
+          <w:rStyle w:val="StringTok"/>
+        </w:rPr>
+        <w:t xml:space="preserve">'.slots[].slot'</w:t>
+      </w:r>
+      <w:r>
+        <w:br/>
+      </w:r>
+      <w:r>
+        <w:br/>
+      </w:r>
+      <w:r>
+        <w:rPr>
+          <w:rStyle w:val="CommentTok"/>
+        </w:rPr>
+        <w:t xml:space="preserve"># 假设下一个空闲 = 1,则:</w:t>
+      </w:r>
+      <w:r>
+        <w:br/>
+      </w:r>
+      <w:r>
+        <w:rPr>
+          <w:rStyle w:val="VariableTok"/>
+        </w:rPr>
+        <w:t xml:space="preserve">BACKEND</w:t>
+      </w:r>
+      <w:r>
+        <w:rPr>
+          <w:rStyle w:val="OperatorTok"/>
+        </w:rPr>
+        <w:t xml:space="preserve">=</w:t>
+      </w:r>
+      <w:r>
+        <w:rPr>
+          <w:rStyle w:val="NormalTok"/>
+        </w:rPr>
+        <w:t xml:space="preserve">3011</w:t>
+      </w:r>
+      <w:r>
+        <w:br/>
+      </w:r>
+      <w:r>
+        <w:rPr>
+          <w:rStyle w:val="VariableTok"/>
+        </w:rPr>
+        <w:t xml:space="preserve">FRONTEND</w:t>
+      </w:r>
+      <w:r>
+        <w:rPr>
+          <w:rStyle w:val="OperatorTok"/>
+        </w:rPr>
+        <w:t xml:space="preserve">=</w:t>
+      </w:r>
+      <w:r>
+        <w:rPr>
+          <w:rStyle w:val="NormalTok"/>
+        </w:rPr>
+        <w:t xml:space="preserve">5183</w:t>
+      </w:r>
+      <w:r>
+        <w:br/>
+      </w:r>
+      <w:r>
+        <w:br/>
+      </w:r>
+      <w:r>
+        <w:rPr>
+          <w:rStyle w:val="CommentTok"/>
+        </w:rPr>
+        <w:t xml:space="preserve"># 2) 创建 worktree(同 §5.5.2)</w:t>
+      </w:r>
+      <w:r>
+        <w:br/>
+      </w:r>
+      <w:r>
+        <w:rPr>
+          <w:rStyle w:val="FunctionTok"/>
+        </w:rPr>
+        <w:t xml:space="preserve">git</w:t>
+      </w:r>
+      <w:r>
+        <w:rPr>
+          <w:rStyle w:val="NormalTok"/>
+        </w:rPr>
+        <w:t xml:space="preserve"> worktree add .worktrees/feature/upload </w:t>
+      </w:r>
+      <w:r>
+        <w:rPr>
+          <w:rStyle w:val="AttributeTok"/>
+        </w:rPr>
+        <w:t xml:space="preserve">-b</w:t>
+      </w:r>
+      <w:r>
+        <w:rPr>
+          <w:rStyle w:val="NormalTok"/>
+        </w:rPr>
+        <w:t xml:space="preserve"> feature/upload origin/main</w:t>
+      </w:r>
+      <w:r>
+        <w:br/>
+      </w:r>
+      <w:r>
+        <w:br/>
+      </w:r>
+      <w:r>
+        <w:rPr>
+          <w:rStyle w:val="CommentTok"/>
+        </w:rPr>
+        <w:t xml:space="preserve"># 3) 复制 .env 并改后端端口</w:t>
+      </w:r>
+      <w:r>
+        <w:br/>
+      </w:r>
+      <w:r>
+        <w:rPr>
+          <w:rStyle w:val="FunctionTok"/>
+        </w:rPr>
+        <w:t xml:space="preserve">cp</w:t>
+      </w:r>
+      <w:r>
+        <w:rPr>
+          <w:rStyle w:val="NormalTok"/>
+        </w:rPr>
+        <w:t xml:space="preserve"> .env .worktrees/feature/upload/.env</w:t>
+      </w:r>
+      <w:r>
+        <w:br/>
+      </w:r>
+      <w:r>
+        <w:rPr>
+          <w:rStyle w:val="FunctionTok"/>
+        </w:rPr>
+        <w:t xml:space="preserve">cp</w:t>
+      </w:r>
+      <w:r>
+        <w:rPr>
+          <w:rStyle w:val="NormalTok"/>
+        </w:rPr>
+        <w:t xml:space="preserve"> server/.env .worktrees/feature/upload/server/.env</w:t>
+      </w:r>
+      <w:r>
+        <w:br/>
+      </w:r>
+      <w:r>
+        <w:rPr>
+          <w:rStyle w:val="FunctionTok"/>
+        </w:rPr>
+        <w:t xml:space="preserve">sed</w:t>
+      </w:r>
+      <w:r>
+        <w:rPr>
+          <w:rStyle w:val="NormalTok"/>
+        </w:rPr>
+        <w:t xml:space="preserve"> </w:t>
+      </w:r>
+      <w:r>
+        <w:rPr>
+          <w:rStyle w:val="AttributeTok"/>
+        </w:rPr>
+        <w:t xml:space="preserve">-i</w:t>
+      </w:r>
+      <w:r>
+        <w:rPr>
+          <w:rStyle w:val="NormalTok"/>
+        </w:rPr>
+        <w:t xml:space="preserve"> </w:t>
+      </w:r>
+      <w:r>
+        <w:rPr>
+          <w:rStyle w:val="StringTok"/>
+        </w:rPr>
+        <w:t xml:space="preserve">''</w:t>
+      </w:r>
+      <w:r>
+        <w:rPr>
+          <w:rStyle w:val="NormalTok"/>
+        </w:rPr>
+        <w:t xml:space="preserve"> </w:t>
+      </w:r>
+      <w:r>
+        <w:rPr>
+          <w:rStyle w:val="StringTok"/>
+        </w:rPr>
+        <w:t xml:space="preserve">"s|^PORT=.*|PORT=</w:t>
+      </w:r>
+      <w:r>
+        <w:rPr>
+          <w:rStyle w:val="DataTypeTok"/>
+        </w:rPr>
+        <w:t xml:space="preserve">\"</w:t>
+      </w:r>
+      <w:r>
+        <w:rPr>
+          <w:rStyle w:val="VariableTok"/>
+        </w:rPr>
+        <w:t xml:space="preserve">$BACKEND</w:t>
+      </w:r>
+      <w:r>
+        <w:rPr>
+          <w:rStyle w:val="DataTypeTok"/>
+        </w:rPr>
+        <w:t xml:space="preserve">\"</w:t>
+      </w:r>
+      <w:r>
+        <w:rPr>
+          <w:rStyle w:val="StringTok"/>
+        </w:rPr>
+        <w:t xml:space="preserve">|"</w:t>
+      </w:r>
+      <w:r>
+        <w:rPr>
+          <w:rStyle w:val="NormalTok"/>
+        </w:rPr>
+        <w:t xml:space="preserve"> .worktrees/feature/upload/server/.env</w:t>
+      </w:r>
+      <w:r>
+        <w:br/>
+      </w:r>
+      <w:r>
+        <w:rPr>
+          <w:rStyle w:val="FunctionTok"/>
+        </w:rPr>
+        <w:t xml:space="preserve">sed</w:t>
+      </w:r>
+      <w:r>
+        <w:rPr>
+          <w:rStyle w:val="NormalTok"/>
+        </w:rPr>
+        <w:t xml:space="preserve"> </w:t>
+      </w:r>
+      <w:r>
+        <w:rPr>
+          <w:rStyle w:val="AttributeTok"/>
+        </w:rPr>
+        <w:t xml:space="preserve">-i</w:t>
+      </w:r>
+      <w:r>
+        <w:rPr>
+          <w:rStyle w:val="NormalTok"/>
+        </w:rPr>
+        <w:t xml:space="preserve"> </w:t>
+      </w:r>
+      <w:r>
+        <w:rPr>
+          <w:rStyle w:val="StringTok"/>
+        </w:rPr>
+        <w:t xml:space="preserve">''</w:t>
+      </w:r>
+      <w:r>
+        <w:rPr>
+          <w:rStyle w:val="NormalTok"/>
+        </w:rPr>
+        <w:t xml:space="preserve"> </w:t>
+      </w:r>
+      <w:r>
+        <w:rPr>
+          <w:rStyle w:val="StringTok"/>
+        </w:rPr>
+        <w:t xml:space="preserve">"s|^WEB_ORIGIN=.*|WEB_ORIGIN=</w:t>
+      </w:r>
+      <w:r>
+        <w:rPr>
+          <w:rStyle w:val="DataTypeTok"/>
+        </w:rPr>
+        <w:t xml:space="preserve">\"</w:t>
+      </w:r>
+      <w:r>
+        <w:rPr>
+          <w:rStyle w:val="StringTok"/>
+        </w:rPr>
+        <w:t xml:space="preserve">http://localhost:</w:t>
+      </w:r>
+      <w:r>
+        <w:rPr>
+          <w:rStyle w:val="VariableTok"/>
+        </w:rPr>
+        <w:t xml:space="preserve">$FRONTEND</w:t>
+      </w:r>
+      <w:r>
+        <w:rPr>
+          <w:rStyle w:val="DataTypeTok"/>
+        </w:rPr>
+        <w:t xml:space="preserve">\"</w:t>
+      </w:r>
+      <w:r>
+        <w:rPr>
+          <w:rStyle w:val="StringTok"/>
+        </w:rPr>
+        <w:t xml:space="preserve">|"</w:t>
+      </w:r>
+      <w:r>
+        <w:rPr>
+          <w:rStyle w:val="NormalTok"/>
+        </w:rPr>
+        <w:t xml:space="preserve"> .worktrees/feature/upload/server/.env</w:t>
+      </w:r>
+      <w:r>
+        <w:br/>
+      </w:r>
+      <w:r>
+        <w:br/>
+      </w:r>
+      <w:r>
+        <w:rPr>
+          <w:rStyle w:val="CommentTok"/>
+        </w:rPr>
+        <w:t xml:space="preserve"># 4) 写前端 .env(新建)</w:t>
+      </w:r>
+      <w:r>
+        <w:br/>
+      </w:r>
+      <w:r>
+        <w:rPr>
+          <w:rStyle w:val="FunctionTok"/>
+        </w:rPr>
+        <w:t xml:space="preserve">cat</w:t>
+      </w:r>
+      <w:r>
+        <w:rPr>
+          <w:rStyle w:val="NormalTok"/>
+        </w:rPr>
+        <w:t xml:space="preserve"> </w:t>
+      </w:r>
+      <w:r>
+        <w:rPr>
+          <w:rStyle w:val="OperatorTok"/>
+        </w:rPr>
+        <w:t xml:space="preserve">&gt;</w:t>
+      </w:r>
+      <w:r>
+        <w:rPr>
+          <w:rStyle w:val="NormalTok"/>
+        </w:rPr>
+        <w:t xml:space="preserve"> .worktrees/feature/upload/web/.env </w:t>
+      </w:r>
+      <w:r>
+        <w:rPr>
+          <w:rStyle w:val="OperatorTok"/>
+        </w:rPr>
+        <w:t xml:space="preserve">&lt;&lt;EOF</w:t>
+      </w:r>
+      <w:r>
+        <w:br/>
+      </w:r>
+      <w:r>
+        <w:rPr>
+          <w:rStyle w:val="StringTok"/>
+        </w:rPr>
+        <w:t xml:space="preserve">VITE_DEV_PORT=</w:t>
+      </w:r>
+      <w:r>
+        <w:rPr>
+          <w:rStyle w:val="VariableTok"/>
+        </w:rPr>
+        <w:t xml:space="preserve">$FRONTEND</w:t>
+      </w:r>
+      <w:r>
+        <w:br/>
+      </w:r>
+      <w:r>
+        <w:rPr>
+          <w:rStyle w:val="StringTok"/>
+        </w:rPr>
+        <w:t xml:space="preserve">VITE_API_PORT=</w:t>
+      </w:r>
+      <w:r>
+        <w:rPr>
+          <w:rStyle w:val="VariableTok"/>
+        </w:rPr>
+        <w:t xml:space="preserve">$BACKEND</w:t>
+      </w:r>
+      <w:r>
+        <w:br/>
+      </w:r>
+      <w:r>
+        <w:rPr>
+          <w:rStyle w:val="OperatorTok"/>
+        </w:rPr>
+        <w:t xml:space="preserve">EOF</w:t>
+      </w:r>
+      <w:r>
+        <w:br/>
+      </w:r>
+      <w:r>
+        <w:br/>
+      </w:r>
+      <w:r>
+        <w:rPr>
+          <w:rStyle w:val="CommentTok"/>
+        </w:rPr>
+        <w:t xml:space="preserve"># 5) 登记到 .worktree-ports.json(用 jq 或手编辑)</w:t>
+      </w:r>
+      <w:r>
+        <w:br/>
+      </w:r>
+      <w:r>
+        <w:rPr>
+          <w:rStyle w:val="ExtensionTok"/>
+        </w:rPr>
+        <w:t xml:space="preserve">jq</w:t>
+      </w:r>
+      <w:r>
+        <w:rPr>
+          <w:rStyle w:val="NormalTok"/>
+        </w:rPr>
+        <w:t xml:space="preserve"> </w:t>
+      </w:r>
+      <w:r>
+        <w:rPr>
+          <w:rStyle w:val="AttributeTok"/>
+        </w:rPr>
+        <w:t xml:space="preserve">--arg</w:t>
+      </w:r>
+      <w:r>
+        <w:rPr>
+          <w:rStyle w:val="NormalTok"/>
+        </w:rPr>
+        <w:t xml:space="preserve"> slot 1 </w:t>
+      </w:r>
+      <w:r>
+        <w:rPr>
+          <w:rStyle w:val="AttributeTok"/>
+        </w:rPr>
+        <w:t xml:space="preserve">--arg</w:t>
+      </w:r>
+      <w:r>
+        <w:rPr>
+          <w:rStyle w:val="NormalTok"/>
+        </w:rPr>
+        <w:t xml:space="preserve"> name feature/upload </w:t>
+      </w:r>
+      <w:r>
+        <w:rPr>
+          <w:rStyle w:val="AttributeTok"/>
+        </w:rPr>
+        <w:t xml:space="preserve">--arg</w:t>
+      </w:r>
+      <w:r>
+        <w:rPr>
+          <w:rStyle w:val="NormalTok"/>
+        </w:rPr>
+        <w:t xml:space="preserve"> path .worktrees/feature/upload </w:t>
+      </w:r>
+      <w:r>
+        <w:rPr>
+          <w:rStyle w:val="DataTypeTok"/>
+        </w:rPr>
+        <w:t xml:space="preserve">\</w:t>
+      </w:r>
+      <w:r>
+        <w:br/>
+      </w:r>
+      <w:r>
+        <w:rPr>
+          <w:rStyle w:val="NormalTok"/>
+        </w:rPr>
+        <w:t xml:space="preserve">   </w:t>
+      </w:r>
+      <w:r>
+        <w:rPr>
+          <w:rStyle w:val="AttributeTok"/>
+        </w:rPr>
+        <w:t xml:space="preserve">--arg</w:t>
+      </w:r>
+      <w:r>
+        <w:rPr>
+          <w:rStyle w:val="NormalTok"/>
+        </w:rPr>
+        <w:t xml:space="preserve"> branch feature/upload </w:t>
+      </w:r>
+      <w:r>
+        <w:rPr>
+          <w:rStyle w:val="AttributeTok"/>
+        </w:rPr>
+        <w:t xml:space="preserve">--arg</w:t>
+      </w:r>
+      <w:r>
+        <w:rPr>
+          <w:rStyle w:val="NormalTok"/>
+        </w:rPr>
+        <w:t xml:space="preserve"> backend </w:t>
+      </w:r>
+      <w:r>
+        <w:rPr>
+          <w:rStyle w:val="StringTok"/>
+        </w:rPr>
+        <w:t xml:space="preserve">"</w:t>
+      </w:r>
+      <w:r>
+        <w:rPr>
+          <w:rStyle w:val="VariableTok"/>
+        </w:rPr>
+        <w:t xml:space="preserve">$BACKEND</w:t>
+      </w:r>
+      <w:r>
+        <w:rPr>
+          <w:rStyle w:val="StringTok"/>
+        </w:rPr>
+        <w:t xml:space="preserve">"</w:t>
+      </w:r>
+      <w:r>
+        <w:rPr>
+          <w:rStyle w:val="NormalTok"/>
+        </w:rPr>
+        <w:t xml:space="preserve"> </w:t>
+      </w:r>
+      <w:r>
+        <w:rPr>
+          <w:rStyle w:val="AttributeTok"/>
+        </w:rPr>
+        <w:t xml:space="preserve">--arg</w:t>
+      </w:r>
+      <w:r>
+        <w:rPr>
+          <w:rStyle w:val="NormalTok"/>
+        </w:rPr>
+        <w:t xml:space="preserve"> frontend </w:t>
+      </w:r>
+      <w:r>
+        <w:rPr>
+          <w:rStyle w:val="StringTok"/>
+        </w:rPr>
+        <w:t xml:space="preserve">"</w:t>
+      </w:r>
+      <w:r>
+        <w:rPr>
+          <w:rStyle w:val="VariableTok"/>
+        </w:rPr>
+        <w:t xml:space="preserve">$FRONTEND</w:t>
+      </w:r>
+      <w:r>
+        <w:rPr>
+          <w:rStyle w:val="StringTok"/>
+        </w:rPr>
+        <w:t xml:space="preserve">"</w:t>
+      </w:r>
+      <w:r>
+        <w:rPr>
+          <w:rStyle w:val="NormalTok"/>
+        </w:rPr>
+        <w:t xml:space="preserve"> </w:t>
+      </w:r>
+      <w:r>
+        <w:rPr>
+          <w:rStyle w:val="DataTypeTok"/>
+        </w:rPr>
+        <w:t xml:space="preserve">\</w:t>
+      </w:r>
+      <w:r>
+        <w:br/>
+      </w:r>
+      <w:r>
+        <w:rPr>
+          <w:rStyle w:val="NormalTok"/>
+        </w:rPr>
+        <w:t xml:space="preserve">   </w:t>
+      </w:r>
+      <w:r>
+        <w:rPr>
+          <w:rStyle w:val="AttributeTok"/>
+        </w:rPr>
+        <w:t xml:space="preserve">--arg</w:t>
+      </w:r>
+      <w:r>
+        <w:rPr>
+          <w:rStyle w:val="NormalTok"/>
+        </w:rPr>
+        <w:t xml:space="preserve"> since </w:t>
+      </w:r>
+      <w:r>
+        <w:rPr>
+          <w:rStyle w:val="StringTok"/>
+        </w:rPr>
+        <w:t xml:space="preserve">"</w:t>
+      </w:r>
+      <w:r>
+        <w:rPr>
+          <w:rStyle w:val="VariableTok"/>
+        </w:rPr>
+        <w:t xml:space="preserve">$(</w:t>
+      </w:r>
+      <w:r>
+        <w:rPr>
+          <w:rStyle w:val="FunctionTok"/>
+        </w:rPr>
+        <w:t xml:space="preserve">date</w:t>
+      </w:r>
+      <w:r>
+        <w:rPr>
+          <w:rStyle w:val="NormalTok"/>
+        </w:rPr>
+        <w:t xml:space="preserve"> </w:t>
+      </w:r>
+      <w:r>
+        <w:rPr>
+          <w:rStyle w:val="AttributeTok"/>
+        </w:rPr>
+        <w:t xml:space="preserve">-u</w:t>
+      </w:r>
+      <w:r>
+        <w:rPr>
+          <w:rStyle w:val="NormalTok"/>
+        </w:rPr>
+        <w:t xml:space="preserve"> +%F</w:t>
+      </w:r>
+      <w:r>
+        <w:rPr>
+          <w:rStyle w:val="VariableTok"/>
+        </w:rPr>
+        <w:t xml:space="preserve">)</w:t>
+      </w:r>
+      <w:r>
+        <w:rPr>
+          <w:rStyle w:val="StringTok"/>
+        </w:rPr>
+        <w:t xml:space="preserve">"</w:t>
+      </w:r>
+      <w:r>
+        <w:rPr>
+          <w:rStyle w:val="NormalTok"/>
+        </w:rPr>
+        <w:t xml:space="preserve"> </w:t>
+      </w:r>
+      <w:r>
+        <w:rPr>
+          <w:rStyle w:val="DataTypeTok"/>
+        </w:rPr>
+        <w:t xml:space="preserve">\</w:t>
+      </w:r>
+      <w:r>
+        <w:br/>
+      </w:r>
+      <w:r>
+        <w:rPr>
+          <w:rStyle w:val="NormalTok"/>
+        </w:rPr>
+        <w:t xml:space="preserve">   </w:t>
+      </w:r>
+      <w:r>
+        <w:rPr>
+          <w:rStyle w:val="StringTok"/>
+        </w:rPr>
+        <w:t xml:space="preserve">'.slots += [{slot:($slot|tonumber),name:$name,path:$path,branch:$branch,backend:($backend|tonumber),frontend:($frontend|tonumber),since:$since}]'</w:t>
+      </w:r>
+      <w:r>
+        <w:rPr>
+          <w:rStyle w:val="NormalTok"/>
+        </w:rPr>
+        <w:t xml:space="preserve"> </w:t>
+      </w:r>
+      <w:r>
+        <w:rPr>
+          <w:rStyle w:val="DataTypeTok"/>
+        </w:rPr>
+        <w:t xml:space="preserve">\</w:t>
+      </w:r>
+      <w:r>
+        <w:br/>
+      </w:r>
+      <w:r>
+        <w:rPr>
+          <w:rStyle w:val="NormalTok"/>
+        </w:rPr>
+        <w:t xml:space="preserve">   .worktree-ports.json </w:t>
+      </w:r>
+      <w:r>
+        <w:rPr>
+          <w:rStyle w:val="OperatorTok"/>
+        </w:rPr>
+        <w:t xml:space="preserve">&gt;</w:t>
+      </w:r>
+      <w:r>
+        <w:rPr>
+          <w:rStyle w:val="NormalTok"/>
+        </w:rPr>
+        <w:t xml:space="preserve"> /tmp/wp.json </w:t>
+      </w:r>
+      <w:r>
+        <w:rPr>
+          <w:rStyle w:val="KeywordTok"/>
+        </w:rPr>
+        <w:t xml:space="preserve">&amp;&amp;</w:t>
+      </w:r>
+      <w:r>
+        <w:rPr>
+          <w:rStyle w:val="NormalTok"/>
+        </w:rPr>
+        <w:t xml:space="preserve"> </w:t>
+      </w:r>
+      <w:r>
+        <w:rPr>
+          <w:rStyle w:val="FunctionTok"/>
+        </w:rPr>
+        <w:t xml:space="preserve">mv</w:t>
+      </w:r>
+      <w:r>
+        <w:rPr>
+          <w:rStyle w:val="NormalTok"/>
+        </w:rPr>
+        <w:t xml:space="preserve"> /tmp/wp.json .worktree-ports.json</w:t>
+      </w:r>
+      <w:r>
+        <w:br/>
+      </w:r>
+      <w:r>
+        <w:br/>
+      </w:r>
+      <w:r>
+        <w:rPr>
+          <w:rStyle w:val="CommentTok"/>
+        </w:rPr>
+        <w:t xml:space="preserve"># 6) 装依赖</w:t>
+      </w:r>
+      <w:r>
+        <w:br/>
+      </w:r>
+      <w:r>
+        <w:rPr>
+          <w:rStyle w:val="BuiltInTok"/>
+        </w:rPr>
+        <w:t xml:space="preserve">cd</w:t>
+      </w:r>
+      <w:r>
+        <w:rPr>
+          <w:rStyle w:val="NormalTok"/>
+        </w:rPr>
+        <w:t xml:space="preserve"> .worktrees/feature/upload/server </w:t>
+      </w:r>
+      <w:r>
+        <w:rPr>
+          <w:rStyle w:val="KeywordTok"/>
+        </w:rPr>
+        <w:t xml:space="preserve">&amp;&amp;</w:t>
+      </w:r>
+      <w:r>
+        <w:rPr>
+          <w:rStyle w:val="NormalTok"/>
+        </w:rPr>
+        <w:t xml:space="preserve"> </w:t>
+      </w:r>
+      <w:r>
+        <w:rPr>
+          <w:rStyle w:val="ExtensionTok"/>
+        </w:rPr>
+        <w:t xml:space="preserve">npm</w:t>
+      </w:r>
+      <w:r>
+        <w:rPr>
+          <w:rStyle w:val="NormalTok"/>
+        </w:rPr>
+        <w:t xml:space="preserve"> install </w:t>
+      </w:r>
+      <w:r>
+        <w:rPr>
+          <w:rStyle w:val="KeywordTok"/>
+        </w:rPr>
+        <w:t xml:space="preserve">&amp;&amp;</w:t>
+      </w:r>
+      <w:r>
+        <w:rPr>
+          <w:rStyle w:val="NormalTok"/>
+        </w:rPr>
+        <w:t xml:space="preserve"> </w:t>
+      </w:r>
+      <w:r>
+        <w:rPr>
+          <w:rStyle w:val="ExtensionTok"/>
+        </w:rPr>
+        <w:t xml:space="preserve">npx</w:t>
+      </w:r>
+      <w:r>
+        <w:rPr>
+          <w:rStyle w:val="NormalTok"/>
+        </w:rPr>
+        <w:t xml:space="preserve"> prisma generate</w:t>
+      </w:r>
+      <w:r>
+        <w:br/>
+      </w:r>
+      <w:r>
+        <w:rPr>
+          <w:rStyle w:val="BuiltInTok"/>
+        </w:rPr>
+        <w:t xml:space="preserve">cd</w:t>
+      </w:r>
+      <w:r>
+        <w:rPr>
+          <w:rStyle w:val="NormalTok"/>
+        </w:rPr>
+        <w:t xml:space="preserve"> ../web </w:t>
+      </w:r>
+      <w:r>
+        <w:rPr>
+          <w:rStyle w:val="KeywordTok"/>
+        </w:rPr>
+        <w:t xml:space="preserve">&amp;&amp;</w:t>
+      </w:r>
+      <w:r>
+        <w:rPr>
+          <w:rStyle w:val="NormalTok"/>
+        </w:rPr>
+        <w:t xml:space="preserve"> </w:t>
+      </w:r>
+      <w:r>
+        <w:rPr>
+          <w:rStyle w:val="ExtensionTok"/>
+        </w:rPr>
+        <w:t xml:space="preserve">npm</w:t>
+      </w:r>
+      <w:r>
+        <w:rPr>
+          <w:rStyle w:val="NormalTok"/>
+        </w:rPr>
+        <w:t xml:space="preserve"> install</w:t>
+      </w:r>
+    </w:p>
+    <w:p>
+      <w:pPr>
+        <w:pStyle w:val="FirstParagraph"/>
+      </w:pPr>
+      <w:r>
+        <w:rPr>
+          <w:b/>
+          <w:bCs/>
+        </w:rPr>
+        <w:t xml:space="preserve">vite.config.js </w:t>
+      </w:r>
+      <w:r>
+        <w:rPr>
+          <w:rFonts w:hint="eastAsia"/>
+          <w:b/>
+          <w:bCs/>
+        </w:rPr>
+        <w:t xml:space="preserve">已改造</w:t>
+      </w:r>
+      <w:r>
+        <w:rPr>
+          <w:rFonts w:hint="eastAsia"/>
+        </w:rPr>
+        <w:t xml:space="preserve">(向后兼容):</w:t>
+      </w:r>
+    </w:p>
+    <w:p>
+      <w:pPr>
+        <w:pStyle w:val="SourceCode"/>
+      </w:pPr>
+      <w:r>
+        <w:rPr>
+          <w:rStyle w:val="CommentTok"/>
+        </w:rPr>
+        <w:t xml:space="preserve">// web/vite.config.js</w:t>
+      </w:r>
+      <w:r>
+        <w:br/>
+      </w:r>
+      <w:r>
+        <w:rPr>
+          <w:rStyle w:val="KeywordTok"/>
+        </w:rPr>
+        <w:t xml:space="preserve">const</w:t>
+      </w:r>
+      <w:r>
+        <w:rPr>
+          <w:rStyle w:val="NormalTok"/>
+        </w:rPr>
+        <w:t xml:space="preserve"> devPort </w:t>
+      </w:r>
+      <w:r>
+        <w:rPr>
+          <w:rStyle w:val="OperatorTok"/>
+        </w:rPr>
+        <w:t xml:space="preserve">=</w:t>
+      </w:r>
+      <w:r>
+        <w:rPr>
+          <w:rStyle w:val="NormalTok"/>
+        </w:rPr>
+        <w:t xml:space="preserve"> </w:t>
+      </w:r>
+      <w:r>
+        <w:rPr>
+          <w:rStyle w:val="BuiltInTok"/>
+        </w:rPr>
+        <w:t xml:space="preserve">Number</w:t>
+      </w:r>
+      <w:r>
+        <w:rPr>
+          <w:rStyle w:val="NormalTok"/>
+        </w:rPr>
+        <w:t xml:space="preserve">(env</w:t>
+      </w:r>
+      <w:r>
+        <w:rPr>
+          <w:rStyle w:val="OperatorTok"/>
+        </w:rPr>
+        <w:t xml:space="preserve">.</w:t>
+      </w:r>
+      <w:r>
+        <w:rPr>
+          <w:rStyle w:val="AttributeTok"/>
+        </w:rPr>
+        <w:t xml:space="preserve">VITE_DEV_PORT</w:t>
+      </w:r>
+      <w:r>
+        <w:rPr>
+          <w:rStyle w:val="NormalTok"/>
+        </w:rPr>
+        <w:t xml:space="preserve">) </w:t>
+      </w:r>
+      <w:r>
+        <w:rPr>
+          <w:rStyle w:val="OperatorTok"/>
+        </w:rPr>
+        <w:t xml:space="preserve">||</w:t>
+      </w:r>
+      <w:r>
+        <w:rPr>
+          <w:rStyle w:val="NormalTok"/>
+        </w:rPr>
+        <w:t xml:space="preserve"> </w:t>
+      </w:r>
+      <w:r>
+        <w:rPr>
+          <w:rStyle w:val="DecValTok"/>
+        </w:rPr>
+        <w:t xml:space="preserve">5173</w:t>
+      </w:r>
+      <w:r>
+        <w:rPr>
+          <w:rStyle w:val="OperatorTok"/>
+        </w:rPr>
+        <w:t xml:space="preserve">;</w:t>
+      </w:r>
+      <w:r>
+        <w:br/>
+      </w:r>
+      <w:r>
+        <w:rPr>
+          <w:rStyle w:val="KeywordTok"/>
+        </w:rPr>
+        <w:t xml:space="preserve">const</w:t>
+      </w:r>
+      <w:r>
+        <w:rPr>
+          <w:rStyle w:val="NormalTok"/>
+        </w:rPr>
+        <w:t xml:space="preserve"> apiPort </w:t>
+      </w:r>
+      <w:r>
+        <w:rPr>
+          <w:rStyle w:val="OperatorTok"/>
+        </w:rPr>
+        <w:t xml:space="preserve">=</w:t>
+      </w:r>
+      <w:r>
+        <w:rPr>
+          <w:rStyle w:val="NormalTok"/>
+        </w:rPr>
+        <w:t xml:space="preserve"> </w:t>
+      </w:r>
+      <w:r>
+        <w:rPr>
+          <w:rStyle w:val="BuiltInTok"/>
+        </w:rPr>
+        <w:t xml:space="preserve">Number</w:t>
+      </w:r>
+      <w:r>
+        <w:rPr>
+          <w:rStyle w:val="NormalTok"/>
+        </w:rPr>
+        <w:t xml:space="preserve">(env</w:t>
+      </w:r>
+      <w:r>
+        <w:rPr>
+          <w:rStyle w:val="OperatorTok"/>
+        </w:rPr>
+        <w:t xml:space="preserve">.</w:t>
+      </w:r>
+      <w:r>
+        <w:rPr>
+          <w:rStyle w:val="AttributeTok"/>
+        </w:rPr>
+        <w:t xml:space="preserve">VITE_API_PORT</w:t>
+      </w:r>
+      <w:r>
+        <w:rPr>
+          <w:rStyle w:val="NormalTok"/>
+        </w:rPr>
+        <w:t xml:space="preserve">) </w:t>
+      </w:r>
+      <w:r>
+        <w:rPr>
+          <w:rStyle w:val="OperatorTok"/>
+        </w:rPr>
+        <w:t xml:space="preserve">||</w:t>
+      </w:r>
+      <w:r>
+        <w:rPr>
+          <w:rStyle w:val="NormalTok"/>
+        </w:rPr>
+        <w:t xml:space="preserve"> </w:t>
+      </w:r>
+      <w:r>
+        <w:rPr>
+          <w:rStyle w:val="DecValTok"/>
+        </w:rPr>
+        <w:t xml:space="preserve">3001</w:t>
+      </w:r>
+      <w:r>
+        <w:rPr>
+          <w:rStyle w:val="OperatorTok"/>
+        </w:rPr>
+        <w:t xml:space="preserve">;</w:t>
+      </w:r>
+    </w:p>
+    <w:p>
+      <w:pPr>
+        <w:pStyle w:val="Compact"/>
+        <w:numPr>
+          <w:ilvl w:val="0"/>
+          <w:numId w:val="1007"/>
+        </w:numPr>
+      </w:pPr>
+      <w:r>
+        <w:rPr>
+          <w:rFonts w:hint="eastAsia"/>
+        </w:rPr>
+        <w:t xml:space="preserve">主</w:t>
+      </w:r>
+      <w:r>
+        <w:t xml:space="preserve"> repo </w:t>
+      </w:r>
+      <w:r>
+        <w:rPr>
+          <w:rFonts w:hint="eastAsia"/>
+        </w:rPr>
+        <w:t xml:space="preserve">不需要</w:t>
+      </w:r>
+      <w:r>
+        <w:t xml:space="preserve"> </w:t>
+      </w:r>
+      <w:r>
+        <w:rPr>
+          <w:rStyle w:val="VerbatimChar"/>
+        </w:rPr>
+        <w:t xml:space="preserve">web/.env</w:t>
+      </w:r>
+      <w:r>
+        <w:rPr>
+          <w:rFonts w:hint="eastAsia"/>
+        </w:rPr>
+        <w:t xml:space="preserve">(走默认</w:t>
+      </w:r>
+      <w:r>
+        <w:t xml:space="preserve"> 5173/3001)</w:t>
+      </w:r>
+    </w:p>
+    <w:p>
+      <w:pPr>
+        <w:pStyle w:val="Compact"/>
+        <w:numPr>
+          <w:ilvl w:val="0"/>
+          <w:numId w:val="1007"/>
+        </w:numPr>
+      </w:pPr>
+      <w:r>
+        <w:t xml:space="preserve">worktree </w:t>
+      </w:r>
+      <w:r>
+        <w:rPr>
+          <w:rFonts w:hint="eastAsia"/>
+        </w:rPr>
+        <w:t xml:space="preserve">通过</w:t>
+      </w:r>
+      <w:r>
+        <w:t xml:space="preserve"> </w:t>
+      </w:r>
+      <w:r>
+        <w:rPr>
+          <w:rStyle w:val="VerbatimChar"/>
+        </w:rPr>
+        <w:t xml:space="preserve">web/.env</w:t>
+      </w:r>
+      <w:r>
+        <w:t xml:space="preserve"> </w:t>
+      </w:r>
+      <w:r>
+        <w:rPr>
+          <w:rFonts w:hint="eastAsia"/>
+        </w:rPr>
+        <w:t xml:space="preserve">注入端口,vite</w:t>
+      </w:r>
+      <w:r>
+        <w:t xml:space="preserve"> </w:t>
+      </w:r>
+      <w:r>
+        <w:rPr>
+          <w:rFonts w:hint="eastAsia"/>
+        </w:rPr>
+        <w:t xml:space="preserve">启动时自动读</w:t>
+      </w:r>
+    </w:p>
+    <w:p>
+      <w:pPr>
+        <w:pStyle w:val="FirstParagraph"/>
+      </w:pPr>
+      <w:r>
+        <w:rPr>
+          <w:rFonts w:hint="eastAsia"/>
+          <w:b/>
+          <w:bCs/>
+        </w:rPr>
+        <w:t xml:space="preserve">禁止</w:t>
+      </w:r>
+      <w:r>
+        <w:t xml:space="preserve">:</w:t>
+      </w:r>
+      <w:r>
+        <w:t xml:space="preserve"> </w:t>
+      </w:r>
+      <w:r>
+        <w:t xml:space="preserve">1. </w:t>
+      </w:r>
+      <w:r>
+        <w:rPr>
+          <w:rFonts w:hint="eastAsia"/>
+        </w:rPr>
+        <w:t xml:space="preserve">跳过</w:t>
+      </w:r>
+      <w:r>
+        <w:t xml:space="preserve"> </w:t>
+      </w:r>
+      <w:r>
+        <w:rPr>
+          <w:rStyle w:val="VerbatimChar"/>
+        </w:rPr>
+        <w:t xml:space="preserve">.worktree-ports.json</w:t>
+      </w:r>
+      <w:r>
+        <w:t xml:space="preserve"> </w:t>
+      </w:r>
+      <w:r>
+        <w:rPr>
+          <w:rFonts w:hint="eastAsia"/>
+        </w:rPr>
+        <w:t xml:space="preserve">直接</w:t>
+      </w:r>
+      <w:r>
+        <w:t xml:space="preserve"> </w:t>
+      </w:r>
+      <w:r>
+        <w:rPr>
+          <w:rStyle w:val="VerbatimChar"/>
+        </w:rPr>
+        <w:t xml:space="preserve">git worktree add</w:t>
+      </w:r>
+      <w:r>
+        <w:rPr>
+          <w:rFonts w:hint="eastAsia"/>
+        </w:rPr>
+        <w:t xml:space="preserve">(端口登记会漂移)</w:t>
+      </w:r>
+      <w:r>
+        <w:t xml:space="preserve"> </w:t>
+      </w:r>
+      <w:r>
+        <w:t xml:space="preserve">2. </w:t>
+      </w:r>
+      <w:r>
+        <w:rPr>
+          <w:rFonts w:hint="eastAsia"/>
+        </w:rPr>
+        <w:t xml:space="preserve">多个</w:t>
+      </w:r>
+      <w:r>
+        <w:t xml:space="preserve"> worktree </w:t>
+      </w:r>
+      <w:r>
+        <w:rPr>
+          <w:rFonts w:hint="eastAsia"/>
+        </w:rPr>
+        <w:t xml:space="preserve">共用同一</w:t>
+      </w:r>
+      <w:r>
+        <w:t xml:space="preserve"> </w:t>
+      </w:r>
+      <w:r>
+        <w:rPr>
+          <w:rFonts w:hint="eastAsia"/>
+        </w:rPr>
+        <w:t xml:space="preserve">slot(端口冲突)</w:t>
+      </w:r>
+      <w:r>
+        <w:t xml:space="preserve"> </w:t>
+      </w:r>
+      <w:r>
+        <w:t xml:space="preserve">3. </w:t>
+      </w:r>
+      <w:r>
+        <w:rPr>
+          <w:rFonts w:hint="eastAsia"/>
+        </w:rPr>
+        <w:t xml:space="preserve">手改</w:t>
+      </w:r>
+      <w:r>
+        <w:t xml:space="preserve"> </w:t>
+      </w:r>
+      <w:r>
+        <w:rPr>
+          <w:rStyle w:val="VerbatimChar"/>
+        </w:rPr>
+        <w:t xml:space="preserve">vite.config.js</w:t>
+      </w:r>
+      <w:r>
+        <w:t xml:space="preserve"> </w:t>
+      </w:r>
+      <w:r>
+        <w:rPr>
+          <w:rFonts w:hint="eastAsia"/>
+        </w:rPr>
+        <w:t xml:space="preserve">硬编码端口(改</w:t>
+      </w:r>
+      <w:r>
+        <w:t xml:space="preserve"> env </w:t>
+      </w:r>
+      <w:r>
+        <w:rPr>
+          <w:rFonts w:hint="eastAsia"/>
+        </w:rPr>
+        <w:t xml:space="preserve">即可)</w:t>
+      </w:r>
+    </w:p>
+    <w:p>
+      <w:pPr>
+        <w:pStyle w:val="BodyText"/>
+      </w:pPr>
+      <w:r>
+        <w:rPr>
+          <w:rFonts w:hint="eastAsia"/>
+          <w:b/>
+          <w:bCs/>
+        </w:rPr>
+        <w:t xml:space="preserve">删除</w:t>
+      </w:r>
+      <w:r>
+        <w:rPr>
+          <w:b/>
+          <w:bCs/>
+        </w:rPr>
+        <w:t xml:space="preserve"> worktree</w:t>
+      </w:r>
+      <w:r>
+        <w:t xml:space="preserve">:</w:t>
+      </w:r>
+    </w:p>
+    <w:p>
+      <w:pPr>
+        <w:pStyle w:val="SourceCode"/>
+      </w:pPr>
+      <w:r>
+        <w:rPr>
+          <w:rStyle w:val="FunctionTok"/>
+        </w:rPr>
+        <w:t xml:space="preserve">git</w:t>
+      </w:r>
+      <w:r>
+        <w:rPr>
+          <w:rStyle w:val="NormalTok"/>
+        </w:rPr>
+        <w:t xml:space="preserve"> worktree remove .worktrees/feature/upload</w:t>
+      </w:r>
+      <w:r>
+        <w:br/>
+      </w:r>
+      <w:r>
+        <w:rPr>
+          <w:rStyle w:val="FunctionTok"/>
+        </w:rPr>
+        <w:t xml:space="preserve">git</w:t>
+      </w:r>
+      <w:r>
+        <w:rPr>
+          <w:rStyle w:val="NormalTok"/>
+        </w:rPr>
+        <w:t xml:space="preserve"> branch </w:t>
+      </w:r>
+      <w:r>
+        <w:rPr>
+          <w:rStyle w:val="AttributeTok"/>
+        </w:rPr>
+        <w:t xml:space="preserve">-d</w:t>
+      </w:r>
+      <w:r>
+        <w:rPr>
+          <w:rStyle w:val="NormalTok"/>
+        </w:rPr>
+        <w:t xml:space="preserve"> feature/upload</w:t>
+      </w:r>
+      <w:r>
+        <w:br/>
+      </w:r>
+      <w:r>
+        <w:rPr>
+          <w:rStyle w:val="CommentTok"/>
+        </w:rPr>
+        <w:t xml:space="preserve"># 从登记表删条目</w:t>
+      </w:r>
+      <w:r>
+        <w:br/>
+      </w:r>
+      <w:r>
+        <w:rPr>
+          <w:rStyle w:val="ExtensionTok"/>
+        </w:rPr>
+        <w:t xml:space="preserve">jq</w:t>
+      </w:r>
+      <w:r>
+        <w:rPr>
+          <w:rStyle w:val="NormalTok"/>
+        </w:rPr>
+        <w:t xml:space="preserve"> </w:t>
+      </w:r>
+      <w:r>
+        <w:rPr>
+          <w:rStyle w:val="StringTok"/>
+        </w:rPr>
+        <w:t xml:space="preserve">'.slots |= map(select(.name != "feature/upload"))'</w:t>
+      </w:r>
+      <w:r>
+        <w:rPr>
+          <w:rStyle w:val="NormalTok"/>
+        </w:rPr>
+        <w:t xml:space="preserve"> </w:t>
+      </w:r>
+      <w:r>
+        <w:rPr>
+          <w:rStyle w:val="DataTypeTok"/>
+        </w:rPr>
+        <w:t xml:space="preserve">\</w:t>
+      </w:r>
+      <w:r>
+        <w:br/>
+      </w:r>
+      <w:r>
+        <w:rPr>
+          <w:rStyle w:val="NormalTok"/>
+        </w:rPr>
+        <w:t xml:space="preserve">   .worktree-ports.json </w:t>
+      </w:r>
+      <w:r>
+        <w:rPr>
+          <w:rStyle w:val="OperatorTok"/>
+        </w:rPr>
+        <w:t xml:space="preserve">&gt;</w:t>
+      </w:r>
+      <w:r>
+        <w:rPr>
+          <w:rStyle w:val="NormalTok"/>
+        </w:rPr>
+        <w:t xml:space="preserve"> /tmp/wp.json </w:t>
+      </w:r>
+      <w:r>
+        <w:rPr>
+          <w:rStyle w:val="KeywordTok"/>
+        </w:rPr>
+        <w:t xml:space="preserve">&amp;&amp;</w:t>
+      </w:r>
+      <w:r>
+        <w:rPr>
+          <w:rStyle w:val="NormalTok"/>
+        </w:rPr>
+        <w:t xml:space="preserve"> </w:t>
+      </w:r>
+      <w:r>
+        <w:rPr>
+          <w:rStyle w:val="FunctionTok"/>
+        </w:rPr>
+        <w:t xml:space="preserve">mv</w:t>
+      </w:r>
+      <w:r>
+        <w:rPr>
+          <w:rStyle w:val="NormalTok"/>
+        </w:rPr>
+        <w:t xml:space="preserve"> /tmp/wp.json .worktree-ports.json</w:t>
+      </w:r>
+    </w:p>
+    <w:bookmarkEnd w:id="34"/>
+    <w:bookmarkEnd w:id="35"/>
+    <w:bookmarkEnd w:id="36"/>
+    <w:bookmarkStart w:id="37" w:name="cloudflare-waf-配置推荐"/>
     <w:p>
       <w:pPr>
         <w:pStyle w:val="Heading1"/>
@@ -4141,8 +9155,8 @@
         </w:tc>
       </w:tr>
     </w:tbl>
-    <w:bookmarkEnd w:id="29"/>
-    <w:bookmarkStart w:id="30" w:name="域名上线-checklist"/>
+    <w:bookmarkEnd w:id="37"/>
+    <w:bookmarkStart w:id="38" w:name="域名上线-checklist"/>
     <w:p>
       <w:pPr>
         <w:pStyle w:val="Heading1"/>
@@ -4158,75 +9172,6 @@
       </w:r>
       <w:r>
         <w:t xml:space="preserve"> Checklist</w:t>
-      </w:r>
-    </w:p>
-    <w:p>
-      <w:pPr>
-        <w:pStyle w:val="Compact"/>
-        <w:numPr>
-          <w:ilvl w:val="0"/>
-          <w:numId w:val="1004"/>
-        </w:numPr>
-      </w:pPr>
-      <w:r>
-        <w:t xml:space="preserve">Cloudflare DNS </w:t>
-      </w:r>
-      <w:r>
-        <w:rPr>
-          <w:rFonts w:hint="eastAsia"/>
-        </w:rPr>
-        <w:t xml:space="preserve">已切换(代理状态:小黄云)</w:t>
-      </w:r>
-    </w:p>
-    <w:p>
-      <w:pPr>
-        <w:pStyle w:val="Compact"/>
-        <w:numPr>
-          <w:ilvl w:val="0"/>
-          <w:numId w:val="1005"/>
-        </w:numPr>
-      </w:pPr>
-      <w:r>
-        <w:t xml:space="preserve">SSL/TLS </w:t>
-      </w:r>
-      <w:r>
-        <w:rPr>
-          <w:rFonts w:hint="eastAsia"/>
-        </w:rPr>
-        <w:t xml:space="preserve">模式</w:t>
-      </w:r>
-      <w:r>
-        <w:t xml:space="preserve"> = Strict</w:t>
-      </w:r>
-    </w:p>
-    <w:p>
-      <w:pPr>
-        <w:pStyle w:val="Compact"/>
-        <w:numPr>
-          <w:ilvl w:val="0"/>
-          <w:numId w:val="1006"/>
-        </w:numPr>
-      </w:pPr>
-      <w:r>
-        <w:t xml:space="preserve">Always Use HTTPS = ON</w:t>
-      </w:r>
-    </w:p>
-    <w:p>
-      <w:pPr>
-        <w:pStyle w:val="Compact"/>
-        <w:numPr>
-          <w:ilvl w:val="0"/>
-          <w:numId w:val="1007"/>
-        </w:numPr>
-      </w:pPr>
-      <w:r>
-        <w:t xml:space="preserve">HSTS </w:t>
-      </w:r>
-      <w:r>
-        <w:rPr>
-          <w:rFonts w:hint="eastAsia"/>
-        </w:rPr>
-        <w:t xml:space="preserve">启用</w:t>
       </w:r>
     </w:p>
     <w:p>
@@ -4238,22 +9183,13 @@
         </w:numPr>
       </w:pPr>
       <w:r>
-        <w:t xml:space="preserve">WAF </w:t>
-      </w:r>
-      <w:r>
-        <w:rPr>
-          <w:rFonts w:hint="eastAsia"/>
-        </w:rPr>
-        <w:t xml:space="preserve">至少</w:t>
-      </w:r>
-      <w:r>
-        <w:t xml:space="preserve"> 3 </w:t>
-      </w:r>
-      <w:r>
-        <w:rPr>
-          <w:rFonts w:hint="eastAsia"/>
-        </w:rPr>
-        <w:t xml:space="preserve">条基本规则</w:t>
+        <w:t xml:space="preserve">Cloudflare DNS </w:t>
+      </w:r>
+      <w:r>
+        <w:rPr>
+          <w:rFonts w:hint="eastAsia"/>
+        </w:rPr>
+        <w:t xml:space="preserve">已切换(代理状态:小黄云)</w:t>
       </w:r>
     </w:p>
     <w:p>
@@ -4265,16 +9201,16 @@
         </w:numPr>
       </w:pPr>
       <w:r>
-        <w:t xml:space="preserve">VPS UFW </w:t>
-      </w:r>
-      <w:r>
-        <w:rPr>
-          <w:rFonts w:hint="eastAsia"/>
-        </w:rPr>
-        <w:t xml:space="preserve">仅放行</w:t>
-      </w:r>
-      <w:r>
-        <w:t xml:space="preserve"> 80/443/2222</w:t>
+        <w:t xml:space="preserve">SSL/TLS </w:t>
+      </w:r>
+      <w:r>
+        <w:rPr>
+          <w:rFonts w:hint="eastAsia"/>
+        </w:rPr>
+        <w:t xml:space="preserve">模式</w:t>
+      </w:r>
+      <w:r>
+        <w:t xml:space="preserve"> = Strict</w:t>
       </w:r>
     </w:p>
     <w:p>
@@ -4286,22 +9222,7 @@
         </w:numPr>
       </w:pPr>
       <w:r>
-        <w:t xml:space="preserve">SSH </w:t>
-      </w:r>
-      <w:r>
-        <w:rPr>
-          <w:rFonts w:hint="eastAsia"/>
-        </w:rPr>
-        <w:t xml:space="preserve">已禁用</w:t>
-      </w:r>
-      <w:r>
-        <w:t xml:space="preserve"> root + </w:t>
-      </w:r>
-      <w:r>
-        <w:rPr>
-          <w:rFonts w:hint="eastAsia"/>
-        </w:rPr>
-        <w:t xml:space="preserve">密码登录</w:t>
+        <w:t xml:space="preserve">Always Use HTTPS = ON</w:t>
       </w:r>
     </w:p>
     <w:p>
@@ -4313,28 +9234,13 @@
         </w:numPr>
       </w:pPr>
       <w:r>
-        <w:rPr>
-          <w:rStyle w:val="VerbatimChar"/>
-        </w:rPr>
-        <w:t xml:space="preserve">.env</w:t>
-      </w:r>
-      <w:r>
-        <w:t xml:space="preserve"> </w:t>
-      </w:r>
-      <w:r>
-        <w:rPr>
-          <w:rFonts w:hint="eastAsia"/>
-        </w:rPr>
-        <w:t xml:space="preserve">真实凭证已填,且</w:t>
-      </w:r>
-      <w:r>
-        <w:t xml:space="preserve"> </w:t>
-      </w:r>
-      <w:r>
-        <w:rPr>
-          <w:rStyle w:val="VerbatimChar"/>
-        </w:rPr>
-        <w:t xml:space="preserve">chmod 600</w:t>
+        <w:t xml:space="preserve">HSTS </w:t>
+      </w:r>
+      <w:r>
+        <w:rPr>
+          <w:rFonts w:hint="eastAsia"/>
+        </w:rPr>
+        <w:t xml:space="preserve">启用</w:t>
       </w:r>
     </w:p>
     <w:p>
@@ -4346,25 +9252,22 @@
         </w:numPr>
       </w:pPr>
       <w:r>
-        <w:rPr>
-          <w:rStyle w:val="VerbatimChar"/>
-        </w:rPr>
-        <w:t xml:space="preserve">docker compose ps</w:t>
-      </w:r>
-      <w:r>
-        <w:t xml:space="preserve"> </w:t>
-      </w:r>
-      <w:r>
-        <w:t xml:space="preserve">4 </w:t>
-      </w:r>
-      <w:r>
-        <w:rPr>
-          <w:rFonts w:hint="eastAsia"/>
-        </w:rPr>
-        <w:t xml:space="preserve">容器全</w:t>
-      </w:r>
-      <w:r>
-        <w:t xml:space="preserve"> healthy</w:t>
+        <w:t xml:space="preserve">WAF </w:t>
+      </w:r>
+      <w:r>
+        <w:rPr>
+          <w:rFonts w:hint="eastAsia"/>
+        </w:rPr>
+        <w:t xml:space="preserve">至少</w:t>
+      </w:r>
+      <w:r>
+        <w:t xml:space="preserve"> 3 </w:t>
+      </w:r>
+      <w:r>
+        <w:rPr>
+          <w:rFonts w:hint="eastAsia"/>
+        </w:rPr>
+        <w:t xml:space="preserve">条基本规则</w:t>
       </w:r>
     </w:p>
     <w:p>
@@ -4376,29 +9279,16 @@
         </w:numPr>
       </w:pPr>
       <w:r>
-        <w:rPr>
-          <w:rStyle w:val="VerbatimChar"/>
-        </w:rPr>
-        <w:t xml:space="preserve">curl </w:t>
-      </w:r>
-      <w:r>
-        <w:rPr>
-          <w:rStyle w:val="VerbatimChar"/>
-          <w:rFonts w:hint="eastAsia"/>
-        </w:rPr>
-        <w:t xml:space="preserve">https://&lt;域名&gt;/api/health</w:t>
-      </w:r>
-      <w:r>
-        <w:t xml:space="preserve"> </w:t>
-      </w:r>
-      <w:r>
-        <w:rPr>
-          <w:rFonts w:hint="eastAsia"/>
-        </w:rPr>
-        <w:t xml:space="preserve">返回</w:t>
-      </w:r>
-      <w:r>
-        <w:t xml:space="preserve"> ok</w:t>
+        <w:t xml:space="preserve">VPS UFW </w:t>
+      </w:r>
+      <w:r>
+        <w:rPr>
+          <w:rFonts w:hint="eastAsia"/>
+        </w:rPr>
+        <w:t xml:space="preserve">仅放行</w:t>
+      </w:r>
+      <w:r>
+        <w:t xml:space="preserve"> 80/443/2222</w:t>
       </w:r>
     </w:p>
     <w:p>
@@ -4410,44 +9300,22 @@
         </w:numPr>
       </w:pPr>
       <w:r>
-        <w:rPr>
-          <w:rStyle w:val="VerbatimChar"/>
-        </w:rPr>
-        <w:t xml:space="preserve">curl </w:t>
-      </w:r>
-      <w:r>
-        <w:rPr>
-          <w:rStyle w:val="VerbatimChar"/>
-          <w:rFonts w:hint="eastAsia"/>
-        </w:rPr>
-        <w:t xml:space="preserve">https://&lt;域名&gt;/login</w:t>
-      </w:r>
-      <w:r>
-        <w:t xml:space="preserve"> </w:t>
-      </w:r>
-      <w:r>
-        <w:rPr>
-          <w:rFonts w:hint="eastAsia"/>
-        </w:rPr>
-        <w:t xml:space="preserve">返回</w:t>
-      </w:r>
-      <w:r>
-        <w:t xml:space="preserve"> 200 + </w:t>
-      </w:r>
-      <w:r>
-        <w:rPr>
-          <w:rFonts w:hint="eastAsia"/>
-        </w:rPr>
-        <w:t xml:space="preserve">含</w:t>
-      </w:r>
-      <w:r>
-        <w:t xml:space="preserve"> </w:t>
-      </w:r>
-      <w:r>
-        <w:rPr>
-          <w:rStyle w:val="VerbatimChar"/>
-        </w:rPr>
-        <w:t xml:space="preserve">&lt;div id="root"&gt;</w:t>
+        <w:t xml:space="preserve">SSH </w:t>
+      </w:r>
+      <w:r>
+        <w:rPr>
+          <w:rFonts w:hint="eastAsia"/>
+        </w:rPr>
+        <w:t xml:space="preserve">已禁用</w:t>
+      </w:r>
+      <w:r>
+        <w:t xml:space="preserve"> root + </w:t>
+      </w:r>
+      <w:r>
+        <w:rPr>
+          <w:rFonts w:hint="eastAsia"/>
+        </w:rPr>
+        <w:t xml:space="preserve">密码登录</w:t>
       </w:r>
     </w:p>
     <w:p>
@@ -4460,18 +9328,27 @@
       </w:pPr>
       <w:r>
         <w:rPr>
-          <w:rFonts w:hint="eastAsia"/>
-        </w:rPr>
-        <w:t xml:space="preserve">浏览器访问能登录</w:t>
-      </w:r>
-      <w:r>
-        <w:t xml:space="preserve"> + Dashboard </w:t>
-      </w:r>
-      <w:r>
-        <w:rPr>
-          <w:rFonts w:hint="eastAsia"/>
-        </w:rPr>
-        <w:t xml:space="preserve">数据正常</w:t>
+          <w:rStyle w:val="VerbatimChar"/>
+        </w:rPr>
+        <w:t xml:space="preserve">.env</w:t>
+      </w:r>
+      <w:r>
+        <w:t xml:space="preserve"> </w:t>
+      </w:r>
+      <w:r>
+        <w:rPr>
+          <w:rFonts w:hint="eastAsia"/>
+        </w:rPr>
+        <w:t xml:space="preserve">真实凭证已填,且</w:t>
+      </w:r>
+      <w:r>
+        <w:t xml:space="preserve"> </w:t>
+      </w:r>
+      <w:r>
+        <w:rPr>
+          <w:rStyle w:val="VerbatimChar"/>
+        </w:rPr>
+        <w:t xml:space="preserve">chmod 600</w:t>
       </w:r>
     </w:p>
     <w:p>
@@ -4483,6 +9360,143 @@
         </w:numPr>
       </w:pPr>
       <w:r>
+        <w:rPr>
+          <w:rStyle w:val="VerbatimChar"/>
+        </w:rPr>
+        <w:t xml:space="preserve">docker compose ps</w:t>
+      </w:r>
+      <w:r>
+        <w:t xml:space="preserve"> </w:t>
+      </w:r>
+      <w:r>
+        <w:t xml:space="preserve">4 </w:t>
+      </w:r>
+      <w:r>
+        <w:rPr>
+          <w:rFonts w:hint="eastAsia"/>
+        </w:rPr>
+        <w:t xml:space="preserve">容器全</w:t>
+      </w:r>
+      <w:r>
+        <w:t xml:space="preserve"> healthy</w:t>
+      </w:r>
+    </w:p>
+    <w:p>
+      <w:pPr>
+        <w:pStyle w:val="Compact"/>
+        <w:numPr>
+          <w:ilvl w:val="0"/>
+          <w:numId w:val="1017"/>
+        </w:numPr>
+      </w:pPr>
+      <w:r>
+        <w:rPr>
+          <w:rStyle w:val="VerbatimChar"/>
+        </w:rPr>
+        <w:t xml:space="preserve">curl </w:t>
+      </w:r>
+      <w:r>
+        <w:rPr>
+          <w:rStyle w:val="VerbatimChar"/>
+          <w:rFonts w:hint="eastAsia"/>
+        </w:rPr>
+        <w:t xml:space="preserve">https://&lt;域名&gt;/api/health</w:t>
+      </w:r>
+      <w:r>
+        <w:t xml:space="preserve"> </w:t>
+      </w:r>
+      <w:r>
+        <w:rPr>
+          <w:rFonts w:hint="eastAsia"/>
+        </w:rPr>
+        <w:t xml:space="preserve">返回</w:t>
+      </w:r>
+      <w:r>
+        <w:t xml:space="preserve"> ok</w:t>
+      </w:r>
+    </w:p>
+    <w:p>
+      <w:pPr>
+        <w:pStyle w:val="Compact"/>
+        <w:numPr>
+          <w:ilvl w:val="0"/>
+          <w:numId w:val="1018"/>
+        </w:numPr>
+      </w:pPr>
+      <w:r>
+        <w:rPr>
+          <w:rStyle w:val="VerbatimChar"/>
+        </w:rPr>
+        <w:t xml:space="preserve">curl </w:t>
+      </w:r>
+      <w:r>
+        <w:rPr>
+          <w:rStyle w:val="VerbatimChar"/>
+          <w:rFonts w:hint="eastAsia"/>
+        </w:rPr>
+        <w:t xml:space="preserve">https://&lt;域名&gt;/login</w:t>
+      </w:r>
+      <w:r>
+        <w:t xml:space="preserve"> </w:t>
+      </w:r>
+      <w:r>
+        <w:rPr>
+          <w:rFonts w:hint="eastAsia"/>
+        </w:rPr>
+        <w:t xml:space="preserve">返回</w:t>
+      </w:r>
+      <w:r>
+        <w:t xml:space="preserve"> 200 + </w:t>
+      </w:r>
+      <w:r>
+        <w:rPr>
+          <w:rFonts w:hint="eastAsia"/>
+        </w:rPr>
+        <w:t xml:space="preserve">含</w:t>
+      </w:r>
+      <w:r>
+        <w:t xml:space="preserve"> </w:t>
+      </w:r>
+      <w:r>
+        <w:rPr>
+          <w:rStyle w:val="VerbatimChar"/>
+        </w:rPr>
+        <w:t xml:space="preserve">&lt;div id="root"&gt;</w:t>
+      </w:r>
+    </w:p>
+    <w:p>
+      <w:pPr>
+        <w:pStyle w:val="Compact"/>
+        <w:numPr>
+          <w:ilvl w:val="0"/>
+          <w:numId w:val="1019"/>
+        </w:numPr>
+      </w:pPr>
+      <w:r>
+        <w:rPr>
+          <w:rFonts w:hint="eastAsia"/>
+        </w:rPr>
+        <w:t xml:space="preserve">浏览器访问能登录</w:t>
+      </w:r>
+      <w:r>
+        <w:t xml:space="preserve"> + Dashboard </w:t>
+      </w:r>
+      <w:r>
+        <w:rPr>
+          <w:rFonts w:hint="eastAsia"/>
+        </w:rPr>
+        <w:t xml:space="preserve">数据正常</w:t>
+      </w:r>
+    </w:p>
+    <w:p>
+      <w:pPr>
+        <w:pStyle w:val="Compact"/>
+        <w:numPr>
+          <w:ilvl w:val="0"/>
+          <w:numId w:val="1020"/>
+        </w:numPr>
+      </w:pPr>
+      <w:r>
         <w:t xml:space="preserve">crontab </w:t>
       </w:r>
       <w:r>
@@ -4504,8 +9518,8 @@
         <w:t xml:space="preserve"> 04)</w:t>
       </w:r>
     </w:p>
-    <w:bookmarkEnd w:id="30"/>
-    <w:bookmarkStart w:id="34" w:name="llmkimi配置上线后追加"/>
+    <w:bookmarkEnd w:id="38"/>
+    <w:bookmarkStart w:id="42" w:name="llmkimi配置上线后追加"/>
     <w:p>
       <w:pPr>
         <w:pStyle w:val="Heading1"/>
@@ -4520,7 +9534,7 @@
         <w:t xml:space="preserve">LLM(Kimi)配置(上线后追加)</w:t>
       </w:r>
     </w:p>
-    <w:bookmarkStart w:id="31" w:name="env-字段"/>
+    <w:bookmarkStart w:id="39" w:name="env-字段"/>
     <w:p>
       <w:pPr>
         <w:pStyle w:val="Heading2"/>
@@ -4667,8 +9681,8 @@
         <w:t xml:space="preserve"> .env</w:t>
       </w:r>
     </w:p>
-    <w:bookmarkEnd w:id="31"/>
-    <w:bookmarkStart w:id="32" w:name="admin-ui-改-kimi-配置"/>
+    <w:bookmarkEnd w:id="39"/>
+    <w:bookmarkStart w:id="40" w:name="admin-ui-改-kimi-配置"/>
     <w:p>
       <w:pPr>
         <w:pStyle w:val="Heading2"/>
@@ -4924,8 +9938,8 @@
         <w:t xml:space="preserve">重写。</w:t>
       </w:r>
     </w:p>
-    <w:bookmarkEnd w:id="32"/>
-    <w:bookmarkStart w:id="33" w:name="测试-kimi-连通"/>
+    <w:bookmarkEnd w:id="40"/>
+    <w:bookmarkStart w:id="41" w:name="测试-kimi-连通"/>
     <w:p>
       <w:pPr>
         <w:pStyle w:val="Heading2"/>
@@ -5107,9 +10121,9 @@
         <w:t xml:space="preserve"># {"ok":true} 或 4xx 错误描述</w:t>
       </w:r>
     </w:p>
-    <w:bookmarkEnd w:id="33"/>
-    <w:bookmarkEnd w:id="34"/>
-    <w:bookmarkStart w:id="35" w:name="r2-业务桶-备份桶分离"/>
+    <w:bookmarkEnd w:id="41"/>
+    <w:bookmarkEnd w:id="42"/>
+    <w:bookmarkStart w:id="44" w:name="r2-业务桶-备份桶分离"/>
     <w:p>
       <w:pPr>
         <w:pStyle w:val="Heading1"/>
@@ -5385,7 +10399,230 @@
         <w:t xml:space="preserve"> CORS(server-to-server)。</w:t>
       </w:r>
     </w:p>
-    <w:bookmarkEnd w:id="35"/>
+    <w:bookmarkStart w:id="43" w:name="静态模板资源面试评价-绩效评价"/>
+    <w:p>
+      <w:pPr>
+        <w:pStyle w:val="Heading2"/>
+      </w:pPr>
+      <w:r>
+        <w:t xml:space="preserve">5.6 </w:t>
+      </w:r>
+      <w:r>
+        <w:rPr>
+          <w:rFonts w:hint="eastAsia"/>
+        </w:rPr>
+        <w:t xml:space="preserve">静态模板资源(面试评价</w:t>
+      </w:r>
+      <w:r>
+        <w:t xml:space="preserve"> / </w:t>
+      </w:r>
+      <w:r>
+        <w:rPr>
+          <w:rFonts w:hint="eastAsia"/>
+        </w:rPr>
+        <w:t xml:space="preserve">绩效评价)</w:t>
+      </w:r>
+    </w:p>
+    <w:p>
+      <w:pPr>
+        <w:pStyle w:val="FirstParagraph"/>
+      </w:pPr>
+      <w:r>
+        <w:rPr>
+          <w:rFonts w:hint="eastAsia"/>
+        </w:rPr>
+        <w:t xml:space="preserve">运行时读取</w:t>
+      </w:r>
+      <w:r>
+        <w:t xml:space="preserve"> </w:t>
+      </w:r>
+      <w:r>
+        <w:rPr>
+          <w:rStyle w:val="VerbatimChar"/>
+        </w:rPr>
+        <w:t xml:space="preserve">server/assets/templates/</w:t>
+      </w:r>
+      <w:r>
+        <w:t xml:space="preserve">:</w:t>
+      </w:r>
+    </w:p>
+    <w:tbl>
+      <w:tblPr>
+        <w:tblStyle w:val="Table"/>
+        <w:tblW w:type="pct" w:w="5000"/>
+        <w:tblLayout w:type="fixed"/>
+        <w:tblLook w:firstRow="1" w:lastRow="0" w:firstColumn="0" w:lastColumn="0" w:noHBand="0" w:noVBand="0" w:val="0020"/>
+      </w:tblPr>
+      <w:tblGrid>
+        <w:gridCol w:w="3960"/>
+        <w:gridCol w:w="3960"/>
+      </w:tblGrid>
+      <w:tr>
+        <w:trPr>
+          <w:tblHeader w:val="on"/>
+        </w:trPr>
+        <w:tc>
+          <w:tcPr/>
+          <w:p>
+            <w:pPr>
+              <w:pStyle w:val="Compact"/>
+            </w:pPr>
+            <w:r>
+              <w:rPr>
+                <w:rFonts w:hint="eastAsia"/>
+              </w:rPr>
+              <w:t xml:space="preserve">文件</w:t>
+            </w:r>
+          </w:p>
+        </w:tc>
+        <w:tc>
+          <w:tcPr/>
+          <w:p>
+            <w:pPr>
+              <w:pStyle w:val="Compact"/>
+            </w:pPr>
+            <w:r>
+              <w:rPr>
+                <w:rFonts w:hint="eastAsia"/>
+              </w:rPr>
+              <w:t xml:space="preserve">用途</w:t>
+            </w:r>
+          </w:p>
+        </w:tc>
+      </w:tr>
+      <w:tr>
+        <w:tc>
+          <w:tcPr/>
+          <w:p>
+            <w:pPr>
+              <w:pStyle w:val="Compact"/>
+            </w:pPr>
+            <w:r>
+              <w:rPr>
+                <w:rStyle w:val="VerbatimChar"/>
+              </w:rPr>
+              <w:t xml:space="preserve">interview-evaluation-v1.xlsx</w:t>
+            </w:r>
+          </w:p>
+        </w:tc>
+        <w:tc>
+          <w:tcPr/>
+          <w:p>
+            <w:pPr>
+              <w:pStyle w:val="Compact"/>
+            </w:pPr>
+            <w:r>
+              <w:rPr>
+                <w:rFonts w:hint="eastAsia"/>
+              </w:rPr>
+              <w:t xml:space="preserve">面试评价导出金样</w:t>
+            </w:r>
+          </w:p>
+        </w:tc>
+      </w:tr>
+      <w:tr>
+        <w:tc>
+          <w:tcPr/>
+          <w:p>
+            <w:pPr>
+              <w:pStyle w:val="Compact"/>
+            </w:pPr>
+            <w:r>
+              <w:rPr>
+                <w:rStyle w:val="VerbatimChar"/>
+              </w:rPr>
+              <w:t xml:space="preserve">performance-evaluation-zh-en-v2.xlsx</w:t>
+            </w:r>
+          </w:p>
+        </w:tc>
+        <w:tc>
+          <w:tcPr/>
+          <w:p>
+            <w:pPr>
+              <w:pStyle w:val="Compact"/>
+            </w:pPr>
+            <w:r>
+              <w:rPr>
+                <w:rFonts w:hint="eastAsia"/>
+              </w:rPr>
+              <w:t xml:space="preserve">员工绩效评价</w:t>
+            </w:r>
+            <w:r>
+              <w:t xml:space="preserve"> v2 </w:t>
+            </w:r>
+            <w:r>
+              <w:rPr>
+                <w:rFonts w:hint="eastAsia"/>
+              </w:rPr>
+              <w:t xml:space="preserve">中英双语金样</w:t>
+            </w:r>
+          </w:p>
+        </w:tc>
+      </w:tr>
+    </w:tbl>
+    <w:p>
+      <w:pPr>
+        <w:pStyle w:val="BodyText"/>
+      </w:pPr>
+      <w:r>
+        <w:t xml:space="preserve">Dockerfile runtime stage</w:t>
+      </w:r>
+      <w:r>
+        <w:t xml:space="preserve"> </w:t>
+      </w:r>
+      <w:r>
+        <w:rPr>
+          <w:rFonts w:hint="eastAsia"/>
+          <w:b/>
+          <w:bCs/>
+        </w:rPr>
+        <w:t xml:space="preserve">必须</w:t>
+      </w:r>
+      <w:r>
+        <w:t xml:space="preserve"> </w:t>
+      </w:r>
+      <w:r>
+        <w:rPr>
+          <w:rStyle w:val="VerbatimChar"/>
+        </w:rPr>
+        <w:t xml:space="preserve">COPY assets ./assets</w:t>
+      </w:r>
+      <w:r>
+        <w:rPr>
+          <w:rFonts w:hint="eastAsia"/>
+        </w:rPr>
+        <w:t xml:space="preserve">(坑</w:t>
+      </w:r>
+      <w:r>
+        <w:t xml:space="preserve"> </w:t>
+      </w:r>
+      <w:r>
+        <w:rPr>
+          <w:rFonts w:hint="eastAsia"/>
+        </w:rPr>
+        <w:t xml:space="preserve">#38)。更新金样后同步改对应</w:t>
+      </w:r>
+      <w:r>
+        <w:t xml:space="preserve"> </w:t>
+      </w:r>
+      <w:r>
+        <w:rPr>
+          <w:rStyle w:val="VerbatimChar"/>
+        </w:rPr>
+        <w:t xml:space="preserve">TEMPLATE_EXPECTED_HASHES</w:t>
+      </w:r>
+      <w:r>
+        <w:rPr>
+          <w:rFonts w:hint="eastAsia"/>
+        </w:rPr>
+        <w:t xml:space="preserve">,否则容器</w:t>
+      </w:r>
+      <w:r>
+        <w:t xml:space="preserve"> boot fatal。</w:t>
+      </w:r>
+    </w:p>
+    <w:bookmarkEnd w:id="43"/>
+    <w:bookmarkEnd w:id="44"/>
     <w:sectPr>
       <w:footnotePr>
         <w:numRestart w:val="eachSect"/>
@@ -5827,16 +11064,43 @@
     <w:abstractNumId w:val="991"/>
   </w:num>
   <w:num w:numId="1004">
-    <w:abstractNumId w:val="992"/>
+    <w:abstractNumId w:val="991"/>
   </w:num>
   <w:num w:numId="1005">
-    <w:abstractNumId w:val="992"/>
+    <w:abstractNumId w:val="991"/>
   </w:num>
   <w:num w:numId="1006">
-    <w:abstractNumId w:val="992"/>
+    <w:abstractNumId w:val="99411"/>
+    <w:lvlOverride w:ilvl="0">
+      <w:startOverride w:val="1"/>
+    </w:lvlOverride>
+    <w:lvlOverride w:ilvl="1">
+      <w:startOverride w:val="1"/>
+    </w:lvlOverride>
+    <w:lvlOverride w:ilvl="2">
+      <w:startOverride w:val="1"/>
+    </w:lvlOverride>
+    <w:lvlOverride w:ilvl="3">
+      <w:startOverride w:val="1"/>
+    </w:lvlOverride>
+    <w:lvlOverride w:ilvl="4">
+      <w:startOverride w:val="1"/>
+    </w:lvlOverride>
+    <w:lvlOverride w:ilvl="5">
+      <w:startOverride w:val="1"/>
+    </w:lvlOverride>
+    <w:lvlOverride w:ilvl="6">
+      <w:startOverride w:val="1"/>
+    </w:lvlOverride>
+    <w:lvlOverride w:ilvl="7">
+      <w:startOverride w:val="1"/>
+    </w:lvlOverride>
+    <w:lvlOverride w:ilvl="8">
+      <w:startOverride w:val="1"/>
+    </w:lvlOverride>
   </w:num>
   <w:num w:numId="1007">
-    <w:abstractNumId w:val="992"/>
+    <w:abstractNumId w:val="991"/>
   </w:num>
   <w:num w:numId="1008">
     <w:abstractNumId w:val="992"/>
@@ -5863,6 +11127,18 @@
     <w:abstractNumId w:val="992"/>
   </w:num>
   <w:num w:numId="1016">
+    <w:abstractNumId w:val="992"/>
+  </w:num>
+  <w:num w:numId="1017">
+    <w:abstractNumId w:val="992"/>
+  </w:num>
+  <w:num w:numId="1018">
+    <w:abstractNumId w:val="992"/>
+  </w:num>
+  <w:num w:numId="1019">
+    <w:abstractNumId w:val="992"/>
+  </w:num>
+  <w:num w:numId="1020">
     <w:abstractNumId w:val="992"/>
   </w:num>
 </w:numbering>
